--- a/Lec/Data Mining/revision/RE note.docx
+++ b/Lec/Data Mining/revision/RE note.docx
@@ -9,9 +9,6 @@
           <w:ilvl w:val="0"/>
           <w:numId w:val="1"/>
         </w:numPr>
-        <w:rPr>
-          <w:rFonts w:hint="eastAsia"/>
-        </w:rPr>
       </w:pPr>
       <w:r>
         <w:t>Level of measurement</w:t>
@@ -23,7 +20,13 @@
         <w:t>（</w:t>
       </w:r>
       <w:r>
-        <w:t>nominal、ordinal、interval、range）</w:t>
+        <w:t>nominal、ordinal、interval、</w:t>
+      </w:r>
+      <w:r>
+        <w:t>ratio</w:t>
+      </w:r>
+      <w:r>
+        <w:t>）</w:t>
       </w:r>
       <w:r>
         <w:rPr>
@@ -213,9 +216,6 @@
       <w:pPr>
         <w:pStyle w:val="a9"/>
         <w:ind w:left="360"/>
-        <w:rPr>
-          <w:rFonts w:hint="eastAsia"/>
-        </w:rPr>
       </w:pPr>
     </w:p>
     <w:p>
@@ -225,15 +225,12 @@
           <w:ilvl w:val="0"/>
           <w:numId w:val="1"/>
         </w:numPr>
-        <w:rPr>
-          <w:rFonts w:hint="eastAsia"/>
-        </w:rPr>
-      </w:pPr>
-      <w:r>
-        <w:t>Up sampling</w:t>
-      </w:r>
-      <w:r>
-        <w:t xml:space="preserve"> in binary classification</w:t>
+      </w:pPr>
+      <w:r>
+        <w:t>Up sampling in binary classification</w:t>
+      </w:r>
+      <w:r>
+        <w:t>理解二分类中上采样的目的和实现方法</w:t>
       </w:r>
       <w:r>
         <w:rPr>
@@ -302,9 +299,6 @@
       <w:pPr>
         <w:pStyle w:val="a9"/>
         <w:ind w:left="360"/>
-        <w:rPr>
-          <w:rFonts w:hint="eastAsia"/>
-        </w:rPr>
       </w:pPr>
     </w:p>
     <w:p>
@@ -326,11 +320,314 @@
       <w:r>
         <w:t>、 split-apply-combine、bucketing（概念和实例）</w:t>
       </w:r>
-      <w:r>
-        <w:rPr>
-          <w:rFonts w:hint="eastAsia"/>
-        </w:rPr>
-        <w:t>lec6</w:t>
+    </w:p>
+    <w:p>
+      <w:pPr>
+        <w:pStyle w:val="a9"/>
+        <w:ind w:left="360"/>
+      </w:pPr>
+    </w:p>
+    <w:p>
+      <w:pPr>
+        <w:pStyle w:val="a9"/>
+        <w:ind w:left="360"/>
+      </w:pPr>
+      <w:r>
+        <w:rPr>
+          <w:rFonts w:hint="eastAsia"/>
+        </w:rPr>
+        <w:t>D</w:t>
+      </w:r>
+      <w:r>
+        <w:t>ummy coding</w:t>
+      </w:r>
+      <w:r>
+        <w:rPr>
+          <w:rFonts w:hint="eastAsia"/>
+        </w:rPr>
+        <w:t xml:space="preserve"> lec</w:t>
+      </w:r>
+      <w:r>
+        <w:rPr>
+          <w:rFonts w:hint="eastAsia"/>
+        </w:rPr>
+        <w:t>4</w:t>
+      </w:r>
+      <w:r>
+        <w:rPr>
+          <w:rFonts w:hint="eastAsia"/>
+        </w:rPr>
+        <w:t xml:space="preserve"> p</w:t>
+      </w:r>
+      <w:r>
+        <w:rPr>
+          <w:rFonts w:hint="eastAsia"/>
+        </w:rPr>
+        <w:t>25</w:t>
+      </w:r>
+    </w:p>
+    <w:p>
+      <w:pPr>
+        <w:pStyle w:val="a9"/>
+        <w:ind w:left="360"/>
+      </w:pPr>
+      <w:r>
+        <w:rPr>
+          <w:rFonts w:hint="eastAsia"/>
+        </w:rPr>
+        <w:t>将分类变量转换为表示相同数据的一组数值（布尔值）</w:t>
+      </w:r>
+    </w:p>
+    <w:p>
+      <w:pPr>
+        <w:pStyle w:val="a9"/>
+        <w:ind w:left="360"/>
+      </w:pPr>
+      <w:r>
+        <w:tab/>
+      </w:r>
+      <w:r>
+        <w:tab/>
+        <w:t>在处理名义nominal变量或有序ordinal变量时特别有用</w:t>
+      </w:r>
+    </w:p>
+    <w:p>
+      <w:pPr>
+        <w:pStyle w:val="a9"/>
+        <w:ind w:left="360"/>
+      </w:pPr>
+      <w:r>
+        <w:tab/>
+      </w:r>
+      <w:r>
+        <w:tab/>
+        <w:t>如：描述高度时不直接表示高度，而是用tall，medium，short 1/0表示</w:t>
+      </w:r>
+    </w:p>
+    <w:p>
+      <w:pPr>
+        <w:pStyle w:val="a9"/>
+        <w:ind w:left="360"/>
+      </w:pPr>
+    </w:p>
+    <w:p>
+      <w:pPr>
+        <w:pStyle w:val="a9"/>
+        <w:ind w:left="360"/>
+      </w:pPr>
+      <w:r>
+        <w:t>split-apply-combine</w:t>
+      </w:r>
+      <w:r>
+        <w:rPr>
+          <w:rFonts w:hint="eastAsia"/>
+        </w:rPr>
+        <w:t xml:space="preserve"> lec4 p35</w:t>
+      </w:r>
+    </w:p>
+    <w:p>
+      <w:pPr>
+        <w:pStyle w:val="a9"/>
+        <w:ind w:left="360" w:firstLine="60"/>
+      </w:pPr>
+      <w:r>
+        <w:t>[Split]: 根据某些标准将数据集[分割]成组</w:t>
+      </w:r>
+    </w:p>
+    <w:p>
+      <w:pPr>
+        <w:pStyle w:val="a9"/>
+        <w:ind w:left="360"/>
+      </w:pPr>
+      <w:r>
+        <w:tab/>
+        <w:t>[Apply]: 对每个组[应用]一些函数</w:t>
+      </w:r>
+    </w:p>
+    <w:p>
+      <w:pPr>
+        <w:pStyle w:val="a9"/>
+        <w:ind w:left="360"/>
+      </w:pPr>
+      <w:r>
+        <w:tab/>
+        <w:t>[Combine]: 将结果[组合]成一个新转换的数据集</w:t>
+      </w:r>
+    </w:p>
+    <w:p>
+      <w:pPr>
+        <w:pStyle w:val="a9"/>
+        <w:ind w:left="360"/>
+      </w:pPr>
+    </w:p>
+    <w:p>
+      <w:pPr>
+        <w:pStyle w:val="a9"/>
+        <w:ind w:left="360"/>
+      </w:pPr>
+      <w:r>
+        <w:t xml:space="preserve">Data </w:t>
+      </w:r>
+      <w:proofErr w:type="spellStart"/>
+      <w:r>
+        <w:t>Downsampling</w:t>
+      </w:r>
+      <w:proofErr w:type="spellEnd"/>
+      <w:r>
+        <w:t>下采样</w:t>
+      </w:r>
+      <w:r>
+        <w:rPr>
+          <w:rFonts w:hint="eastAsia"/>
+        </w:rPr>
+        <w:t>（</w:t>
+      </w:r>
+      <w:r>
+        <w:t>想要预测数据集中非常罕见的事件，而这些事件的例子很少</w:t>
+      </w:r>
+      <w:r>
+        <w:rPr>
+          <w:rFonts w:hint="eastAsia"/>
+        </w:rPr>
+        <w:t>，</w:t>
+      </w:r>
+      <w:r>
+        <w:rPr>
+          <w:rFonts w:hint="eastAsia"/>
+        </w:rPr>
+        <w:t>您希望确保模型不会“作弊”</w:t>
+      </w:r>
+      <w:r>
+        <w:rPr>
+          <w:rFonts w:hint="eastAsia"/>
+        </w:rPr>
+        <w:t>，</w:t>
+      </w:r>
+      <w:r>
+        <w:t>实现这一目标的一种方法是解决潜在的类别不平衡问题</w:t>
+      </w:r>
+      <w:r>
+        <w:rPr>
+          <w:rFonts w:hint="eastAsia"/>
+        </w:rPr>
+        <w:t>）</w:t>
+      </w:r>
+      <w:r>
+        <w:t>：</w:t>
+      </w:r>
+    </w:p>
+    <w:p>
+      <w:pPr>
+        <w:pStyle w:val="a9"/>
+        <w:ind w:left="360"/>
+      </w:pPr>
+      <w:r>
+        <w:tab/>
+      </w:r>
+      <w:r>
+        <w:tab/>
+        <w:t>对多数类进行采样，使其数量等于少数类的数量</w:t>
+      </w:r>
+    </w:p>
+    <w:p>
+      <w:pPr>
+        <w:pStyle w:val="a9"/>
+        <w:ind w:left="360"/>
+      </w:pPr>
+      <w:r>
+        <w:tab/>
+      </w:r>
+      <w:r>
+        <w:tab/>
+      </w:r>
+      <w:r>
+        <w:t>可以通过随机采样来实现</w:t>
+      </w:r>
+    </w:p>
+    <w:p>
+      <w:pPr>
+        <w:pStyle w:val="a9"/>
+        <w:ind w:left="360"/>
+      </w:pPr>
+      <w:r>
+        <w:tab/>
+      </w:r>
+      <w:r>
+        <w:tab/>
+        <w:t>好处是类别平衡</w:t>
+      </w:r>
+      <w:r>
+        <w:t>balanced classes</w:t>
+      </w:r>
+      <w:r>
+        <w:t>。但缺点是我们现在拥有的数据少得多</w:t>
+      </w:r>
+    </w:p>
+    <w:p>
+      <w:r>
+        <w:tab/>
+      </w:r>
+    </w:p>
+    <w:p>
+      <w:r>
+        <w:tab/>
+      </w:r>
+      <w:r>
+        <w:t>Bucketing</w:t>
+      </w:r>
+      <w:r>
+        <w:rPr>
+          <w:rFonts w:hint="eastAsia"/>
+        </w:rPr>
+        <w:t xml:space="preserve"> lec4 p28</w:t>
+      </w:r>
+    </w:p>
+    <w:p>
+      <w:r>
+        <w:tab/>
+      </w:r>
+      <w:r>
+        <w:rPr>
+          <w:rFonts w:hint="eastAsia"/>
+        </w:rPr>
+        <w:t>有时我们可能希望将数值（区间或比例）数据转换为有序类别</w:t>
+      </w:r>
+    </w:p>
+    <w:p>
+      <w:r>
+        <w:lastRenderedPageBreak/>
+        <w:tab/>
+      </w:r>
+      <w:r>
+        <w:tab/>
+        <w:t>当我们要处理共享某些相似数值属性的组时，这很有用</w:t>
+      </w:r>
+    </w:p>
+    <w:p>
+      <w:r>
+        <w:tab/>
+      </w:r>
+      <w:r>
+        <w:tab/>
+        <w:t>将数值数据放入“箱”或“桶”中</w:t>
+      </w:r>
+    </w:p>
+    <w:p>
+      <w:r>
+        <w:tab/>
+      </w:r>
+      <w:r>
+        <w:tab/>
+        <w:t>如：[15, 17, 24, 28, 33, 45]年龄，可以转换为[11-19, 20-29, 30-39, 40+]</w:t>
+      </w:r>
+    </w:p>
+    <w:p>
+      <w:r>
+        <w:tab/>
+      </w:r>
+      <w:r>
+        <w:tab/>
+        <w:t>[青少年, 青少年, 成年人, 成年人, 成年人, 成年人]</w:t>
       </w:r>
     </w:p>
     <w:p/>
@@ -355,9 +652,212 @@
     <w:p>
       <w:pPr>
         <w:pStyle w:val="a9"/>
-        <w:rPr>
-          <w:rFonts w:hint="eastAsia"/>
-        </w:rPr>
+      </w:pPr>
+      <w:r>
+        <w:rPr>
+          <w:rFonts w:hint="eastAsia"/>
+        </w:rPr>
+        <w:t>提供了一种结构化和模块化</w:t>
+      </w:r>
+      <w:r>
+        <w:t>modular的方法，用于设计和理解可视化的核心组件Components：Data, Aesthetics美学属性, Geometries, Scales比例尺, Facets面元, Coordinate坐标系 systems, Statistical transformations</w:t>
+      </w:r>
+    </w:p>
+    <w:p>
+      <w:pPr>
+        <w:pStyle w:val="a9"/>
+      </w:pPr>
+    </w:p>
+    <w:p>
+      <w:pPr>
+        <w:pStyle w:val="a9"/>
+      </w:pPr>
+      <w:r>
+        <w:rPr>
+          <w:b/>
+          <w:bCs/>
+        </w:rPr>
+        <w:t>Data</w:t>
+      </w:r>
+      <w:r>
+        <w:t>：</w:t>
+      </w:r>
+      <w:r>
+        <w:t>可视化的基础，包含了所有需要展示的信息</w:t>
+      </w:r>
+      <w:r>
+        <w:rPr>
+          <w:rFonts w:hint="eastAsia"/>
+        </w:rPr>
+        <w:t>，</w:t>
+      </w:r>
+      <w:r>
+        <w:t>可以是原始数据，也可以是经过处理或清洗的数据</w:t>
+      </w:r>
+    </w:p>
+    <w:p>
+      <w:pPr>
+        <w:pStyle w:val="a9"/>
+      </w:pPr>
+      <w:r>
+        <w:rPr>
+          <w:b/>
+          <w:bCs/>
+        </w:rPr>
+        <w:t>Aesthetics</w:t>
+      </w:r>
+      <w:r>
+        <w:t>：x轴y轴，颜色，字体</w:t>
+      </w:r>
+    </w:p>
+    <w:p>
+      <w:pPr>
+        <w:pStyle w:val="a9"/>
+      </w:pPr>
+      <w:r>
+        <w:rPr>
+          <w:b/>
+          <w:bCs/>
+        </w:rPr>
+        <w:t>Geometries</w:t>
+      </w:r>
+      <w:r>
+        <w:t>：数据在图形中呈现的形状或形式。它决定了创建的图形类型</w:t>
+      </w:r>
+      <w:r>
+        <w:rPr>
+          <w:rFonts w:hint="eastAsia"/>
+        </w:rPr>
+        <w:t xml:space="preserve"> </w:t>
+      </w:r>
+      <w:r>
+        <w:t>点、线、条形、箱形等</w:t>
+      </w:r>
+    </w:p>
+    <w:p>
+      <w:pPr>
+        <w:pStyle w:val="a9"/>
+      </w:pPr>
+      <w:r>
+        <w:rPr>
+          <w:b/>
+          <w:bCs/>
+        </w:rPr>
+        <w:t>Scales</w:t>
+      </w:r>
+      <w:r>
+        <w:t>：控制了从数据值到可视化美学属性的映射</w:t>
+      </w:r>
+      <w:r>
+        <w:rPr>
+          <w:rFonts w:hint="eastAsia"/>
+        </w:rPr>
+        <w:t xml:space="preserve"> </w:t>
+      </w:r>
+      <w:r>
+        <w:t>例如，将数值范围映射到颜色梯度或线条粗细</w:t>
+      </w:r>
+    </w:p>
+    <w:p>
+      <w:pPr>
+        <w:pStyle w:val="a9"/>
+      </w:pPr>
+      <w:r>
+        <w:rPr>
+          <w:b/>
+          <w:bCs/>
+        </w:rPr>
+        <w:t>Facets</w:t>
+      </w:r>
+      <w:r>
+        <w:t>：可用于根据一个或多个分类变量的值生成多个子图</w:t>
+      </w:r>
+      <w:r>
+        <w:rPr>
+          <w:rFonts w:hint="eastAsia"/>
+        </w:rPr>
+        <w:t xml:space="preserve"> </w:t>
+      </w:r>
+      <w:r>
+        <w:t>用于比较不同组或类别之间的数据</w:t>
+      </w:r>
+    </w:p>
+    <w:p>
+      <w:pPr>
+        <w:pStyle w:val="a9"/>
+      </w:pPr>
+      <w:r>
+        <w:rPr>
+          <w:b/>
+          <w:bCs/>
+        </w:rPr>
+        <w:t>Coordinates</w:t>
+      </w:r>
+      <w:r>
+        <w:rPr>
+          <w:rFonts w:hint="eastAsia"/>
+          <w:b/>
+          <w:bCs/>
+        </w:rPr>
+        <w:t xml:space="preserve"> </w:t>
+      </w:r>
+      <w:r>
+        <w:rPr>
+          <w:b/>
+          <w:bCs/>
+        </w:rPr>
+        <w:t>systems</w:t>
+      </w:r>
+      <w:r>
+        <w:t>：控制数据点在图形上的布局</w:t>
+      </w:r>
+      <w:r>
+        <w:rPr>
+          <w:rFonts w:hint="eastAsia"/>
+        </w:rPr>
+        <w:t xml:space="preserve"> </w:t>
+      </w:r>
+      <w:r>
+        <w:t>点在图中的位置</w:t>
+      </w:r>
+    </w:p>
+    <w:p>
+      <w:pPr>
+        <w:pStyle w:val="a9"/>
+      </w:pPr>
+      <w:r>
+        <w:rPr>
+          <w:b/>
+          <w:bCs/>
+        </w:rPr>
+        <w:t xml:space="preserve">Statistical </w:t>
+      </w:r>
+      <w:r>
+        <w:rPr>
+          <w:b/>
+          <w:bCs/>
+        </w:rPr>
+        <w:t>Transformation</w:t>
+      </w:r>
+      <w:r>
+        <w:t>：</w:t>
+      </w:r>
+      <w:r>
+        <w:t>对数据进行统计变换，例如平滑、分组或添加噪声</w:t>
+      </w:r>
+      <w:r>
+        <w:rPr>
+          <w:rFonts w:hint="eastAsia"/>
+        </w:rPr>
+        <w:t xml:space="preserve"> </w:t>
+      </w:r>
+      <w:r>
+        <w:t>用于突出数据特征或减少噪声</w:t>
+      </w:r>
+    </w:p>
+    <w:p>
+      <w:pPr>
+        <w:pStyle w:val="a9"/>
       </w:pPr>
     </w:p>
     <w:p>
@@ -401,9 +901,146 @@
     <w:p>
       <w:pPr>
         <w:pStyle w:val="a9"/>
-        <w:rPr>
-          <w:rFonts w:hint="eastAsia"/>
-        </w:rPr>
+      </w:pPr>
+      <w:r>
+        <w:t>Pearson</w:t>
+      </w:r>
+      <w:r>
+        <w:rPr>
+          <w:rFonts w:hint="eastAsia"/>
+        </w:rPr>
+        <w:t>系数：</w:t>
+      </w:r>
+      <w:r>
+        <w:rPr>
+          <w:noProof/>
+        </w:rPr>
+        <w:drawing>
+          <wp:inline distT="0" distB="0" distL="0" distR="0" wp14:anchorId="389FD965" wp14:editId="290FC407">
+            <wp:extent cx="2151218" cy="383831"/>
+            <wp:effectExtent l="0" t="0" r="1905" b="0"/>
+            <wp:docPr id="13" name="图片 13" descr="文本&#10;&#10;AI 生成的内容可能不正确。"/>
+            <wp:cNvGraphicFramePr>
+              <a:graphicFrameLocks xmlns:a="http://schemas.openxmlformats.org/drawingml/2006/main" noChangeAspect="1"/>
+            </wp:cNvGraphicFramePr>
+            <a:graphic xmlns:a="http://schemas.openxmlformats.org/drawingml/2006/main">
+              <a:graphicData uri="http://schemas.openxmlformats.org/drawingml/2006/picture">
+                <pic:pic xmlns:pic="http://schemas.openxmlformats.org/drawingml/2006/picture">
+                  <pic:nvPicPr>
+                    <pic:cNvPr id="13" name="图片 13" descr="文本&#10;&#10;AI 生成的内容可能不正确。"/>
+                    <pic:cNvPicPr/>
+                  </pic:nvPicPr>
+                  <pic:blipFill>
+                    <a:blip r:embed="rId7"/>
+                    <a:stretch>
+                      <a:fillRect/>
+                    </a:stretch>
+                  </pic:blipFill>
+                  <pic:spPr>
+                    <a:xfrm>
+                      <a:off x="0" y="0"/>
+                      <a:ext cx="2194709" cy="391591"/>
+                    </a:xfrm>
+                    <a:prstGeom prst="rect">
+                      <a:avLst/>
+                    </a:prstGeom>
+                  </pic:spPr>
+                </pic:pic>
+              </a:graphicData>
+            </a:graphic>
+          </wp:inline>
+        </w:drawing>
+      </w:r>
+      <w:r>
+        <w:rPr>
+          <w:rFonts w:hint="eastAsia"/>
+        </w:rPr>
+        <w:t>（sample）</w:t>
+      </w:r>
+    </w:p>
+    <w:p>
+      <w:pPr>
+        <w:pStyle w:val="a9"/>
+      </w:pPr>
+      <w:r>
+        <w:rPr>
+          <w:rFonts w:hint="eastAsia"/>
+        </w:rPr>
+        <w:t>协方差（</w:t>
+      </w:r>
+      <w:r>
+        <w:t>两个变量之间的线性关系强度和方向</w:t>
+      </w:r>
+      <w:r>
+        <w:rPr>
+          <w:rFonts w:hint="eastAsia"/>
+        </w:rPr>
+        <w:t>）/标准差*标准差（</w:t>
+      </w:r>
+      <w:r>
+        <w:t>每个变量的离散程度</w:t>
+      </w:r>
+      <w:r>
+        <w:rPr>
+          <w:rFonts w:hint="eastAsia"/>
+        </w:rPr>
+        <w:t>）</w:t>
+      </w:r>
+    </w:p>
+    <w:p>
+      <w:pPr>
+        <w:pStyle w:val="a9"/>
+      </w:pPr>
+      <w:r>
+        <w:rPr>
+          <w:rFonts w:hint="eastAsia"/>
+        </w:rPr>
+        <w:t>协方差：</w:t>
+      </w:r>
+      <w:r>
+        <w:rPr>
+          <w:noProof/>
+        </w:rPr>
+        <w:drawing>
+          <wp:inline distT="0" distB="0" distL="0" distR="0" wp14:anchorId="5539FD2C" wp14:editId="7A57CE8C">
+            <wp:extent cx="1173392" cy="167628"/>
+            <wp:effectExtent l="0" t="0" r="0" b="4445"/>
+            <wp:docPr id="1947760303" name="图片 1" descr="手机屏幕截图&#10;&#10;AI 生成的内容可能不正确。"/>
+            <wp:cNvGraphicFramePr>
+              <a:graphicFrameLocks xmlns:a="http://schemas.openxmlformats.org/drawingml/2006/main" noChangeAspect="1"/>
+            </wp:cNvGraphicFramePr>
+            <a:graphic xmlns:a="http://schemas.openxmlformats.org/drawingml/2006/main">
+              <a:graphicData uri="http://schemas.openxmlformats.org/drawingml/2006/picture">
+                <pic:pic xmlns:pic="http://schemas.openxmlformats.org/drawingml/2006/picture">
+                  <pic:nvPicPr>
+                    <pic:cNvPr id="1947760303" name="图片 1" descr="手机屏幕截图&#10;&#10;AI 生成的内容可能不正确。"/>
+                    <pic:cNvPicPr/>
+                  </pic:nvPicPr>
+                  <pic:blipFill>
+                    <a:blip r:embed="rId8"/>
+                    <a:stretch>
+                      <a:fillRect/>
+                    </a:stretch>
+                  </pic:blipFill>
+                  <pic:spPr>
+                    <a:xfrm>
+                      <a:off x="0" y="0"/>
+                      <a:ext cx="1216111" cy="173731"/>
+                    </a:xfrm>
+                    <a:prstGeom prst="rect">
+                      <a:avLst/>
+                    </a:prstGeom>
+                  </pic:spPr>
+                </pic:pic>
+              </a:graphicData>
+            </a:graphic>
+          </wp:inline>
+        </w:drawing>
+      </w:r>
+    </w:p>
+    <w:p>
+      <w:pPr>
+        <w:pStyle w:val="a9"/>
       </w:pPr>
     </w:p>
     <w:p>
@@ -427,10 +1064,165 @@
     <w:p>
       <w:pPr>
         <w:pStyle w:val="a9"/>
-        <w:rPr>
-          <w:rFonts w:hint="eastAsia"/>
-        </w:rPr>
-      </w:pPr>
+      </w:pPr>
+      <w:r>
+        <w:t>Strong Positive Correlation</w:t>
+      </w:r>
+      <w:r>
+        <w:rPr>
+          <w:rFonts w:hint="eastAsia"/>
+        </w:rPr>
+        <w:t>：</w:t>
+      </w:r>
+      <w:r>
+        <w:rPr>
+          <w:noProof/>
+        </w:rPr>
+        <w:drawing>
+          <wp:inline distT="0" distB="0" distL="0" distR="0" wp14:anchorId="7BC807BB" wp14:editId="4ECB5BD1">
+            <wp:extent cx="2193503" cy="1652918"/>
+            <wp:effectExtent l="0" t="0" r="0" b="4445"/>
+            <wp:docPr id="1162501406" name="图片 1"/>
+            <wp:cNvGraphicFramePr>
+              <a:graphicFrameLocks xmlns:a="http://schemas.openxmlformats.org/drawingml/2006/main" noChangeAspect="1"/>
+            </wp:cNvGraphicFramePr>
+            <a:graphic xmlns:a="http://schemas.openxmlformats.org/drawingml/2006/main">
+              <a:graphicData uri="http://schemas.openxmlformats.org/drawingml/2006/picture">
+                <pic:pic xmlns:pic="http://schemas.openxmlformats.org/drawingml/2006/picture">
+                  <pic:nvPicPr>
+                    <pic:cNvPr id="1162501406" name=""/>
+                    <pic:cNvPicPr/>
+                  </pic:nvPicPr>
+                  <pic:blipFill>
+                    <a:blip r:embed="rId9"/>
+                    <a:stretch>
+                      <a:fillRect/>
+                    </a:stretch>
+                  </pic:blipFill>
+                  <pic:spPr>
+                    <a:xfrm>
+                      <a:off x="0" y="0"/>
+                      <a:ext cx="2203897" cy="1660750"/>
+                    </a:xfrm>
+                    <a:prstGeom prst="rect">
+                      <a:avLst/>
+                    </a:prstGeom>
+                  </pic:spPr>
+                </pic:pic>
+              </a:graphicData>
+            </a:graphic>
+          </wp:inline>
+        </w:drawing>
+      </w:r>
+    </w:p>
+    <w:p>
+      <w:pPr>
+        <w:pStyle w:val="a9"/>
+      </w:pPr>
+      <w:r>
+        <w:lastRenderedPageBreak/>
+        <w:t>Weak Correlation</w:t>
+      </w:r>
+      <w:r>
+        <w:rPr>
+          <w:rFonts w:hint="eastAsia"/>
+        </w:rPr>
+        <w:t>：</w:t>
+      </w:r>
+      <w:r>
+        <w:rPr>
+          <w:noProof/>
+        </w:rPr>
+        <w:drawing>
+          <wp:inline distT="0" distB="0" distL="0" distR="0" wp14:anchorId="54870728" wp14:editId="666557B9">
+            <wp:extent cx="1992991" cy="1506381"/>
+            <wp:effectExtent l="0" t="0" r="7620" b="0"/>
+            <wp:docPr id="823521206" name="图片 1" descr="图表, 散点图&#10;&#10;AI 生成的内容可能不正确。"/>
+            <wp:cNvGraphicFramePr>
+              <a:graphicFrameLocks xmlns:a="http://schemas.openxmlformats.org/drawingml/2006/main" noChangeAspect="1"/>
+            </wp:cNvGraphicFramePr>
+            <a:graphic xmlns:a="http://schemas.openxmlformats.org/drawingml/2006/main">
+              <a:graphicData uri="http://schemas.openxmlformats.org/drawingml/2006/picture">
+                <pic:pic xmlns:pic="http://schemas.openxmlformats.org/drawingml/2006/picture">
+                  <pic:nvPicPr>
+                    <pic:cNvPr id="823521206" name="图片 1" descr="图表, 散点图&#10;&#10;AI 生成的内容可能不正确。"/>
+                    <pic:cNvPicPr/>
+                  </pic:nvPicPr>
+                  <pic:blipFill>
+                    <a:blip r:embed="rId10"/>
+                    <a:stretch>
+                      <a:fillRect/>
+                    </a:stretch>
+                  </pic:blipFill>
+                  <pic:spPr>
+                    <a:xfrm>
+                      <a:off x="0" y="0"/>
+                      <a:ext cx="1999197" cy="1511071"/>
+                    </a:xfrm>
+                    <a:prstGeom prst="rect">
+                      <a:avLst/>
+                    </a:prstGeom>
+                  </pic:spPr>
+                </pic:pic>
+              </a:graphicData>
+            </a:graphic>
+          </wp:inline>
+        </w:drawing>
+      </w:r>
+    </w:p>
+    <w:p>
+      <w:pPr>
+        <w:pStyle w:val="a9"/>
+      </w:pPr>
+      <w:r>
+        <w:t>Negative Correlation</w:t>
+      </w:r>
+      <w:r>
+        <w:rPr>
+          <w:rFonts w:hint="eastAsia"/>
+        </w:rPr>
+        <w:t>：</w:t>
+      </w:r>
+      <w:r>
+        <w:rPr>
+          <w:noProof/>
+        </w:rPr>
+        <w:drawing>
+          <wp:inline distT="0" distB="0" distL="0" distR="0" wp14:anchorId="266E30AF" wp14:editId="3AD0CB91">
+            <wp:extent cx="2130077" cy="1609226"/>
+            <wp:effectExtent l="0" t="0" r="3810" b="0"/>
+            <wp:docPr id="1322933728" name="图片 1" descr="图表, 散点图&#10;&#10;AI 生成的内容可能不正确。"/>
+            <wp:cNvGraphicFramePr>
+              <a:graphicFrameLocks xmlns:a="http://schemas.openxmlformats.org/drawingml/2006/main" noChangeAspect="1"/>
+            </wp:cNvGraphicFramePr>
+            <a:graphic xmlns:a="http://schemas.openxmlformats.org/drawingml/2006/main">
+              <a:graphicData uri="http://schemas.openxmlformats.org/drawingml/2006/picture">
+                <pic:pic xmlns:pic="http://schemas.openxmlformats.org/drawingml/2006/picture">
+                  <pic:nvPicPr>
+                    <pic:cNvPr id="1322933728" name="图片 1" descr="图表, 散点图&#10;&#10;AI 生成的内容可能不正确。"/>
+                    <pic:cNvPicPr/>
+                  </pic:nvPicPr>
+                  <pic:blipFill>
+                    <a:blip r:embed="rId11"/>
+                    <a:stretch>
+                      <a:fillRect/>
+                    </a:stretch>
+                  </pic:blipFill>
+                  <pic:spPr>
+                    <a:xfrm>
+                      <a:off x="0" y="0"/>
+                      <a:ext cx="2142718" cy="1618776"/>
+                    </a:xfrm>
+                    <a:prstGeom prst="rect">
+                      <a:avLst/>
+                    </a:prstGeom>
+                  </pic:spPr>
+                </pic:pic>
+              </a:graphicData>
+            </a:graphic>
+          </wp:inline>
+        </w:drawing>
+      </w:r>
     </w:p>
     <w:p>
       <w:pPr>
@@ -459,9 +1251,366 @@
     <w:p>
       <w:pPr>
         <w:pStyle w:val="a9"/>
-        <w:rPr>
-          <w:rFonts w:hint="eastAsia"/>
-        </w:rPr>
+      </w:pPr>
+      <w:r>
+        <w:t>Null Hypothesis Statistical Testing</w:t>
+      </w:r>
+      <w:r>
+        <w:rPr>
+          <w:rFonts w:hint="eastAsia"/>
+        </w:rPr>
+        <w:t>零假设检验</w:t>
+      </w:r>
+      <w:r>
+        <w:rPr>
+          <w:rFonts w:hint="eastAsia"/>
+        </w:rPr>
+        <w:t xml:space="preserve"> </w:t>
+      </w:r>
+      <w:r>
+        <w:rPr>
+          <w:rFonts w:hint="eastAsia"/>
+        </w:rPr>
+        <w:t>一组用于确定数据是否支持特定假设的统计方法</w:t>
+      </w:r>
+    </w:p>
+    <w:p>
+      <w:pPr>
+        <w:pStyle w:val="a9"/>
+      </w:pPr>
+      <w:r>
+        <w:t>例如，假设“大麦品种 A 的产量大于品种 B”</w:t>
+      </w:r>
+    </w:p>
+    <w:p>
+      <w:pPr>
+        <w:pStyle w:val="a9"/>
+      </w:pPr>
+      <w:r>
+        <w:t>null hypothesis</w:t>
+      </w:r>
+      <w:r>
+        <w:rPr>
+          <w:rFonts w:hint="eastAsia"/>
+        </w:rPr>
+        <w:t>(H</w:t>
+      </w:r>
+      <w:r>
+        <w:rPr>
+          <w:rFonts w:hint="eastAsia"/>
+          <w:vertAlign w:val="subscript"/>
+        </w:rPr>
+        <w:t>0</w:t>
+      </w:r>
+      <w:r>
+        <w:rPr>
+          <w:rFonts w:hint="eastAsia"/>
+        </w:rPr>
+        <w:t>零假设)</w:t>
+      </w:r>
+      <w:r>
+        <w:t>指正在研究的效果不存在</w:t>
+      </w:r>
+    </w:p>
+    <w:p>
+      <w:pPr>
+        <w:pStyle w:val="a9"/>
+      </w:pPr>
+      <w:r>
+        <w:t>alternative hypothesis</w:t>
+      </w:r>
+      <w:r>
+        <w:rPr>
+          <w:rFonts w:hint="eastAsia"/>
+        </w:rPr>
+        <w:t>(H</w:t>
+      </w:r>
+      <w:r>
+        <w:rPr>
+          <w:rFonts w:hint="eastAsia"/>
+          <w:vertAlign w:val="subscript"/>
+        </w:rPr>
+        <w:t>1</w:t>
+      </w:r>
+      <w:r>
+        <w:rPr>
+          <w:rFonts w:hint="eastAsia"/>
+        </w:rPr>
+        <w:t>;H</w:t>
+      </w:r>
+      <w:r>
+        <w:rPr>
+          <w:rFonts w:hint="eastAsia"/>
+          <w:vertAlign w:val="subscript"/>
+        </w:rPr>
+        <w:t>a</w:t>
+      </w:r>
+      <w:r>
+        <w:t>备择假设</w:t>
+      </w:r>
+      <w:r>
+        <w:rPr>
+          <w:rFonts w:hint="eastAsia"/>
+        </w:rPr>
+        <w:t>)</w:t>
+      </w:r>
+      <w:r>
+        <w:t>指你想要测试的内容</w:t>
+      </w:r>
+    </w:p>
+    <w:p>
+      <w:pPr>
+        <w:pStyle w:val="a9"/>
+      </w:pPr>
+    </w:p>
+    <w:p>
+      <w:pPr>
+        <w:pStyle w:val="a9"/>
+      </w:pPr>
+      <w:r>
+        <w:t>idea:</w:t>
+      </w:r>
+    </w:p>
+    <w:p>
+      <w:pPr>
+        <w:pStyle w:val="a9"/>
+      </w:pPr>
+      <w:r>
+        <w:tab/>
+        <w:t>使用统计测试计算一个“p 值”，其中 0 &lt; p &lt; 1</w:t>
+      </w:r>
+    </w:p>
+    <w:p>
+      <w:pPr>
+        <w:pStyle w:val="a9"/>
+      </w:pPr>
+      <w:r>
+        <w:tab/>
+        <w:t>如果这个 p 值低于某个阈值（通常是 0.05），我们可能会说结果是“具有统计学意义statistically significant’”的</w:t>
+      </w:r>
+    </w:p>
+    <w:p>
+      <w:pPr>
+        <w:pStyle w:val="a9"/>
+      </w:pPr>
+    </w:p>
+    <w:p>
+      <w:pPr>
+        <w:pStyle w:val="a9"/>
+      </w:pPr>
+      <w:r>
+        <w:t>P值：零假设为真的情况下，观察到至少与实际结果一样极端的测试结果的概率</w:t>
+      </w:r>
+    </w:p>
+    <w:p>
+      <w:pPr>
+        <w:pStyle w:val="a9"/>
+      </w:pPr>
+    </w:p>
+    <w:p>
+      <w:pPr>
+        <w:pStyle w:val="a9"/>
+      </w:pPr>
+      <w:r>
+        <w:t>Effect Size：</w:t>
+      </w:r>
+    </w:p>
+    <w:p>
+      <w:pPr>
+        <w:pStyle w:val="a9"/>
+      </w:pPr>
+      <w:r>
+        <w:tab/>
+        <w:t>两个或多个变量或组之间关系强度</w:t>
+      </w:r>
+    </w:p>
+    <w:p>
+      <w:pPr>
+        <w:pStyle w:val="a9"/>
+      </w:pPr>
+      <w:r>
+        <w:tab/>
+      </w:r>
+      <w:r>
+        <w:t>效应有多大（例如，品种 A 对产量与品种 B 相比的影响有多大）</w:t>
+      </w:r>
+    </w:p>
+    <w:p>
+      <w:pPr>
+        <w:pStyle w:val="a9"/>
+      </w:pPr>
+      <w:r>
+        <w:t>Sample Size：</w:t>
+      </w:r>
+    </w:p>
+    <w:p>
+      <w:pPr>
+        <w:pStyle w:val="a9"/>
+      </w:pPr>
+      <w:r>
+        <w:tab/>
+        <w:t>NHST 的结果还将取决于样本量</w:t>
+      </w:r>
+    </w:p>
+    <w:p>
+      <w:pPr>
+        <w:pStyle w:val="a9"/>
+      </w:pPr>
+      <w:r>
+        <w:tab/>
+        <w:t>随着样本量增加，总体更加准确的反映</w:t>
+      </w:r>
+    </w:p>
+    <w:p>
+      <w:pPr>
+        <w:pStyle w:val="a9"/>
+      </w:pPr>
+      <w:r>
+        <w:rPr>
+          <w:noProof/>
+        </w:rPr>
+        <w:lastRenderedPageBreak/>
+        <w:drawing>
+          <wp:inline distT="0" distB="0" distL="0" distR="0" wp14:anchorId="7FA7C164" wp14:editId="76ED7D88">
+            <wp:extent cx="2341499" cy="1765286"/>
+            <wp:effectExtent l="0" t="0" r="1905" b="6985"/>
+            <wp:docPr id="1894882443" name="图片 1"/>
+            <wp:cNvGraphicFramePr>
+              <a:graphicFrameLocks xmlns:a="http://schemas.openxmlformats.org/drawingml/2006/main" noChangeAspect="1"/>
+            </wp:cNvGraphicFramePr>
+            <a:graphic xmlns:a="http://schemas.openxmlformats.org/drawingml/2006/main">
+              <a:graphicData uri="http://schemas.openxmlformats.org/drawingml/2006/picture">
+                <pic:pic xmlns:pic="http://schemas.openxmlformats.org/drawingml/2006/picture">
+                  <pic:nvPicPr>
+                    <pic:cNvPr id="1894882443" name=""/>
+                    <pic:cNvPicPr/>
+                  </pic:nvPicPr>
+                  <pic:blipFill>
+                    <a:blip r:embed="rId12"/>
+                    <a:stretch>
+                      <a:fillRect/>
+                    </a:stretch>
+                  </pic:blipFill>
+                  <pic:spPr>
+                    <a:xfrm>
+                      <a:off x="0" y="0"/>
+                      <a:ext cx="2350628" cy="1772168"/>
+                    </a:xfrm>
+                    <a:prstGeom prst="rect">
+                      <a:avLst/>
+                    </a:prstGeom>
+                  </pic:spPr>
+                </pic:pic>
+              </a:graphicData>
+            </a:graphic>
+          </wp:inline>
+        </w:drawing>
+      </w:r>
+    </w:p>
+    <w:p>
+      <w:pPr>
+        <w:pStyle w:val="a9"/>
+      </w:pPr>
+      <w:r>
+        <w:t>P值固定的情况下：较强的effect size将需要较小的Sample Size</w:t>
+      </w:r>
+    </w:p>
+    <w:p>
+      <w:pPr>
+        <w:pStyle w:val="a9"/>
+      </w:pPr>
+      <w:r>
+        <w:tab/>
+      </w:r>
+      <w:r>
+        <w:tab/>
+      </w:r>
+      <w:r>
+        <w:tab/>
+      </w:r>
+      <w:r>
+        <w:tab/>
+        <w:t xml:space="preserve">  较高的Sample Size将能够检测到较弱的effect</w:t>
+      </w:r>
+    </w:p>
+    <w:p>
+      <w:pPr>
+        <w:pStyle w:val="a9"/>
+      </w:pPr>
+      <w:r>
+        <w:t>sample size固定的情况下：较强的effect size将导致较低的 p 值</w:t>
+      </w:r>
+    </w:p>
+    <w:p>
+      <w:pPr>
+        <w:pStyle w:val="a9"/>
+      </w:pPr>
+      <w:r>
+        <w:tab/>
+      </w:r>
+      <w:r>
+        <w:tab/>
+      </w:r>
+      <w:r>
+        <w:tab/>
+      </w:r>
+      <w:r>
+        <w:tab/>
+      </w:r>
+      <w:r>
+        <w:tab/>
+      </w:r>
+      <w:r>
+        <w:tab/>
+        <w:t>较弱的effect size将导致较高的 p 值</w:t>
+      </w:r>
+    </w:p>
+    <w:p>
+      <w:pPr>
+        <w:pStyle w:val="a9"/>
+      </w:pPr>
+      <w:r>
+        <w:t>effect size固定的情况下：较大的Sample Size会降低 p 值</w:t>
+      </w:r>
+    </w:p>
+    <w:p>
+      <w:pPr>
+        <w:pStyle w:val="a9"/>
+      </w:pPr>
+      <w:r>
+        <w:tab/>
+      </w:r>
+      <w:r>
+        <w:tab/>
+      </w:r>
+      <w:r>
+        <w:tab/>
+      </w:r>
+      <w:r>
+        <w:tab/>
+      </w:r>
+      <w:r>
+        <w:tab/>
+        <w:t xml:space="preserve">   较低的Sample Size会导致较高的 p 值</w:t>
+      </w:r>
+    </w:p>
+    <w:p>
+      <w:pPr>
+        <w:pStyle w:val="a9"/>
+      </w:pPr>
+      <w:r>
+        <w:rPr>
+          <w:rFonts w:hint="eastAsia"/>
+        </w:rPr>
+        <w:t>当</w:t>
+      </w:r>
+      <w:r>
+        <w:t xml:space="preserve"> p &lt; 0.05 是我们固定的截止点时，我们可以从最小的效应量中找到具有统计学意义的结果——只要我们有足够的数据</w:t>
+      </w:r>
+    </w:p>
+    <w:p>
+      <w:pPr>
+        <w:pStyle w:val="a9"/>
       </w:pPr>
     </w:p>
     <w:p>
@@ -495,10 +1644,376 @@
     <w:p>
       <w:pPr>
         <w:pStyle w:val="a9"/>
-        <w:rPr>
-          <w:rFonts w:hint="eastAsia"/>
-        </w:rPr>
-      </w:pPr>
+      </w:pPr>
+      <w:r>
+        <w:rPr>
+          <w:rFonts w:hint="eastAsia"/>
+        </w:rPr>
+        <w:t>误差平方和</w:t>
+      </w:r>
+      <w:r>
+        <w:t>Sum of Squared Errors (SSE)：</w:t>
+      </w:r>
+    </w:p>
+    <w:p>
+      <w:pPr>
+        <w:pStyle w:val="a9"/>
+      </w:pPr>
+      <w:r>
+        <w:tab/>
+        <w:t>线性回归模型中的系数通常使用“普通最小二乘法”(Ordinary Least Squares OLS)来估计</w:t>
+      </w:r>
+      <w:r>
+        <w:rPr>
+          <w:rFonts w:hint="eastAsia"/>
+        </w:rPr>
+        <w:t xml:space="preserve"> </w:t>
+      </w:r>
+      <w:r>
+        <w:t>目的是最小化</w:t>
+      </w:r>
+      <w:r>
+        <w:rPr>
+          <w:b/>
+          <w:bCs/>
+        </w:rPr>
+        <w:t>均方误差 (SSE</w:t>
+      </w:r>
+      <w:r>
+        <w:t>)</w:t>
+      </w:r>
+    </w:p>
+    <w:p>
+      <w:pPr>
+        <w:pStyle w:val="a9"/>
+      </w:pPr>
+      <w:r>
+        <w:tab/>
+        <w:t>对于每个数据点，我们计算实际值和估计值之间的差的平方，然后加起来</w:t>
+      </w:r>
+    </w:p>
+    <w:p>
+      <w:pPr>
+        <w:pStyle w:val="a9"/>
+      </w:pPr>
+      <w:r>
+        <w:tab/>
+      </w:r>
+      <w:r>
+        <w:rPr>
+          <w:noProof/>
+        </w:rPr>
+        <w:drawing>
+          <wp:inline distT="0" distB="0" distL="0" distR="0" wp14:anchorId="42F52A1C" wp14:editId="1B91A4DA">
+            <wp:extent cx="1578333" cy="220317"/>
+            <wp:effectExtent l="0" t="0" r="3175" b="8890"/>
+            <wp:docPr id="14" name="图片 14" descr="卡通人物&#10;&#10;AI 生成的内容可能不正确。"/>
+            <wp:cNvGraphicFramePr>
+              <a:graphicFrameLocks xmlns:a="http://schemas.openxmlformats.org/drawingml/2006/main" noChangeAspect="1"/>
+            </wp:cNvGraphicFramePr>
+            <a:graphic xmlns:a="http://schemas.openxmlformats.org/drawingml/2006/main">
+              <a:graphicData uri="http://schemas.openxmlformats.org/drawingml/2006/picture">
+                <pic:pic xmlns:pic="http://schemas.openxmlformats.org/drawingml/2006/picture">
+                  <pic:nvPicPr>
+                    <pic:cNvPr id="14" name="图片 14" descr="卡通人物&#10;&#10;AI 生成的内容可能不正确。"/>
+                    <pic:cNvPicPr/>
+                  </pic:nvPicPr>
+                  <pic:blipFill>
+                    <a:blip r:embed="rId13"/>
+                    <a:stretch>
+                      <a:fillRect/>
+                    </a:stretch>
+                  </pic:blipFill>
+                  <pic:spPr>
+                    <a:xfrm>
+                      <a:off x="0" y="0"/>
+                      <a:ext cx="1602442" cy="223682"/>
+                    </a:xfrm>
+                    <a:prstGeom prst="rect">
+                      <a:avLst/>
+                    </a:prstGeom>
+                  </pic:spPr>
+                </pic:pic>
+              </a:graphicData>
+            </a:graphic>
+          </wp:inline>
+        </w:drawing>
+      </w:r>
+    </w:p>
+    <w:p>
+      <w:pPr>
+        <w:pStyle w:val="a9"/>
+      </w:pPr>
+    </w:p>
+    <w:p>
+      <w:pPr>
+        <w:pStyle w:val="a9"/>
+      </w:pPr>
+      <w:r>
+        <w:t>SSE 值会随着 n 的增加而增加</w:t>
+      </w:r>
+      <w:r>
+        <w:rPr>
+          <w:rFonts w:hint="eastAsia"/>
+        </w:rPr>
+        <w:t>，</w:t>
+      </w:r>
+      <w:r>
+        <w:t>因此，我们可以使用均方误差 (MSE)</w:t>
+      </w:r>
+    </w:p>
+    <w:p>
+      <w:pPr>
+        <w:pStyle w:val="a9"/>
+      </w:pPr>
+      <w:r>
+        <w:t>将 SSE 乘以 1 / (n – p – 1) 来计算，其中 p 是预测变量（IV）的数量</w:t>
+      </w:r>
+    </w:p>
+    <w:p>
+      <w:pPr>
+        <w:pStyle w:val="a9"/>
+      </w:pPr>
+      <w:r>
+        <w:rPr>
+          <w:noProof/>
+        </w:rPr>
+        <w:drawing>
+          <wp:inline distT="0" distB="0" distL="0" distR="0" wp14:anchorId="33F7BFB1" wp14:editId="61BD0C45">
+            <wp:extent cx="1991802" cy="250594"/>
+            <wp:effectExtent l="0" t="0" r="0" b="0"/>
+            <wp:docPr id="15" name="图片 15" descr="图片包含 文本&#10;&#10;AI 生成的内容可能不正确。"/>
+            <wp:cNvGraphicFramePr>
+              <a:graphicFrameLocks xmlns:a="http://schemas.openxmlformats.org/drawingml/2006/main" noChangeAspect="1"/>
+            </wp:cNvGraphicFramePr>
+            <a:graphic xmlns:a="http://schemas.openxmlformats.org/drawingml/2006/main">
+              <a:graphicData uri="http://schemas.openxmlformats.org/drawingml/2006/picture">
+                <pic:pic xmlns:pic="http://schemas.openxmlformats.org/drawingml/2006/picture">
+                  <pic:nvPicPr>
+                    <pic:cNvPr id="15" name="图片 15" descr="图片包含 文本&#10;&#10;AI 生成的内容可能不正确。"/>
+                    <pic:cNvPicPr/>
+                  </pic:nvPicPr>
+                  <pic:blipFill>
+                    <a:blip r:embed="rId14"/>
+                    <a:stretch>
+                      <a:fillRect/>
+                    </a:stretch>
+                  </pic:blipFill>
+                  <pic:spPr>
+                    <a:xfrm>
+                      <a:off x="0" y="0"/>
+                      <a:ext cx="2042371" cy="256956"/>
+                    </a:xfrm>
+                    <a:prstGeom prst="rect">
+                      <a:avLst/>
+                    </a:prstGeom>
+                  </pic:spPr>
+                </pic:pic>
+              </a:graphicData>
+            </a:graphic>
+          </wp:inline>
+        </w:drawing>
+      </w:r>
+    </w:p>
+    <w:p>
+      <w:pPr>
+        <w:pStyle w:val="a9"/>
+      </w:pPr>
+    </w:p>
+    <w:p>
+      <w:pPr>
+        <w:pStyle w:val="a9"/>
+      </w:pPr>
+      <w:r>
+        <w:t>均方根误差 (RMSE)</w:t>
+      </w:r>
+    </w:p>
+    <w:p>
+      <w:pPr>
+        <w:pStyle w:val="a9"/>
+      </w:pPr>
+      <w:r>
+        <w:rPr>
+          <w:noProof/>
+        </w:rPr>
+        <w:drawing>
+          <wp:inline distT="0" distB="0" distL="0" distR="0" wp14:anchorId="515D80BB" wp14:editId="4F40EAF0">
+            <wp:extent cx="2178657" cy="281185"/>
+            <wp:effectExtent l="0" t="0" r="0" b="5080"/>
+            <wp:docPr id="16" name="图片 16" descr="图示, 示意图&#10;&#10;AI 生成的内容可能不正确。"/>
+            <wp:cNvGraphicFramePr>
+              <a:graphicFrameLocks xmlns:a="http://schemas.openxmlformats.org/drawingml/2006/main" noChangeAspect="1"/>
+            </wp:cNvGraphicFramePr>
+            <a:graphic xmlns:a="http://schemas.openxmlformats.org/drawingml/2006/main">
+              <a:graphicData uri="http://schemas.openxmlformats.org/drawingml/2006/picture">
+                <pic:pic xmlns:pic="http://schemas.openxmlformats.org/drawingml/2006/picture">
+                  <pic:nvPicPr>
+                    <pic:cNvPr id="16" name="图片 16" descr="图示, 示意图&#10;&#10;AI 生成的内容可能不正确。"/>
+                    <pic:cNvPicPr/>
+                  </pic:nvPicPr>
+                  <pic:blipFill>
+                    <a:blip r:embed="rId15"/>
+                    <a:stretch>
+                      <a:fillRect/>
+                    </a:stretch>
+                  </pic:blipFill>
+                  <pic:spPr>
+                    <a:xfrm>
+                      <a:off x="0" y="0"/>
+                      <a:ext cx="2241617" cy="289311"/>
+                    </a:xfrm>
+                    <a:prstGeom prst="rect">
+                      <a:avLst/>
+                    </a:prstGeom>
+                  </pic:spPr>
+                </pic:pic>
+              </a:graphicData>
+            </a:graphic>
+          </wp:inline>
+        </w:drawing>
+      </w:r>
+    </w:p>
+    <w:p>
+      <w:pPr>
+        <w:pStyle w:val="a9"/>
+      </w:pPr>
+      <w:r>
+        <w:t>告诉我们预测值和实际值之间的平均误差（以 y 的单位）</w:t>
+      </w:r>
+    </w:p>
+    <w:p>
+      <w:pPr>
+        <w:pStyle w:val="a9"/>
+      </w:pPr>
+    </w:p>
+    <w:p>
+      <w:pPr>
+        <w:pStyle w:val="a9"/>
+      </w:pPr>
+      <w:r>
+        <w:t>另一种评估模型的方法是将它</w:t>
+      </w:r>
+      <w:proofErr w:type="gramStart"/>
+      <w:r>
+        <w:t>与仅仅</w:t>
+      </w:r>
+      <w:proofErr w:type="gramEnd"/>
+      <w:r>
+        <w:t>使用平均值进行比较</w:t>
+      </w:r>
+    </w:p>
+    <w:p>
+      <w:pPr>
+        <w:pStyle w:val="a9"/>
+      </w:pPr>
+      <w:r>
+        <w:t>Sum of Squares Total (SST)</w:t>
+      </w:r>
+      <w:r>
+        <w:rPr>
+          <w:rFonts w:hint="eastAsia"/>
+        </w:rPr>
+        <w:t>：</w:t>
+      </w:r>
+      <w:r>
+        <w:rPr>
+          <w:noProof/>
+        </w:rPr>
+        <w:drawing>
+          <wp:inline distT="0" distB="0" distL="0" distR="0" wp14:anchorId="44E137B3" wp14:editId="2A170509">
+            <wp:extent cx="1754803" cy="276373"/>
+            <wp:effectExtent l="0" t="0" r="0" b="9525"/>
+            <wp:docPr id="1459883443" name="图片 1" descr="卡通人物&#10;&#10;AI 生成的内容可能不正确。"/>
+            <wp:cNvGraphicFramePr>
+              <a:graphicFrameLocks xmlns:a="http://schemas.openxmlformats.org/drawingml/2006/main" noChangeAspect="1"/>
+            </wp:cNvGraphicFramePr>
+            <a:graphic xmlns:a="http://schemas.openxmlformats.org/drawingml/2006/main">
+              <a:graphicData uri="http://schemas.openxmlformats.org/drawingml/2006/picture">
+                <pic:pic xmlns:pic="http://schemas.openxmlformats.org/drawingml/2006/picture">
+                  <pic:nvPicPr>
+                    <pic:cNvPr id="1459883443" name="图片 1" descr="卡通人物&#10;&#10;AI 生成的内容可能不正确。"/>
+                    <pic:cNvPicPr/>
+                  </pic:nvPicPr>
+                  <pic:blipFill>
+                    <a:blip r:embed="rId16"/>
+                    <a:stretch>
+                      <a:fillRect/>
+                    </a:stretch>
+                  </pic:blipFill>
+                  <pic:spPr>
+                    <a:xfrm>
+                      <a:off x="0" y="0"/>
+                      <a:ext cx="1802640" cy="283907"/>
+                    </a:xfrm>
+                    <a:prstGeom prst="rect">
+                      <a:avLst/>
+                    </a:prstGeom>
+                  </pic:spPr>
+                </pic:pic>
+              </a:graphicData>
+            </a:graphic>
+          </wp:inline>
+        </w:drawing>
+      </w:r>
+      <w:r>
+        <w:rPr>
+          <w:rFonts w:hint="eastAsia"/>
+        </w:rPr>
+        <w:t>平均值</w:t>
+      </w:r>
+    </w:p>
+    <w:p>
+      <w:pPr>
+        <w:pStyle w:val="a9"/>
+      </w:pPr>
+      <w:r>
+        <w:rPr>
+          <w:noProof/>
+        </w:rPr>
+        <w:drawing>
+          <wp:inline distT="0" distB="0" distL="0" distR="0" wp14:anchorId="7ECE9E5D" wp14:editId="7D49CC7E">
+            <wp:extent cx="993684" cy="368671"/>
+            <wp:effectExtent l="0" t="0" r="0" b="0"/>
+            <wp:docPr id="887254458" name="图片 1" descr="图片包含 图示&#10;&#10;AI 生成的内容可能不正确。"/>
+            <wp:cNvGraphicFramePr>
+              <a:graphicFrameLocks xmlns:a="http://schemas.openxmlformats.org/drawingml/2006/main" noChangeAspect="1"/>
+            </wp:cNvGraphicFramePr>
+            <a:graphic xmlns:a="http://schemas.openxmlformats.org/drawingml/2006/main">
+              <a:graphicData uri="http://schemas.openxmlformats.org/drawingml/2006/picture">
+                <pic:pic xmlns:pic="http://schemas.openxmlformats.org/drawingml/2006/picture">
+                  <pic:nvPicPr>
+                    <pic:cNvPr id="887254458" name="图片 1" descr="图片包含 图示&#10;&#10;AI 生成的内容可能不正确。"/>
+                    <pic:cNvPicPr/>
+                  </pic:nvPicPr>
+                  <pic:blipFill>
+                    <a:blip r:embed="rId17"/>
+                    <a:stretch>
+                      <a:fillRect/>
+                    </a:stretch>
+                  </pic:blipFill>
+                  <pic:spPr>
+                    <a:xfrm>
+                      <a:off x="0" y="0"/>
+                      <a:ext cx="1002358" cy="371889"/>
+                    </a:xfrm>
+                    <a:prstGeom prst="rect">
+                      <a:avLst/>
+                    </a:prstGeom>
+                  </pic:spPr>
+                </pic:pic>
+              </a:graphicData>
+            </a:graphic>
+          </wp:inline>
+        </w:drawing>
+      </w:r>
+    </w:p>
+    <w:p>
+      <w:pPr>
+        <w:pStyle w:val="a9"/>
+      </w:pPr>
+      <w:r>
+        <w:t>告诉我们总方差中有多少比例被我们的回归模型解释了</w:t>
+      </w:r>
     </w:p>
     <w:p>
       <w:pPr>
@@ -521,9 +2036,6 @@
     <w:p>
       <w:pPr>
         <w:pStyle w:val="a9"/>
-        <w:rPr>
-          <w:rFonts w:hint="eastAsia"/>
-        </w:rPr>
       </w:pPr>
     </w:p>
     <w:p>
@@ -535,6 +2047,7 @@
         </w:numPr>
       </w:pPr>
       <w:r>
+        <w:lastRenderedPageBreak/>
         <w:t>信息熵的概念（关注课堂简单实例，例如fair coin flip的</w:t>
       </w:r>
       <w:proofErr w:type="gramStart"/>
@@ -555,10 +2068,70 @@
     <w:p>
       <w:pPr>
         <w:pStyle w:val="a9"/>
-        <w:rPr>
-          <w:rFonts w:hint="eastAsia"/>
-        </w:rPr>
-      </w:pPr>
+      </w:pPr>
+      <w:r>
+        <w:rPr>
+          <w:rFonts w:hint="eastAsia"/>
+        </w:rPr>
+        <w:t>熵：</w:t>
+      </w:r>
+      <w:r>
+        <w:rPr>
+          <w:noProof/>
+        </w:rPr>
+        <w:t xml:space="preserve"> </w:t>
+      </w:r>
+      <w:r>
+        <w:rPr>
+          <w:noProof/>
+        </w:rPr>
+        <w:drawing>
+          <wp:inline distT="0" distB="0" distL="0" distR="0" wp14:anchorId="30C8B345" wp14:editId="4FA486AA">
+            <wp:extent cx="2039509" cy="529644"/>
+            <wp:effectExtent l="0" t="0" r="0" b="3810"/>
+            <wp:docPr id="22" name="图片 22" descr="图片包含 图示&#10;&#10;AI 生成的内容可能不正确。"/>
+            <wp:cNvGraphicFramePr>
+              <a:graphicFrameLocks xmlns:a="http://schemas.openxmlformats.org/drawingml/2006/main" noChangeAspect="1"/>
+            </wp:cNvGraphicFramePr>
+            <a:graphic xmlns:a="http://schemas.openxmlformats.org/drawingml/2006/main">
+              <a:graphicData uri="http://schemas.openxmlformats.org/drawingml/2006/picture">
+                <pic:pic xmlns:pic="http://schemas.openxmlformats.org/drawingml/2006/picture">
+                  <pic:nvPicPr>
+                    <pic:cNvPr id="22" name="图片 22" descr="图片包含 图示&#10;&#10;AI 生成的内容可能不正确。"/>
+                    <pic:cNvPicPr/>
+                  </pic:nvPicPr>
+                  <pic:blipFill>
+                    <a:blip r:embed="rId18"/>
+                    <a:stretch>
+                      <a:fillRect/>
+                    </a:stretch>
+                  </pic:blipFill>
+                  <pic:spPr>
+                    <a:xfrm>
+                      <a:off x="0" y="0"/>
+                      <a:ext cx="2060003" cy="534966"/>
+                    </a:xfrm>
+                    <a:prstGeom prst="rect">
+                      <a:avLst/>
+                    </a:prstGeom>
+                  </pic:spPr>
+                </pic:pic>
+              </a:graphicData>
+            </a:graphic>
+          </wp:inline>
+        </w:drawing>
+      </w:r>
+      <w:r>
+        <w:t xml:space="preserve">pi 是类别 </w:t>
+      </w:r>
+      <w:proofErr w:type="spellStart"/>
+      <w:r>
+        <w:t>i</w:t>
+      </w:r>
+      <w:proofErr w:type="spellEnd"/>
+      <w:r>
+        <w:t xml:space="preserve"> 元素的比例</w:t>
+      </w:r>
     </w:p>
     <w:p>
       <w:pPr>
@@ -581,11 +2154,94 @@
     <w:p>
       <w:pPr>
         <w:pStyle w:val="a9"/>
-        <w:rPr>
-          <w:rFonts w:hint="eastAsia"/>
-        </w:rPr>
-      </w:pPr>
-    </w:p>
+      </w:pPr>
+      <w:r>
+        <w:rPr>
+          <w:rFonts w:hint="eastAsia"/>
+        </w:rPr>
+        <w:t>通过移除对预测能力贡献较小的树枝来减小决策树规模的技术</w:t>
+      </w:r>
+    </w:p>
+    <w:p>
+      <w:pPr>
+        <w:pStyle w:val="a9"/>
+      </w:pPr>
+      <w:r>
+        <w:tab/>
+        <w:t>一种正则化regularization方法，可以降低最终模型的复杂度，从而减少过拟合overfitting</w:t>
+      </w:r>
+    </w:p>
+    <w:p>
+      <w:pPr>
+        <w:pStyle w:val="a9"/>
+      </w:pPr>
+    </w:p>
+    <w:p>
+      <w:pPr>
+        <w:ind w:firstLine="420"/>
+      </w:pPr>
+      <w:r>
+        <w:t>two main methods of pruning:</w:t>
+      </w:r>
+    </w:p>
+    <w:p>
+      <w:r>
+        <w:tab/>
+      </w:r>
+      <w:r>
+        <w:tab/>
+        <w:t>Pre-pruning:</w:t>
+      </w:r>
+    </w:p>
+    <w:p>
+      <w:r>
+        <w:tab/>
+        <w:t>涉及在训练过程早期停止：</w:t>
+      </w:r>
+    </w:p>
+    <w:p>
+      <w:r>
+        <w:tab/>
+      </w:r>
+      <w:r>
+        <w:tab/>
+        <w:t>如果满足某些条件，则当前节点不会被分割（即使节点不是 100% 纯净的）</w:t>
+      </w:r>
+    </w:p>
+    <w:p>
+      <w:r>
+        <w:tab/>
+      </w:r>
+      <w:r>
+        <w:tab/>
+        <w:t>然后，该节点将变为叶节点，并带有当前集中多数类的标签</w:t>
+      </w:r>
+    </w:p>
+    <w:p>
+      <w:r>
+        <w:tab/>
+        <w:t>当将不纯的节点转换为叶节点时，我们甚至可以使用类分布作为预测置信度值</w:t>
+      </w:r>
+    </w:p>
+    <w:p/>
+    <w:p>
+      <w:r>
+        <w:tab/>
+      </w:r>
+      <w:r>
+        <w:tab/>
+      </w:r>
+      <w:r>
+        <w:t xml:space="preserve">Post-Pruning: </w:t>
+      </w:r>
+    </w:p>
+    <w:p>
+      <w:r>
+        <w:tab/>
+        <w:t>在后剪枝中，如果可以降低验证误差，我们会以自底向上的方式剪枝节点</w:t>
+      </w:r>
+    </w:p>
+    <w:p/>
     <w:p>
       <w:pPr>
         <w:pStyle w:val="a9"/>
@@ -595,7 +2251,6 @@
         </w:numPr>
       </w:pPr>
       <w:r>
-        <w:lastRenderedPageBreak/>
         <w:t>给定confusion matrix，能正确计算sensitivity、specificity</w:t>
       </w:r>
       <w:r>
@@ -608,9 +2263,102 @@
     <w:p>
       <w:pPr>
         <w:pStyle w:val="a9"/>
-        <w:rPr>
-          <w:rFonts w:hint="eastAsia"/>
-        </w:rPr>
+      </w:pPr>
+      <w:r>
+        <w:t xml:space="preserve">True positive真阳性 </w:t>
+      </w:r>
+      <w:r>
+        <w:tab/>
+        <w:t>预测为正，实际也为正</w:t>
+      </w:r>
+    </w:p>
+    <w:p>
+      <w:pPr>
+        <w:pStyle w:val="a9"/>
+      </w:pPr>
+      <w:r>
+        <w:t>False positive假阳性</w:t>
+      </w:r>
+      <w:r>
+        <w:tab/>
+        <w:t>预测为正，实际为负 (误报)</w:t>
+      </w:r>
+    </w:p>
+    <w:p>
+      <w:pPr>
+        <w:pStyle w:val="a9"/>
+      </w:pPr>
+      <w:r>
+        <w:t>True negative真阴性</w:t>
+      </w:r>
+      <w:r>
+        <w:tab/>
+        <w:t>预测为负，实际也为负</w:t>
+      </w:r>
+    </w:p>
+    <w:p>
+      <w:pPr>
+        <w:pStyle w:val="a9"/>
+      </w:pPr>
+      <w:r>
+        <w:t>False negative假阴性</w:t>
+      </w:r>
+      <w:r>
+        <w:tab/>
+        <w:t>预测为负，实际为正 (漏报)</w:t>
+      </w:r>
+    </w:p>
+    <w:p>
+      <w:pPr>
+        <w:pStyle w:val="a9"/>
+      </w:pPr>
+      <w:r>
+        <w:t>Accuracy = (TP + TN) / (TP + FP + FN + TN)预测对的概率</w:t>
+      </w:r>
+    </w:p>
+    <w:p>
+      <w:pPr>
+        <w:pStyle w:val="a9"/>
+      </w:pPr>
+      <w:r>
+        <w:t>Recall / Sensitivity召回率 = TP / (TP + FN)实际上是{1}的结果中，预测正确的比例，也称为真阳性率True Positive Rate</w:t>
+      </w:r>
+    </w:p>
+    <w:p>
+      <w:pPr>
+        <w:pStyle w:val="a9"/>
+      </w:pPr>
+      <w:r>
+        <w:t>Specificity特异性 = TN / (TN + FP)实际上是{0}的结果中，预测正确的比例，Also known as True Negative Rate</w:t>
+      </w:r>
+    </w:p>
+    <w:p>
+      <w:pPr>
+        <w:pStyle w:val="a9"/>
+      </w:pPr>
+      <w:r>
+        <w:t>Precision = TP / (TP + FP)被预测为{1}的结果中，预测正确的比例known as Positive Predictive Value阳性预测值</w:t>
+      </w:r>
+    </w:p>
+    <w:p>
+      <w:pPr>
+        <w:pStyle w:val="a9"/>
+      </w:pPr>
+      <w:r>
+        <w:t>False Positive Rate假阳性率 = FP / (FP + TN)被预测为{1}的结果中，预测错误的比例，Also known as Type I Error Rate</w:t>
+      </w:r>
+    </w:p>
+    <w:p>
+      <w:pPr>
+        <w:pStyle w:val="a9"/>
+      </w:pPr>
+      <w:r>
+        <w:t>False Negative Rate假阴性率 = FN / (FN + TP)被预测为{0}的结果中，预测错误的比例Also known as Type II Error Rate</w:t>
+      </w:r>
+    </w:p>
+    <w:p>
+      <w:pPr>
+        <w:pStyle w:val="a9"/>
       </w:pPr>
     </w:p>
     <w:p>
@@ -634,10 +2382,104 @@
     <w:p>
       <w:pPr>
         <w:pStyle w:val="a9"/>
-        <w:rPr>
-          <w:rFonts w:hint="eastAsia"/>
-        </w:rPr>
-      </w:pPr>
+      </w:pPr>
+      <w:r>
+        <w:t>Discriminative Classifiers:</w:t>
+      </w:r>
+    </w:p>
+    <w:p>
+      <w:pPr>
+        <w:pStyle w:val="a9"/>
+      </w:pPr>
+      <w:r>
+        <w:tab/>
+        <w:t>旨在模拟给定可观察变量x的目标Y的条件概率：P(Y|X=x)</w:t>
+      </w:r>
+    </w:p>
+    <w:p>
+      <w:pPr>
+        <w:pStyle w:val="a9"/>
+      </w:pPr>
+      <w:r>
+        <w:tab/>
+        <w:t>它们通过直接从训练数据中估计的参数P(Y|X)来实现这一点</w:t>
+      </w:r>
+    </w:p>
+    <w:p>
+      <w:pPr>
+        <w:pStyle w:val="a9"/>
+        <w:rPr>
+          <w:b/>
+          <w:bCs/>
+        </w:rPr>
+      </w:pPr>
+      <w:r>
+        <w:tab/>
+      </w:r>
+      <w:r>
+        <w:rPr>
+          <w:b/>
+          <w:bCs/>
+        </w:rPr>
+        <w:t>Logistic regression</w:t>
+      </w:r>
+      <w:r>
+        <w:rPr>
+          <w:rFonts w:hint="eastAsia"/>
+        </w:rPr>
+        <w:t xml:space="preserve"> and </w:t>
+      </w:r>
+      <w:r>
+        <w:rPr>
+          <w:b/>
+          <w:bCs/>
+        </w:rPr>
+        <w:t>decision trees</w:t>
+      </w:r>
+    </w:p>
+    <w:p>
+      <w:pPr>
+        <w:pStyle w:val="a9"/>
+      </w:pPr>
+      <w:r>
+        <w:t>Generative Classifiers</w:t>
+      </w:r>
+      <w:r>
+        <w:rPr>
+          <w:rFonts w:hint="eastAsia"/>
+        </w:rPr>
+        <w:t>:</w:t>
+      </w:r>
+    </w:p>
+    <w:p>
+      <w:pPr>
+        <w:pStyle w:val="a9"/>
+      </w:pPr>
+      <w:r>
+        <w:lastRenderedPageBreak/>
+        <w:tab/>
+      </w:r>
+      <w:r>
+        <w:t>Naïve Bayes Classifier</w:t>
+      </w:r>
+      <w:r>
+        <w:rPr>
+          <w:rFonts w:hint="eastAsia"/>
+        </w:rPr>
+        <w:t xml:space="preserve"> and </w:t>
+      </w:r>
+      <w:r>
+        <w:t>Linear</w:t>
+      </w:r>
+      <w:r>
+        <w:rPr>
+          <w:rFonts w:hint="eastAsia"/>
+        </w:rPr>
+        <w:t xml:space="preserve"> </w:t>
+      </w:r>
+      <w:r>
+        <w:t>Discriminant Analysis</w:t>
+      </w:r>
     </w:p>
     <w:p>
       <w:pPr>
@@ -660,10 +2502,32 @@
     <w:p>
       <w:pPr>
         <w:pStyle w:val="a9"/>
-        <w:rPr>
-          <w:rFonts w:hint="eastAsia"/>
-        </w:rPr>
-      </w:pPr>
+      </w:pPr>
+      <w:r>
+        <w:rPr>
+          <w:b/>
+          <w:bCs/>
+        </w:rPr>
+        <w:t>特征转换</w:t>
+      </w:r>
+      <w:r>
+        <w:t>： 将原始数据的特征映射到更高维度的空间，从而增加数据的表达能力</w:t>
+      </w:r>
+    </w:p>
+    <w:p>
+      <w:pPr>
+        <w:pStyle w:val="a9"/>
+      </w:pPr>
+      <w:r>
+        <w:rPr>
+          <w:b/>
+          <w:bCs/>
+        </w:rPr>
+        <w:t>非线性可分变线性可分</w:t>
+      </w:r>
+      <w:r>
+        <w:t>： 通过特征转换，原本非线性可分的数据在高维空间中变得线性可分，从而可以使用线性 SVM 进行分类</w:t>
+      </w:r>
     </w:p>
     <w:p>
       <w:pPr>
@@ -686,9 +2550,235 @@
     <w:p>
       <w:pPr>
         <w:pStyle w:val="a9"/>
-        <w:rPr>
-          <w:rFonts w:hint="eastAsia"/>
-        </w:rPr>
+      </w:pPr>
+      <w:r>
+        <w:t>K-Means 聚类是一种分区方法：</w:t>
+      </w:r>
+    </w:p>
+    <w:p>
+      <w:pPr>
+        <w:pStyle w:val="a9"/>
+      </w:pPr>
+      <w:r>
+        <w:tab/>
+      </w:r>
+      <w:r>
+        <w:tab/>
+      </w:r>
+      <w:r>
+        <w:rPr>
+          <w:rFonts w:hint="eastAsia"/>
+        </w:rPr>
+        <w:t>数据点被聚类成非重叠的子集</w:t>
+      </w:r>
+      <w:r>
+        <w:t xml:space="preserve">, </w:t>
+      </w:r>
+      <w:r>
+        <w:rPr>
+          <w:rFonts w:hint="eastAsia"/>
+        </w:rPr>
+        <w:t>每个数据点被分组到恰好一个簇中</w:t>
+      </w:r>
+    </w:p>
+    <w:p>
+      <w:pPr>
+        <w:pStyle w:val="a9"/>
+      </w:pPr>
+      <w:r>
+        <w:tab/>
+      </w:r>
+      <w:r>
+        <w:tab/>
+      </w:r>
+      <w:r>
+        <w:t xml:space="preserve">1. </w:t>
+      </w:r>
+      <w:r>
+        <w:t>K 个数据点被随机选择作为我们簇的“质心</w:t>
+      </w:r>
+      <w:r>
+        <w:t>centroids</w:t>
+      </w:r>
+      <w:r>
+        <w:t>”（即中心点）</w:t>
+      </w:r>
+      <w:r>
+        <w:t xml:space="preserve">2. </w:t>
+      </w:r>
+      <w:r>
+        <w:t>然后，每个数据点被分配到与其质心最近的簇中</w:t>
+      </w:r>
+      <w:r>
+        <w:t xml:space="preserve">3. </w:t>
+      </w:r>
+      <w:r>
+        <w:t>一旦所有数据点都被</w:t>
+      </w:r>
+      <w:proofErr w:type="gramStart"/>
+      <w:r>
+        <w:t>分配到簇中</w:t>
+      </w:r>
+      <w:proofErr w:type="gramEnd"/>
+      <w:r>
+        <w:t>，我们就重新计算我们簇的质心，然后重复分配过程，直到质心收敛</w:t>
+      </w:r>
+      <w:r>
+        <w:t>converge</w:t>
+      </w:r>
+      <w:r>
+        <w:t>（不再改变）</w:t>
+      </w:r>
+    </w:p>
+    <w:p>
+      <w:pPr>
+        <w:pStyle w:val="a9"/>
+      </w:pPr>
+    </w:p>
+    <w:p>
+      <w:pPr>
+        <w:pStyle w:val="a9"/>
+      </w:pPr>
+      <w:r>
+        <w:rPr>
+          <w:rFonts w:hint="eastAsia"/>
+        </w:rPr>
+        <w:t>优点：</w:t>
+      </w:r>
+    </w:p>
+    <w:p>
+      <w:pPr>
+        <w:pStyle w:val="a9"/>
+      </w:pPr>
+      <w:r>
+        <w:tab/>
+      </w:r>
+      <w:r>
+        <w:tab/>
+      </w:r>
+      <w:r>
+        <w:rPr>
+          <w:rFonts w:hint="eastAsia"/>
+        </w:rPr>
+        <w:t>它简单、计算速度快，并且被广泛研究</w:t>
+      </w:r>
+    </w:p>
+    <w:p>
+      <w:pPr>
+        <w:pStyle w:val="a9"/>
+      </w:pPr>
+      <w:r>
+        <w:tab/>
+      </w:r>
+      <w:r>
+        <w:tab/>
+      </w:r>
+      <w:r>
+        <w:rPr>
+          <w:rFonts w:hint="eastAsia"/>
+        </w:rPr>
+        <w:t>它收敛</w:t>
+      </w:r>
+      <w:proofErr w:type="gramStart"/>
+      <w:r>
+        <w:rPr>
+          <w:rFonts w:hint="eastAsia"/>
+        </w:rPr>
+        <w:t>到簇内平方</w:t>
+      </w:r>
+      <w:proofErr w:type="gramEnd"/>
+      <w:r>
+        <w:rPr>
+          <w:rFonts w:hint="eastAsia"/>
+        </w:rPr>
+        <w:t>误差的局部最小值</w:t>
+      </w:r>
+    </w:p>
+    <w:p>
+      <w:pPr>
+        <w:pStyle w:val="a9"/>
+      </w:pPr>
+      <w:r>
+        <w:rPr>
+          <w:rFonts w:hint="eastAsia"/>
+        </w:rPr>
+        <w:t>缺点：</w:t>
+      </w:r>
+    </w:p>
+    <w:p>
+      <w:pPr>
+        <w:pStyle w:val="a9"/>
+      </w:pPr>
+      <w:r>
+        <w:tab/>
+      </w:r>
+      <w:r>
+        <w:tab/>
+      </w:r>
+      <w:r>
+        <w:rPr>
+          <w:rFonts w:hint="eastAsia"/>
+        </w:rPr>
+        <w:t>设置</w:t>
+      </w:r>
+      <w:r>
+        <w:t xml:space="preserve"> K 需要一些先验知识、思考（或运气）才能正确</w:t>
+      </w:r>
+    </w:p>
+    <w:p>
+      <w:pPr>
+        <w:pStyle w:val="a9"/>
+      </w:pPr>
+      <w:r>
+        <w:tab/>
+      </w:r>
+      <w:r>
+        <w:tab/>
+      </w:r>
+      <w:r>
+        <w:rPr>
+          <w:rFonts w:hint="eastAsia"/>
+        </w:rPr>
+        <w:t>只允许数据点硬性地</w:t>
+      </w:r>
+      <w:proofErr w:type="gramStart"/>
+      <w:r>
+        <w:rPr>
+          <w:rFonts w:hint="eastAsia"/>
+        </w:rPr>
+        <w:t>分配到簇中</w:t>
+      </w:r>
+      <w:proofErr w:type="gramEnd"/>
+      <w:r>
+        <w:rPr>
+          <w:rFonts w:hint="eastAsia"/>
+        </w:rPr>
+        <w:t>——数据点的小幅移动可能导致它被分配到不同的簇</w:t>
+      </w:r>
+    </w:p>
+    <w:p>
+      <w:pPr>
+        <w:pStyle w:val="a9"/>
+      </w:pPr>
+      <w:r>
+        <w:tab/>
+      </w:r>
+      <w:r>
+        <w:tab/>
+      </w:r>
+      <w:r>
+        <w:t>它对选择的初始质心</w:t>
+      </w:r>
+      <w:r>
+        <w:rPr>
+          <w:color w:val="EE0000"/>
+        </w:rPr>
+        <w:t>非常敏感</w:t>
+      </w:r>
+    </w:p>
+    <w:p>
+      <w:pPr>
+        <w:pStyle w:val="a9"/>
       </w:pPr>
     </w:p>
     <w:p>
@@ -712,10 +2802,74 @@
     <w:p>
       <w:pPr>
         <w:pStyle w:val="a9"/>
-        <w:rPr>
-          <w:rFonts w:hint="eastAsia"/>
-        </w:rPr>
-      </w:pPr>
+      </w:pPr>
+      <w:r>
+        <w:t>Dendrograms树状图是一种显示对象之间层次关系的图</w:t>
+      </w:r>
+    </w:p>
+    <w:p>
+      <w:pPr>
+        <w:pStyle w:val="a9"/>
+      </w:pPr>
+      <w:r>
+        <w:rPr>
+          <w:rFonts w:hint="eastAsia"/>
+        </w:rPr>
+        <w:t>主要用途是确定将对象分配到集群的最佳方式</w:t>
+      </w:r>
+    </w:p>
+    <w:p>
+      <w:pPr>
+        <w:pStyle w:val="a9"/>
+      </w:pPr>
+      <w:r>
+        <w:rPr>
+          <w:noProof/>
+        </w:rPr>
+        <w:drawing>
+          <wp:inline distT="0" distB="0" distL="0" distR="0" wp14:anchorId="45405666" wp14:editId="6323F54A">
+            <wp:extent cx="2632204" cy="1030888"/>
+            <wp:effectExtent l="0" t="0" r="0" b="0"/>
+            <wp:docPr id="282642708" name="图片 1" descr="图片包含 图表&#10;&#10;AI 生成的内容可能不正确。"/>
+            <wp:cNvGraphicFramePr>
+              <a:graphicFrameLocks xmlns:a="http://schemas.openxmlformats.org/drawingml/2006/main" noChangeAspect="1"/>
+            </wp:cNvGraphicFramePr>
+            <a:graphic xmlns:a="http://schemas.openxmlformats.org/drawingml/2006/main">
+              <a:graphicData uri="http://schemas.openxmlformats.org/drawingml/2006/picture">
+                <pic:pic xmlns:pic="http://schemas.openxmlformats.org/drawingml/2006/picture">
+                  <pic:nvPicPr>
+                    <pic:cNvPr id="282642708" name="图片 1" descr="图片包含 图表&#10;&#10;AI 生成的内容可能不正确。"/>
+                    <pic:cNvPicPr/>
+                  </pic:nvPicPr>
+                  <pic:blipFill>
+                    <a:blip r:embed="rId19"/>
+                    <a:stretch>
+                      <a:fillRect/>
+                    </a:stretch>
+                  </pic:blipFill>
+                  <pic:spPr>
+                    <a:xfrm>
+                      <a:off x="0" y="0"/>
+                      <a:ext cx="2644435" cy="1035678"/>
+                    </a:xfrm>
+                    <a:prstGeom prst="rect">
+                      <a:avLst/>
+                    </a:prstGeom>
+                  </pic:spPr>
+                </pic:pic>
+              </a:graphicData>
+            </a:graphic>
+          </wp:inline>
+        </w:drawing>
+      </w:r>
+    </w:p>
+    <w:p>
+      <w:pPr>
+        <w:pStyle w:val="a9"/>
+      </w:pPr>
+      <w:r>
+        <w:t>通过在树状图上绘制一条水平线来将观测值分配到集群中</w:t>
+      </w:r>
     </w:p>
     <w:p>
       <w:pPr>
@@ -738,9 +2892,474 @@
     <w:p>
       <w:pPr>
         <w:pStyle w:val="a9"/>
-        <w:rPr>
-          <w:rFonts w:hint="eastAsia"/>
-        </w:rPr>
+      </w:pPr>
+      <w:r>
+        <w:t>Principal Component Analysis主成分分析</w:t>
+      </w:r>
+    </w:p>
+    <w:p>
+      <w:pPr>
+        <w:pStyle w:val="a9"/>
+      </w:pPr>
+      <w:r>
+        <w:t>旨在将高维数据转换为更少维度的数据，同时保留数据的基本模式和结构</w:t>
+      </w:r>
+      <w:r>
+        <w:t xml:space="preserve">, </w:t>
+      </w:r>
+      <w:r>
+        <w:t>这些（新的）维度被称为主成分principal components。</w:t>
+      </w:r>
+    </w:p>
+    <w:p>
+      <w:r>
+        <w:tab/>
+      </w:r>
+      <w:r>
+        <w:rPr>
+          <w:rFonts w:hint="eastAsia"/>
+        </w:rPr>
+        <w:t>过程（例）：</w:t>
+      </w:r>
+    </w:p>
+    <w:p>
+      <w:pPr>
+        <w:rPr>
+          <w:noProof/>
+        </w:rPr>
+      </w:pPr>
+      <w:r>
+        <w:tab/>
+      </w:r>
+      <w:r>
+        <w:tab/>
+      </w:r>
+      <w:r>
+        <w:rPr>
+          <w:rFonts w:hint="eastAsia"/>
+        </w:rPr>
+        <w:t>计算平均值点</w:t>
+      </w:r>
+      <w:r>
+        <w:rPr>
+          <w:noProof/>
+        </w:rPr>
+        <w:drawing>
+          <wp:inline distT="0" distB="0" distL="0" distR="0" wp14:anchorId="783CAB51" wp14:editId="105758D1">
+            <wp:extent cx="1786515" cy="1350319"/>
+            <wp:effectExtent l="0" t="0" r="4445" b="2540"/>
+            <wp:docPr id="86619421" name="图片 1" descr="图表, 散点图&#10;&#10;AI 生成的内容可能不正确。"/>
+            <wp:cNvGraphicFramePr>
+              <a:graphicFrameLocks xmlns:a="http://schemas.openxmlformats.org/drawingml/2006/main" noChangeAspect="1"/>
+            </wp:cNvGraphicFramePr>
+            <a:graphic xmlns:a="http://schemas.openxmlformats.org/drawingml/2006/main">
+              <a:graphicData uri="http://schemas.openxmlformats.org/drawingml/2006/picture">
+                <pic:pic xmlns:pic="http://schemas.openxmlformats.org/drawingml/2006/picture">
+                  <pic:nvPicPr>
+                    <pic:cNvPr id="86619421" name="图片 1" descr="图表, 散点图&#10;&#10;AI 生成的内容可能不正确。"/>
+                    <pic:cNvPicPr/>
+                  </pic:nvPicPr>
+                  <pic:blipFill>
+                    <a:blip r:embed="rId20"/>
+                    <a:stretch>
+                      <a:fillRect/>
+                    </a:stretch>
+                  </pic:blipFill>
+                  <pic:spPr>
+                    <a:xfrm>
+                      <a:off x="0" y="0"/>
+                      <a:ext cx="1808522" cy="1366953"/>
+                    </a:xfrm>
+                    <a:prstGeom prst="rect">
+                      <a:avLst/>
+                    </a:prstGeom>
+                  </pic:spPr>
+                </pic:pic>
+              </a:graphicData>
+            </a:graphic>
+          </wp:inline>
+        </w:drawing>
+      </w:r>
+      <w:r>
+        <w:rPr>
+          <w:noProof/>
+        </w:rPr>
+        <w:t xml:space="preserve"> </w:t>
+      </w:r>
+      <w:r>
+        <w:rPr>
+          <w:noProof/>
+        </w:rPr>
+        <w:drawing>
+          <wp:inline distT="0" distB="0" distL="0" distR="0" wp14:anchorId="09AF3CE5" wp14:editId="1F16305B">
+            <wp:extent cx="1617378" cy="1214884"/>
+            <wp:effectExtent l="0" t="0" r="1905" b="4445"/>
+            <wp:docPr id="1441930547" name="图片 1" descr="图表, 散点图&#10;&#10;AI 生成的内容可能不正确。"/>
+            <wp:cNvGraphicFramePr>
+              <a:graphicFrameLocks xmlns:a="http://schemas.openxmlformats.org/drawingml/2006/main" noChangeAspect="1"/>
+            </wp:cNvGraphicFramePr>
+            <a:graphic xmlns:a="http://schemas.openxmlformats.org/drawingml/2006/main">
+              <a:graphicData uri="http://schemas.openxmlformats.org/drawingml/2006/picture">
+                <pic:pic xmlns:pic="http://schemas.openxmlformats.org/drawingml/2006/picture">
+                  <pic:nvPicPr>
+                    <pic:cNvPr id="1441930547" name="图片 1" descr="图表, 散点图&#10;&#10;AI 生成的内容可能不正确。"/>
+                    <pic:cNvPicPr/>
+                  </pic:nvPicPr>
+                  <pic:blipFill>
+                    <a:blip r:embed="rId21"/>
+                    <a:stretch>
+                      <a:fillRect/>
+                    </a:stretch>
+                  </pic:blipFill>
+                  <pic:spPr>
+                    <a:xfrm>
+                      <a:off x="0" y="0"/>
+                      <a:ext cx="1626375" cy="1221642"/>
+                    </a:xfrm>
+                    <a:prstGeom prst="rect">
+                      <a:avLst/>
+                    </a:prstGeom>
+                  </pic:spPr>
+                </pic:pic>
+              </a:graphicData>
+            </a:graphic>
+          </wp:inline>
+        </w:drawing>
+      </w:r>
+    </w:p>
+    <w:p>
+      <w:pPr>
+        <w:rPr>
+          <w:noProof/>
+        </w:rPr>
+      </w:pPr>
+      <w:r>
+        <w:rPr>
+          <w:noProof/>
+        </w:rPr>
+        <w:lastRenderedPageBreak/>
+        <w:tab/>
+      </w:r>
+      <w:r>
+        <w:rPr>
+          <w:noProof/>
+        </w:rPr>
+        <w:tab/>
+      </w:r>
+      <w:r>
+        <w:rPr>
+          <w:rFonts w:hint="eastAsia"/>
+          <w:noProof/>
+        </w:rPr>
+        <w:t>将平均值点设为坐标原点（每个点的坐标为原坐标减去平均点坐标）</w:t>
+      </w:r>
+    </w:p>
+    <w:p>
+      <w:pPr>
+        <w:rPr>
+          <w:noProof/>
+        </w:rPr>
+      </w:pPr>
+      <w:r>
+        <w:rPr>
+          <w:noProof/>
+        </w:rPr>
+        <w:tab/>
+      </w:r>
+      <w:r>
+        <w:rPr>
+          <w:noProof/>
+        </w:rPr>
+        <w:tab/>
+      </w:r>
+      <w:r>
+        <w:rPr>
+          <w:rFonts w:hint="eastAsia"/>
+          <w:noProof/>
+        </w:rPr>
+        <w:t>引入一根过原点的线，可以绕原点转动</w:t>
+      </w:r>
+      <w:r>
+        <w:rPr>
+          <w:noProof/>
+        </w:rPr>
+        <w:drawing>
+          <wp:inline distT="0" distB="0" distL="0" distR="0" wp14:anchorId="3EF49094" wp14:editId="5DDB82DA">
+            <wp:extent cx="1876370" cy="1403098"/>
+            <wp:effectExtent l="0" t="0" r="0" b="6985"/>
+            <wp:docPr id="1259401439" name="图片 1" descr="图表, 散点图&#10;&#10;AI 生成的内容可能不正确。"/>
+            <wp:cNvGraphicFramePr>
+              <a:graphicFrameLocks xmlns:a="http://schemas.openxmlformats.org/drawingml/2006/main" noChangeAspect="1"/>
+            </wp:cNvGraphicFramePr>
+            <a:graphic xmlns:a="http://schemas.openxmlformats.org/drawingml/2006/main">
+              <a:graphicData uri="http://schemas.openxmlformats.org/drawingml/2006/picture">
+                <pic:pic xmlns:pic="http://schemas.openxmlformats.org/drawingml/2006/picture">
+                  <pic:nvPicPr>
+                    <pic:cNvPr id="1259401439" name="图片 1" descr="图表, 散点图&#10;&#10;AI 生成的内容可能不正确。"/>
+                    <pic:cNvPicPr/>
+                  </pic:nvPicPr>
+                  <pic:blipFill>
+                    <a:blip r:embed="rId22"/>
+                    <a:stretch>
+                      <a:fillRect/>
+                    </a:stretch>
+                  </pic:blipFill>
+                  <pic:spPr>
+                    <a:xfrm>
+                      <a:off x="0" y="0"/>
+                      <a:ext cx="1892145" cy="1414894"/>
+                    </a:xfrm>
+                    <a:prstGeom prst="rect">
+                      <a:avLst/>
+                    </a:prstGeom>
+                  </pic:spPr>
+                </pic:pic>
+              </a:graphicData>
+            </a:graphic>
+          </wp:inline>
+        </w:drawing>
+      </w:r>
+    </w:p>
+    <w:p>
+      <w:pPr>
+        <w:ind w:left="360"/>
+        <w:rPr>
+          <w:noProof/>
+        </w:rPr>
+      </w:pPr>
+      <w:r>
+        <w:rPr>
+          <w:noProof/>
+        </w:rPr>
+        <w:tab/>
+      </w:r>
+      <w:r>
+        <w:rPr>
+          <w:noProof/>
+        </w:rPr>
+        <w:tab/>
+      </w:r>
+      <w:r>
+        <w:rPr>
+          <w:rFonts w:hint="eastAsia"/>
+          <w:noProof/>
+        </w:rPr>
+        <w:t>转到一个位置使得</w:t>
+      </w:r>
+      <w:r>
+        <w:rPr>
+          <w:noProof/>
+        </w:rPr>
+        <w:t>当我们的数据点正交投影到它上面时，数据的方差最大化</w:t>
+      </w:r>
+      <w:r>
+        <w:rPr>
+          <w:rFonts w:hint="eastAsia"/>
+          <w:noProof/>
+        </w:rPr>
+        <w:t>（</w:t>
+      </w:r>
+      <w:r>
+        <w:rPr>
+          <w:noProof/>
+        </w:rPr>
+        <w:t>使得投影后的数据点与原点 (0, 0) 之间的平方距离之和最大化</w:t>
+      </w:r>
+      <w:r>
+        <w:rPr>
+          <w:rFonts w:hint="eastAsia"/>
+          <w:noProof/>
+        </w:rPr>
+        <w:t>）</w:t>
+      </w:r>
+    </w:p>
+    <w:p>
+      <w:pPr>
+        <w:ind w:left="360"/>
+        <w:rPr>
+          <w:noProof/>
+        </w:rPr>
+      </w:pPr>
+      <w:r>
+        <w:rPr>
+          <w:noProof/>
+        </w:rPr>
+        <w:tab/>
+      </w:r>
+      <w:r>
+        <w:rPr>
+          <w:noProof/>
+        </w:rPr>
+        <w:tab/>
+      </w:r>
+      <w:r>
+        <w:rPr>
+          <w:rFonts w:hint="eastAsia"/>
+          <w:noProof/>
+        </w:rPr>
+        <w:t>这条线就是新的主成分的值</w:t>
+      </w:r>
+      <w:r>
+        <w:rPr>
+          <w:noProof/>
+        </w:rPr>
+        <w:t>PC1 保留了之前两个变量（身高和体重）的基本模式</w:t>
+      </w:r>
+    </w:p>
+    <w:p>
+      <w:pPr>
+        <w:ind w:left="360"/>
+        <w:rPr>
+          <w:noProof/>
+        </w:rPr>
+      </w:pPr>
+      <w:r>
+        <w:rPr>
+          <w:noProof/>
+        </w:rPr>
+        <w:tab/>
+      </w:r>
+      <w:r>
+        <w:rPr>
+          <w:noProof/>
+        </w:rPr>
+        <w:tab/>
+      </w:r>
+      <w:r>
+        <w:rPr>
+          <w:rFonts w:hint="eastAsia"/>
+          <w:noProof/>
+        </w:rPr>
+        <w:t>PC1变成了新的x轴，由此再从正交方向找y轴，还是找</w:t>
+      </w:r>
+      <w:r>
+        <w:rPr>
+          <w:noProof/>
+        </w:rPr>
+        <w:t>投影方差最大化</w:t>
+      </w:r>
+    </w:p>
+    <w:p>
+      <w:pPr>
+        <w:ind w:left="360"/>
+        <w:rPr>
+          <w:noProof/>
+        </w:rPr>
+      </w:pPr>
+      <w:r>
+        <w:rPr>
+          <w:noProof/>
+        </w:rPr>
+        <w:tab/>
+      </w:r>
+      <w:r>
+        <w:rPr>
+          <w:noProof/>
+        </w:rPr>
+        <w:tab/>
+      </w:r>
+      <w:r>
+        <w:rPr>
+          <w:noProof/>
+        </w:rPr>
+        <w:t>步骤 1：我们将数据围绕原点进行中心化处理。</w:t>
+      </w:r>
+    </w:p>
+    <w:p>
+      <w:pPr>
+        <w:ind w:left="780" w:firstLine="60"/>
+        <w:rPr>
+          <w:noProof/>
+        </w:rPr>
+      </w:pPr>
+      <w:r>
+        <w:rPr>
+          <w:noProof/>
+        </w:rPr>
+        <w:t>步骤 2：我们计算协方差矩阵</w:t>
+      </w:r>
+      <w:r>
+        <w:rPr>
+          <w:noProof/>
+        </w:rPr>
+        <w:t>covariance matrix</w:t>
+      </w:r>
+      <w:r>
+        <w:rPr>
+          <w:noProof/>
+        </w:rPr>
+        <w:t>。</w:t>
+      </w:r>
+    </w:p>
+    <w:p>
+      <w:pPr>
+        <w:ind w:left="720" w:firstLine="120"/>
+        <w:rPr>
+          <w:noProof/>
+        </w:rPr>
+      </w:pPr>
+      <w:r>
+        <w:rPr>
+          <w:noProof/>
+        </w:rPr>
+        <w:t>步骤 3：我们从这个矩阵中计算特征向量</w:t>
+      </w:r>
+      <w:r>
+        <w:rPr>
+          <w:noProof/>
+        </w:rPr>
+        <w:t>eigenvectors</w:t>
+      </w:r>
+      <w:r>
+        <w:rPr>
+          <w:noProof/>
+        </w:rPr>
+        <w:t>（方向）和特征值</w:t>
+      </w:r>
+      <w:r>
+        <w:rPr>
+          <w:noProof/>
+        </w:rPr>
+        <w:t>eigenvalues</w:t>
+      </w:r>
+      <w:r>
+        <w:rPr>
+          <w:noProof/>
+        </w:rPr>
+        <w:t>（方差）。</w:t>
+      </w:r>
+    </w:p>
+    <w:p>
+      <w:pPr>
+        <w:ind w:left="660" w:firstLine="180"/>
+        <w:rPr>
+          <w:noProof/>
+        </w:rPr>
+      </w:pPr>
+      <w:r>
+        <w:rPr>
+          <w:noProof/>
+        </w:rPr>
+        <w:t>步骤 4：我们根据特征值对特征向量进行排序（降序）。</w:t>
+      </w:r>
+    </w:p>
+    <w:p>
+      <w:pPr>
+        <w:ind w:left="600" w:firstLine="240"/>
+        <w:rPr>
+          <w:noProof/>
+        </w:rPr>
+      </w:pPr>
+      <w:r>
+        <w:rPr>
+          <w:noProof/>
+        </w:rPr>
+        <w:t>步骤 5：我们将（中心化后的）数据乘以我们想要的（k 个）主成分。</w:t>
+      </w:r>
+    </w:p>
+    <w:p>
+      <w:pPr>
+        <w:ind w:left="360"/>
       </w:pPr>
     </w:p>
     <w:p>
@@ -770,9 +3389,51 @@
     <w:p>
       <w:pPr>
         <w:pStyle w:val="a9"/>
-        <w:rPr>
-          <w:rFonts w:hint="eastAsia"/>
-        </w:rPr>
+      </w:pPr>
+      <w:r>
+        <w:rPr>
+          <w:noProof/>
+        </w:rPr>
+        <w:drawing>
+          <wp:inline distT="0" distB="0" distL="0" distR="0" wp14:anchorId="18AFFC48" wp14:editId="16E26F6E">
+            <wp:extent cx="2695630" cy="564051"/>
+            <wp:effectExtent l="0" t="0" r="0" b="7620"/>
+            <wp:docPr id="1391362010" name="图片 1" descr="文本&#10;&#10;AI 生成的内容可能不正确。"/>
+            <wp:cNvGraphicFramePr>
+              <a:graphicFrameLocks xmlns:a="http://schemas.openxmlformats.org/drawingml/2006/main" noChangeAspect="1"/>
+            </wp:cNvGraphicFramePr>
+            <a:graphic xmlns:a="http://schemas.openxmlformats.org/drawingml/2006/main">
+              <a:graphicData uri="http://schemas.openxmlformats.org/drawingml/2006/picture">
+                <pic:pic xmlns:pic="http://schemas.openxmlformats.org/drawingml/2006/picture">
+                  <pic:nvPicPr>
+                    <pic:cNvPr id="1391362010" name="图片 1" descr="文本&#10;&#10;AI 生成的内容可能不正确。"/>
+                    <pic:cNvPicPr/>
+                  </pic:nvPicPr>
+                  <pic:blipFill>
+                    <a:blip r:embed="rId23"/>
+                    <a:stretch>
+                      <a:fillRect/>
+                    </a:stretch>
+                  </pic:blipFill>
+                  <pic:spPr>
+                    <a:xfrm>
+                      <a:off x="0" y="0"/>
+                      <a:ext cx="2705855" cy="566191"/>
+                    </a:xfrm>
+                    <a:prstGeom prst="rect">
+                      <a:avLst/>
+                    </a:prstGeom>
+                  </pic:spPr>
+                </pic:pic>
+              </a:graphicData>
+            </a:graphic>
+          </wp:inline>
+        </w:drawing>
+      </w:r>
+    </w:p>
+    <w:p>
+      <w:pPr>
+        <w:pStyle w:val="a9"/>
       </w:pPr>
     </w:p>
     <w:p>
@@ -804,10 +3465,24 @@
     <w:p>
       <w:pPr>
         <w:pStyle w:val="a9"/>
-        <w:rPr>
-          <w:rFonts w:hint="eastAsia"/>
-        </w:rPr>
-      </w:pPr>
+      </w:pPr>
+      <w:r>
+        <w:t>any subsets of a frequent itemset are also</w:t>
+      </w:r>
+      <w:r>
+        <w:rPr>
+          <w:rFonts w:hint="eastAsia"/>
+        </w:rPr>
+        <w:t xml:space="preserve"> </w:t>
+      </w:r>
+      <w:r>
+        <w:t xml:space="preserve">frequent </w:t>
+      </w:r>
+      <w:proofErr w:type="spellStart"/>
+      <w:r>
+        <w:t>itemsets</w:t>
+      </w:r>
+      <w:proofErr w:type="spellEnd"/>
     </w:p>
     <w:p>
       <w:pPr>
@@ -834,11 +3509,874 @@
       </w:r>
     </w:p>
     <w:p>
-      <w:pPr>
-        <w:pStyle w:val="a9"/>
-        <w:rPr>
-          <w:rFonts w:hint="eastAsia"/>
-        </w:rPr>
+      <w:r>
+        <w:t>Time Series Data</w:t>
+      </w:r>
+      <w:r>
+        <w:rPr>
+          <w:rFonts w:hint="eastAsia"/>
+        </w:rPr>
+        <w:t>：</w:t>
+      </w:r>
+    </w:p>
+    <w:p>
+      <w:r>
+        <w:tab/>
+      </w:r>
+      <w:r>
+        <w:rPr>
+          <w:rFonts w:hint="eastAsia"/>
+        </w:rPr>
+        <w:t>按连续时间间隔收集或记录的数据点序列</w:t>
+      </w:r>
+    </w:p>
+    <w:p>
+      <w:r>
+        <w:tab/>
+      </w:r>
+      <w:r>
+        <w:t>Seasonality</w:t>
+      </w:r>
+      <w:r>
+        <w:rPr>
+          <w:rFonts w:hint="eastAsia"/>
+        </w:rPr>
+        <w:t>：</w:t>
+      </w:r>
+    </w:p>
+    <w:p>
+      <w:r>
+        <w:tab/>
+      </w:r>
+      <w:r>
+        <w:tab/>
+      </w:r>
+      <w:r>
+        <w:rPr>
+          <w:rFonts w:hint="eastAsia"/>
+        </w:rPr>
+        <w:t>是否存在与时间相关的、定期重复（周期性）的高低值模式</w:t>
+      </w:r>
+    </w:p>
+    <w:p>
+      <w:r>
+        <w:tab/>
+      </w:r>
+      <w:r>
+        <w:t>Trend</w:t>
+      </w:r>
+      <w:r>
+        <w:rPr>
+          <w:rFonts w:hint="eastAsia"/>
+        </w:rPr>
+        <w:t>：</w:t>
+      </w:r>
+    </w:p>
+    <w:p>
+      <w:r>
+        <w:tab/>
+      </w:r>
+      <w:r>
+        <w:tab/>
+      </w:r>
+      <w:r>
+        <w:rPr>
+          <w:rFonts w:hint="eastAsia"/>
+        </w:rPr>
+        <w:t>忽略季节性，数据是呈上升趋势还是下降趋势</w:t>
+      </w:r>
+    </w:p>
+    <w:p>
+      <w:r>
+        <w:tab/>
+      </w:r>
+      <w:r>
+        <w:t>Noise</w:t>
+      </w:r>
+      <w:r>
+        <w:rPr>
+          <w:rFonts w:hint="eastAsia"/>
+        </w:rPr>
+        <w:t>：</w:t>
+      </w:r>
+    </w:p>
+    <w:p>
+      <w:r>
+        <w:tab/>
+      </w:r>
+      <w:r>
+        <w:tab/>
+      </w:r>
+      <w:r>
+        <w:rPr>
+          <w:rFonts w:hint="eastAsia"/>
+        </w:rPr>
+        <w:t>考虑到时间序列数据的趋势和季节性，数据中表现出多少噪声（即看似随机的方差）？</w:t>
+      </w:r>
+    </w:p>
+    <w:p>
+      <w:r>
+        <w:tab/>
+      </w:r>
+      <w:r>
+        <w:t>Stationarity</w:t>
+      </w:r>
+      <w:r>
+        <w:rPr>
+          <w:rFonts w:hint="eastAsia"/>
+        </w:rPr>
+        <w:t>平稳性</w:t>
+      </w:r>
+      <w:r>
+        <w:rPr>
+          <w:rFonts w:hint="eastAsia"/>
+        </w:rPr>
+        <w:t>：</w:t>
+      </w:r>
+    </w:p>
+    <w:p>
+      <w:r>
+        <w:tab/>
+      </w:r>
+      <w:r>
+        <w:tab/>
+      </w:r>
+      <w:r>
+        <w:rPr>
+          <w:rFonts w:hint="eastAsia"/>
+        </w:rPr>
+        <w:t>其统计特性（例如均值、方差）随时间变化的情况。</w:t>
+      </w:r>
+    </w:p>
+    <w:p>
+      <w:r>
+        <w:t xml:space="preserve">Piecewise Aggregate Approximation </w:t>
+      </w:r>
+      <w:r>
+        <w:rPr>
+          <w:rFonts w:hint="eastAsia"/>
+        </w:rPr>
+        <w:t>分段聚合</w:t>
+      </w:r>
+      <w:proofErr w:type="gramStart"/>
+      <w:r>
+        <w:rPr>
+          <w:rFonts w:hint="eastAsia"/>
+        </w:rPr>
+        <w:t>近似</w:t>
+      </w:r>
+      <w:r>
+        <w:t>(</w:t>
+      </w:r>
+      <w:proofErr w:type="gramEnd"/>
+      <w:r>
+        <w:t>PAA)</w:t>
+      </w:r>
+      <w:r>
+        <w:rPr>
+          <w:rFonts w:hint="eastAsia"/>
+        </w:rPr>
+        <w:t>：</w:t>
+      </w:r>
+    </w:p>
+    <w:p>
+      <w:r>
+        <w:tab/>
+      </w:r>
+      <w:r>
+        <w:rPr>
+          <w:rFonts w:hint="eastAsia"/>
+        </w:rPr>
+        <w:t>降低时间序列数据维度的技术</w:t>
+      </w:r>
+      <w:r>
+        <w:rPr>
+          <w:rFonts w:hint="eastAsia"/>
+        </w:rPr>
+        <w:t>，</w:t>
+      </w:r>
+      <w:r>
+        <w:rPr>
+          <w:rFonts w:hint="eastAsia"/>
+        </w:rPr>
+        <w:t>将数据下采样到固定的‘段’中，以便每个段保留平均值</w:t>
+      </w:r>
+    </w:p>
+    <w:p>
+      <w:r>
+        <w:tab/>
+      </w:r>
+      <w:r>
+        <w:rPr>
+          <w:rFonts w:hint="eastAsia"/>
+        </w:rPr>
+        <w:t>好处：</w:t>
+      </w:r>
+    </w:p>
+    <w:p>
+      <w:r>
+        <w:tab/>
+      </w:r>
+      <w:r>
+        <w:tab/>
+      </w:r>
+      <w:r>
+        <w:t>Data Compression</w:t>
+      </w:r>
+      <w:r>
+        <w:rPr>
+          <w:rFonts w:hint="eastAsia"/>
+        </w:rPr>
+        <w:t>：</w:t>
+      </w:r>
+      <w:r>
+        <w:rPr>
+          <w:rFonts w:hint="eastAsia"/>
+        </w:rPr>
+        <w:t>通过减少数据集的大小同时保留其基本形状</w:t>
+      </w:r>
+    </w:p>
+    <w:p>
+      <w:r>
+        <w:tab/>
+      </w:r>
+      <w:r>
+        <w:tab/>
+      </w:r>
+      <w:r>
+        <w:t>Noise reduction</w:t>
+      </w:r>
+      <w:r>
+        <w:rPr>
+          <w:rFonts w:hint="eastAsia"/>
+        </w:rPr>
+        <w:t>：</w:t>
+      </w:r>
+      <w:r>
+        <w:rPr>
+          <w:rFonts w:hint="eastAsia"/>
+        </w:rPr>
+        <w:t>通过平滑短期波动并突出显示潜在趋势</w:t>
+      </w:r>
+    </w:p>
+    <w:p>
+      <w:r>
+        <w:lastRenderedPageBreak/>
+        <w:tab/>
+      </w:r>
+      <w:r>
+        <w:tab/>
+      </w:r>
+      <w:r>
+        <w:t>Efficiency</w:t>
+      </w:r>
+      <w:r>
+        <w:rPr>
+          <w:rFonts w:hint="eastAsia"/>
+        </w:rPr>
+        <w:t>：</w:t>
+      </w:r>
+      <w:r>
+        <w:rPr>
+          <w:rFonts w:hint="eastAsia"/>
+        </w:rPr>
+        <w:t>通过促进在分析和模式识别任务中进行更快的计算</w:t>
+      </w:r>
+    </w:p>
+    <w:p>
+      <w:r>
+        <w:tab/>
+      </w:r>
+      <w:r>
+        <w:rPr>
+          <w:rFonts w:hint="eastAsia"/>
+        </w:rPr>
+        <w:t>步骤：</w:t>
+      </w:r>
+    </w:p>
+    <w:p>
+      <w:pPr>
+        <w:pStyle w:val="a9"/>
+        <w:numPr>
+          <w:ilvl w:val="0"/>
+          <w:numId w:val="2"/>
+        </w:numPr>
+      </w:pPr>
+      <w:r>
+        <w:rPr>
+          <w:rFonts w:hint="eastAsia"/>
+        </w:rPr>
+        <w:t>将原始时间序列分成</w:t>
+      </w:r>
+      <w:r>
+        <w:t xml:space="preserve"> N </w:t>
+      </w:r>
+      <w:proofErr w:type="gramStart"/>
+      <w:r>
+        <w:t>个</w:t>
+      </w:r>
+      <w:proofErr w:type="gramEnd"/>
+      <w:r>
+        <w:t>等大小的段</w:t>
+      </w:r>
+    </w:p>
+    <w:p>
+      <w:pPr>
+        <w:pStyle w:val="a9"/>
+        <w:numPr>
+          <w:ilvl w:val="0"/>
+          <w:numId w:val="2"/>
+        </w:numPr>
+      </w:pPr>
+      <w:r>
+        <w:rPr>
+          <w:rFonts w:hint="eastAsia"/>
+        </w:rPr>
+        <w:t>计算每个段的平均值。这些平均值代表经过</w:t>
+      </w:r>
+      <w:r>
+        <w:t xml:space="preserve"> PAA 转换的时间序列</w:t>
+      </w:r>
+    </w:p>
+    <w:p>
+      <w:pPr>
+        <w:ind w:left="840"/>
+      </w:pPr>
+      <w:r>
+        <w:rPr>
+          <w:rFonts w:hint="eastAsia"/>
+        </w:rPr>
+        <w:t>用户定义段的大小。段数越多，捕获的细节越多，但降低的维度越少</w:t>
+      </w:r>
+    </w:p>
+    <w:p>
+      <w:r>
+        <w:t xml:space="preserve">Symbolic Aggregate Approximation </w:t>
+      </w:r>
+      <w:r>
+        <w:rPr>
+          <w:rFonts w:hint="eastAsia"/>
+        </w:rPr>
+        <w:t>符号聚合</w:t>
+      </w:r>
+      <w:proofErr w:type="gramStart"/>
+      <w:r>
+        <w:rPr>
+          <w:rFonts w:hint="eastAsia"/>
+        </w:rPr>
+        <w:t>近似</w:t>
+      </w:r>
+      <w:r>
+        <w:t>(</w:t>
+      </w:r>
+      <w:proofErr w:type="gramEnd"/>
+      <w:r>
+        <w:t>SAX)</w:t>
+      </w:r>
+    </w:p>
+    <w:p>
+      <w:r>
+        <w:tab/>
+      </w:r>
+      <w:r>
+        <w:rPr>
+          <w:rFonts w:hint="eastAsia"/>
+        </w:rPr>
+        <w:t>用于进一步压缩从</w:t>
+      </w:r>
+      <w:r>
+        <w:t xml:space="preserve"> PAA 获得的数据</w:t>
+      </w:r>
+    </w:p>
+    <w:p>
+      <w:r>
+        <w:tab/>
+      </w:r>
+      <w:r>
+        <w:rPr>
+          <w:rFonts w:hint="eastAsia"/>
+        </w:rPr>
+        <w:t>将数值</w:t>
+      </w:r>
+      <w:r>
+        <w:t xml:space="preserve"> PAA 值转换为符号，代表一系列‘分桶’的值</w:t>
+      </w:r>
+      <w:r>
+        <w:rPr>
+          <w:rFonts w:hint="eastAsia"/>
+        </w:rPr>
+        <w:t>如：</w:t>
+      </w:r>
+    </w:p>
+    <w:p>
+      <w:r>
+        <w:tab/>
+      </w:r>
+      <w:r>
+        <w:tab/>
+      </w:r>
+      <w:r>
+        <w:t>&lt; -</w:t>
+      </w:r>
+      <w:r>
+        <w:rPr>
+          <w:rFonts w:hint="eastAsia"/>
+        </w:rPr>
+        <w:t>0</w:t>
+      </w:r>
+      <w:r>
+        <w:t>.5 = ‘a’；≥ -0.5 &amp; &lt;0.5 = ‘b’；≥0.5 = ‘c’</w:t>
+      </w:r>
+    </w:p>
+    <w:p>
+      <w:r>
+        <w:tab/>
+      </w:r>
+      <w:r>
+        <w:rPr>
+          <w:rFonts w:hint="eastAsia"/>
+        </w:rPr>
+        <w:t>好处：</w:t>
+      </w:r>
+    </w:p>
+    <w:p>
+      <w:r>
+        <w:tab/>
+      </w:r>
+      <w:r>
+        <w:tab/>
+      </w:r>
+      <w:r>
+        <w:t>Dimensionality Reduction</w:t>
+      </w:r>
+      <w:r>
+        <w:rPr>
+          <w:rFonts w:hint="eastAsia"/>
+        </w:rPr>
+        <w:t>：</w:t>
+      </w:r>
+      <w:r>
+        <w:rPr>
+          <w:rFonts w:hint="eastAsia"/>
+        </w:rPr>
+        <w:t>通过使用紧凑的符号序列表示长时间序列</w:t>
+      </w:r>
+    </w:p>
+    <w:p>
+      <w:r>
+        <w:tab/>
+      </w:r>
+      <w:r>
+        <w:tab/>
+      </w:r>
+      <w:r>
+        <w:t>Pattern Recognition</w:t>
+      </w:r>
+      <w:r>
+        <w:rPr>
+          <w:rFonts w:hint="eastAsia"/>
+        </w:rPr>
+        <w:t>：</w:t>
+      </w:r>
+      <w:r>
+        <w:rPr>
+          <w:rFonts w:hint="eastAsia"/>
+        </w:rPr>
+        <w:t>通过符号捕获数据中的重要模式和趋势</w:t>
+      </w:r>
+    </w:p>
+    <w:p>
+      <w:r>
+        <w:tab/>
+      </w:r>
+      <w:r>
+        <w:tab/>
+      </w:r>
+      <w:r>
+        <w:t>Interpretability</w:t>
+      </w:r>
+      <w:r>
+        <w:rPr>
+          <w:rFonts w:hint="eastAsia"/>
+        </w:rPr>
+        <w:t>：</w:t>
+      </w:r>
+      <w:r>
+        <w:rPr>
+          <w:rFonts w:hint="eastAsia"/>
+        </w:rPr>
+        <w:t>通过符号表示，允许轻松解释和比较时间序列</w:t>
+      </w:r>
+    </w:p>
+    <w:p>
+      <w:r>
+        <w:tab/>
+      </w:r>
+      <w:r>
+        <w:rPr>
+          <w:rFonts w:hint="eastAsia"/>
+        </w:rPr>
+        <w:t>转PAA到SAX：</w:t>
+      </w:r>
+    </w:p>
+    <w:p>
+      <w:pPr>
+        <w:pStyle w:val="a9"/>
+        <w:numPr>
+          <w:ilvl w:val="0"/>
+          <w:numId w:val="3"/>
+        </w:numPr>
+      </w:pPr>
+      <w:r>
+        <w:rPr>
+          <w:rFonts w:hint="eastAsia"/>
+        </w:rPr>
+        <w:t>根据数据的标准差将可能的值范围划分为等大小的间隔</w:t>
+      </w:r>
+    </w:p>
+    <w:p>
+      <w:pPr>
+        <w:pStyle w:val="a9"/>
+        <w:numPr>
+          <w:ilvl w:val="0"/>
+          <w:numId w:val="3"/>
+        </w:numPr>
+      </w:pPr>
+      <w:r>
+        <w:rPr>
+          <w:rFonts w:hint="eastAsia"/>
+        </w:rPr>
+        <w:t>为每个间隔分配一个符号。间隔的数量对应于字母表的大小</w:t>
+      </w:r>
+    </w:p>
+    <w:p>
+      <w:pPr>
+        <w:pStyle w:val="a9"/>
+        <w:numPr>
+          <w:ilvl w:val="0"/>
+          <w:numId w:val="3"/>
+        </w:numPr>
+      </w:pPr>
+      <w:r>
+        <w:rPr>
+          <w:rFonts w:hint="eastAsia"/>
+        </w:rPr>
+        <w:t>对于从</w:t>
+      </w:r>
+      <w:r>
+        <w:t xml:space="preserve"> PAA 获得的每个数值，找到它所属的间隔</w:t>
+      </w:r>
+    </w:p>
+    <w:p>
+      <w:pPr>
+        <w:pStyle w:val="a9"/>
+        <w:numPr>
+          <w:ilvl w:val="0"/>
+          <w:numId w:val="3"/>
+        </w:numPr>
+      </w:pPr>
+      <w:r>
+        <w:rPr>
+          <w:rFonts w:hint="eastAsia"/>
+        </w:rPr>
+        <w:t>用相应的符号替换数值</w:t>
+      </w:r>
+    </w:p>
+    <w:p>
+      <w:pPr>
+        <w:rPr>
+          <w:b/>
+          <w:bCs/>
+        </w:rPr>
+      </w:pPr>
+      <w:r>
+        <w:rPr>
+          <w:b/>
+          <w:bCs/>
+        </w:rPr>
+        <w:t>Dynamic Time Warping</w:t>
+      </w:r>
+      <w:r>
+        <w:rPr>
+          <w:rFonts w:hint="eastAsia"/>
+          <w:b/>
+          <w:bCs/>
+        </w:rPr>
+        <w:t>动态时间规整</w:t>
+      </w:r>
+      <w:r>
+        <w:rPr>
+          <w:b/>
+          <w:bCs/>
+        </w:rPr>
+        <w:t xml:space="preserve"> (DTW)</w:t>
+      </w:r>
+      <w:r>
+        <w:rPr>
+          <w:rFonts w:hint="eastAsia"/>
+          <w:b/>
+          <w:bCs/>
+        </w:rPr>
+        <w:t>：</w:t>
+      </w:r>
+    </w:p>
+    <w:p>
+      <w:r>
+        <w:tab/>
+      </w:r>
+      <w:r>
+        <w:rPr>
+          <w:rFonts w:hint="eastAsia"/>
+        </w:rPr>
+        <w:t>用于测量两个时间序列之间的相似性，即使它们具有不同的长度或在时间上扭曲</w:t>
+      </w:r>
+    </w:p>
+    <w:p>
+      <w:r>
+        <w:tab/>
+      </w:r>
+      <w:r>
+        <w:rPr>
+          <w:rFonts w:hint="eastAsia"/>
+        </w:rPr>
+        <w:t>步骤：</w:t>
+      </w:r>
+    </w:p>
+    <w:p>
+      <w:pPr>
+        <w:pStyle w:val="a9"/>
+        <w:numPr>
+          <w:ilvl w:val="0"/>
+          <w:numId w:val="4"/>
+        </w:numPr>
+      </w:pPr>
+      <w:r>
+        <w:rPr>
+          <w:rFonts w:hint="eastAsia"/>
+        </w:rPr>
+        <w:t>我们生成一个‘距离矩阵</w:t>
+      </w:r>
+      <w:r>
+        <w:t>distance matrix</w:t>
+      </w:r>
+      <w:r>
+        <w:rPr>
+          <w:rFonts w:hint="eastAsia"/>
+        </w:rPr>
+        <w:t>’，通过计算两个时间序列中每对元素之间的平方差</w:t>
+      </w:r>
+      <w:r>
+        <w:rPr>
+          <w:noProof/>
+        </w:rPr>
+        <w:drawing>
+          <wp:inline distT="0" distB="0" distL="0" distR="0" wp14:anchorId="7736959C" wp14:editId="04166F72">
+            <wp:extent cx="475700" cy="235320"/>
+            <wp:effectExtent l="0" t="0" r="635" b="0"/>
+            <wp:docPr id="1067403156" name="图片 1" descr="图片包含 游戏机, 物体, 钟表&#10;&#10;AI 生成的内容可能不正确。"/>
+            <wp:cNvGraphicFramePr>
+              <a:graphicFrameLocks xmlns:a="http://schemas.openxmlformats.org/drawingml/2006/main" noChangeAspect="1"/>
+            </wp:cNvGraphicFramePr>
+            <a:graphic xmlns:a="http://schemas.openxmlformats.org/drawingml/2006/main">
+              <a:graphicData uri="http://schemas.openxmlformats.org/drawingml/2006/picture">
+                <pic:pic xmlns:pic="http://schemas.openxmlformats.org/drawingml/2006/picture">
+                  <pic:nvPicPr>
+                    <pic:cNvPr id="1067403156" name="图片 1" descr="图片包含 游戏机, 物体, 钟表&#10;&#10;AI 生成的内容可能不正确。"/>
+                    <pic:cNvPicPr/>
+                  </pic:nvPicPr>
+                  <pic:blipFill>
+                    <a:blip r:embed="rId24"/>
+                    <a:stretch>
+                      <a:fillRect/>
+                    </a:stretch>
+                  </pic:blipFill>
+                  <pic:spPr>
+                    <a:xfrm>
+                      <a:off x="0" y="0"/>
+                      <a:ext cx="481837" cy="238356"/>
+                    </a:xfrm>
+                    <a:prstGeom prst="rect">
+                      <a:avLst/>
+                    </a:prstGeom>
+                  </pic:spPr>
+                </pic:pic>
+              </a:graphicData>
+            </a:graphic>
+          </wp:inline>
+        </w:drawing>
+      </w:r>
+    </w:p>
+    <w:p>
+      <w:pPr>
+        <w:pStyle w:val="a9"/>
+        <w:numPr>
+          <w:ilvl w:val="0"/>
+          <w:numId w:val="4"/>
+        </w:numPr>
+      </w:pPr>
+      <w:r>
+        <w:rPr>
+          <w:rFonts w:hint="eastAsia"/>
+        </w:rPr>
+        <w:t>我们使用动态规划，根据上一步的距离矩阵生成一个‘累积距离矩阵’</w:t>
+      </w:r>
+    </w:p>
+    <w:p>
+      <w:pPr>
+        <w:pStyle w:val="a9"/>
+        <w:numPr>
+          <w:ilvl w:val="0"/>
+          <w:numId w:val="4"/>
+        </w:numPr>
+      </w:pPr>
+      <w:r>
+        <w:rPr>
+          <w:rFonts w:hint="eastAsia"/>
+        </w:rPr>
+        <w:t>我们识别累积距离矩阵中最佳的‘路径’，选择累积成本（距离）最小的路径</w:t>
+      </w:r>
+    </w:p>
+    <w:p>
+      <w:pPr>
+        <w:pStyle w:val="a9"/>
+        <w:numPr>
+          <w:ilvl w:val="0"/>
+          <w:numId w:val="4"/>
+        </w:numPr>
+      </w:pPr>
+      <w:r>
+        <w:rPr>
+          <w:rFonts w:hint="eastAsia"/>
+        </w:rPr>
+        <w:t>我们使用该路径确定时间序列中的哪些元素应该映射到彼此</w:t>
+      </w:r>
+    </w:p>
+    <w:p>
+      <w:pPr>
+        <w:ind w:left="420"/>
+        <w:rPr>
+          <w:color w:val="EE0000"/>
+        </w:rPr>
+      </w:pPr>
+      <w:r>
+        <w:rPr>
+          <w:rFonts w:hint="eastAsia"/>
+          <w:color w:val="EE0000"/>
+        </w:rPr>
+        <w:t>好处：</w:t>
+      </w:r>
+    </w:p>
+    <w:p>
+      <w:pPr>
+        <w:ind w:left="420"/>
+      </w:pPr>
+      <w:r>
+        <w:tab/>
+        <w:t>F</w:t>
+      </w:r>
+      <w:r>
+        <w:rPr>
+          <w:rFonts w:hint="eastAsia"/>
+        </w:rPr>
+        <w:t>lexibility：</w:t>
+      </w:r>
+      <w:r>
+        <w:rPr>
+          <w:rFonts w:hint="eastAsia"/>
+        </w:rPr>
+        <w:t>适应时间序列对齐的变化，使其适合分析具有时间变化的数据</w:t>
+      </w:r>
+    </w:p>
+    <w:p>
+      <w:pPr>
+        <w:ind w:left="420"/>
+      </w:pPr>
+      <w:r>
+        <w:tab/>
+      </w:r>
+      <w:r>
+        <w:rPr>
+          <w:rFonts w:hint="eastAsia"/>
+        </w:rPr>
+        <w:t>Robustness：</w:t>
+      </w:r>
+      <w:r>
+        <w:t>DTW 比传统距离度量方法更有效地处理噪声数据和缺失值</w:t>
+      </w:r>
+    </w:p>
+    <w:p>
+      <w:pPr>
+        <w:ind w:left="420"/>
+        <w:rPr>
+          <w:color w:val="EE0000"/>
+        </w:rPr>
+      </w:pPr>
+      <w:r>
+        <w:rPr>
+          <w:rFonts w:hint="eastAsia"/>
+          <w:color w:val="EE0000"/>
+        </w:rPr>
+        <w:t>坏处：</w:t>
+      </w:r>
+    </w:p>
+    <w:p>
+      <w:pPr>
+        <w:ind w:left="420"/>
+      </w:pPr>
+      <w:r>
+        <w:tab/>
+      </w:r>
+      <w:r>
+        <w:rPr>
+          <w:rFonts w:hint="eastAsia"/>
+        </w:rPr>
+        <w:t>计算复杂性</w:t>
+      </w:r>
+      <w:r>
+        <w:rPr>
+          <w:rFonts w:hint="eastAsia"/>
+        </w:rPr>
+        <w:t>computational complexity</w:t>
+      </w:r>
+      <w:r>
+        <w:rPr>
+          <w:rFonts w:hint="eastAsia"/>
+        </w:rPr>
+        <w:t>的问题；它可能计算密集，特别是对于长时间序列或大型数据集</w:t>
+      </w:r>
+    </w:p>
+    <w:p>
+      <w:pPr>
+        <w:ind w:left="420"/>
+      </w:pPr>
+      <w:r>
+        <w:tab/>
+      </w:r>
+      <w:r>
+        <w:rPr>
+          <w:rFonts w:hint="eastAsia"/>
+        </w:rPr>
+        <w:t>需要仔细调整</w:t>
+      </w:r>
+      <w:r>
+        <w:rPr>
+          <w:rFonts w:hint="eastAsia"/>
+        </w:rPr>
+        <w:t>careful tuning</w:t>
+      </w:r>
+      <w:r>
+        <w:rPr>
+          <w:rFonts w:hint="eastAsia"/>
+        </w:rPr>
+        <w:t>，因为</w:t>
+      </w:r>
+      <w:r>
+        <w:t xml:space="preserve"> DTW 参数的选择，如扭曲窗口大小，可能会影响结果</w:t>
+      </w:r>
+    </w:p>
+    <w:p>
+      <w:pPr>
+        <w:pStyle w:val="a9"/>
       </w:pPr>
     </w:p>
     <w:p>
@@ -862,9 +4400,91 @@
     <w:p>
       <w:pPr>
         <w:pStyle w:val="a9"/>
-        <w:rPr>
-          <w:rFonts w:hint="eastAsia"/>
-        </w:rPr>
+      </w:pPr>
+      <w:r>
+        <w:rPr>
+          <w:rFonts w:hint="eastAsia"/>
+        </w:rPr>
+        <w:t>假设我们想根据某个查询来“评分”我们的文档。一种方法可能是使用</w:t>
+      </w:r>
+      <w:r>
+        <w:t xml:space="preserve"> Jaccard 系数，它衡量两个集合 A 和 B 的重叠部分</w:t>
+      </w:r>
+    </w:p>
+    <w:p>
+      <w:pPr>
+        <w:pStyle w:val="a9"/>
+      </w:pPr>
+      <w:r>
+        <w:t>Jaccard 系数总是大于等于 0，小于等于 1</w:t>
+      </w:r>
+    </w:p>
+    <w:p>
+      <w:pPr>
+        <w:pStyle w:val="a9"/>
+      </w:pPr>
+      <w:r>
+        <w:rPr>
+          <w:noProof/>
+        </w:rPr>
+        <w:drawing>
+          <wp:inline distT="0" distB="0" distL="0" distR="0" wp14:anchorId="646D8145" wp14:editId="0851452F">
+            <wp:extent cx="1300245" cy="433415"/>
+            <wp:effectExtent l="0" t="0" r="0" b="5080"/>
+            <wp:docPr id="764922762" name="图片 1" descr="图示&#10;&#10;AI 生成的内容可能不正确。"/>
+            <wp:cNvGraphicFramePr>
+              <a:graphicFrameLocks xmlns:a="http://schemas.openxmlformats.org/drawingml/2006/main" noChangeAspect="1"/>
+            </wp:cNvGraphicFramePr>
+            <a:graphic xmlns:a="http://schemas.openxmlformats.org/drawingml/2006/main">
+              <a:graphicData uri="http://schemas.openxmlformats.org/drawingml/2006/picture">
+                <pic:pic xmlns:pic="http://schemas.openxmlformats.org/drawingml/2006/picture">
+                  <pic:nvPicPr>
+                    <pic:cNvPr id="764922762" name="图片 1" descr="图示&#10;&#10;AI 生成的内容可能不正确。"/>
+                    <pic:cNvPicPr/>
+                  </pic:nvPicPr>
+                  <pic:blipFill>
+                    <a:blip r:embed="rId25"/>
+                    <a:stretch>
+                      <a:fillRect/>
+                    </a:stretch>
+                  </pic:blipFill>
+                  <pic:spPr>
+                    <a:xfrm>
+                      <a:off x="0" y="0"/>
+                      <a:ext cx="1314257" cy="438086"/>
+                    </a:xfrm>
+                    <a:prstGeom prst="rect">
+                      <a:avLst/>
+                    </a:prstGeom>
+                  </pic:spPr>
+                </pic:pic>
+              </a:graphicData>
+            </a:graphic>
+          </wp:inline>
+        </w:drawing>
+      </w:r>
+    </w:p>
+    <w:p>
+      <w:pPr>
+        <w:pStyle w:val="a9"/>
+      </w:pPr>
+      <w:r>
+        <w:t>在衡量查询与给定文档的相似度方面表现相当不错。然而，它没有考虑查询词在文</w:t>
+      </w:r>
+      <w:r>
+        <w:lastRenderedPageBreak/>
+        <w:t>档中出现的实际次数</w:t>
+      </w:r>
+      <w:r>
+        <w:rPr>
+          <w:rFonts w:hint="eastAsia"/>
+        </w:rPr>
+        <w:t xml:space="preserve"> </w:t>
+      </w:r>
+    </w:p>
+    <w:p>
+      <w:pPr>
+        <w:pStyle w:val="a9"/>
       </w:pPr>
     </w:p>
     <w:p>
@@ -896,9 +4516,6 @@
     <w:p>
       <w:pPr>
         <w:pStyle w:val="a9"/>
-        <w:rPr>
-          <w:rFonts w:hint="eastAsia"/>
-        </w:rPr>
       </w:pPr>
     </w:p>
     <w:p>
@@ -939,8 +4556,392 @@
       </w:r>
     </w:p>
     <w:p>
+      <w:r>
+        <w:t>Association Rule Mining</w:t>
+      </w:r>
+      <w:r>
+        <w:t>关联规则挖掘</w:t>
+      </w:r>
+      <w:r>
+        <w:rPr>
+          <w:rFonts w:hint="eastAsia"/>
+        </w:rPr>
+        <w:t>：</w:t>
+      </w:r>
+    </w:p>
+    <w:p>
+      <w:r>
+        <w:tab/>
+      </w:r>
+      <w:r>
+        <w:rPr>
+          <w:rFonts w:hint="eastAsia"/>
+        </w:rPr>
+        <w:t>一种理解和识别数据集中关联和关系的方法</w:t>
+      </w:r>
+      <w:r>
+        <w:rPr>
+          <w:rFonts w:hint="eastAsia"/>
+        </w:rPr>
+        <w:t>，</w:t>
+      </w:r>
+      <w:r>
+        <w:t>给定一组交易数据transactions，我们可以识别出经常一起出现的商品组合</w:t>
+      </w:r>
+    </w:p>
+    <w:p>
+      <w:r>
+        <w:rPr>
+          <w:noProof/>
+        </w:rPr>
+        <w:drawing>
+          <wp:inline distT="0" distB="0" distL="0" distR="0" wp14:anchorId="7F2760A7" wp14:editId="24B3DFC1">
+            <wp:extent cx="2341498" cy="606094"/>
+            <wp:effectExtent l="0" t="0" r="1905" b="3810"/>
+            <wp:docPr id="1630324583" name="图片 1" descr="图片包含 图标&#10;&#10;AI 生成的内容可能不正确。"/>
+            <wp:cNvGraphicFramePr>
+              <a:graphicFrameLocks xmlns:a="http://schemas.openxmlformats.org/drawingml/2006/main" noChangeAspect="1"/>
+            </wp:cNvGraphicFramePr>
+            <a:graphic xmlns:a="http://schemas.openxmlformats.org/drawingml/2006/main">
+              <a:graphicData uri="http://schemas.openxmlformats.org/drawingml/2006/picture">
+                <pic:pic xmlns:pic="http://schemas.openxmlformats.org/drawingml/2006/picture">
+                  <pic:nvPicPr>
+                    <pic:cNvPr id="1630324583" name="图片 1" descr="图片包含 图标&#10;&#10;AI 生成的内容可能不正确。"/>
+                    <pic:cNvPicPr/>
+                  </pic:nvPicPr>
+                  <pic:blipFill>
+                    <a:blip r:embed="rId26"/>
+                    <a:stretch>
+                      <a:fillRect/>
+                    </a:stretch>
+                  </pic:blipFill>
+                  <pic:spPr>
+                    <a:xfrm>
+                      <a:off x="0" y="0"/>
+                      <a:ext cx="2355177" cy="609635"/>
+                    </a:xfrm>
+                    <a:prstGeom prst="rect">
+                      <a:avLst/>
+                    </a:prstGeom>
+                  </pic:spPr>
+                </pic:pic>
+              </a:graphicData>
+            </a:graphic>
+          </wp:inline>
+        </w:drawing>
+      </w:r>
+      <w:r>
+        <w:rPr>
+          <w:rFonts w:hint="eastAsia"/>
+        </w:rPr>
+        <w:t>所有事务中含有这个事务的比例</w:t>
+      </w:r>
+    </w:p>
+    <w:p>
+      <w:r>
+        <w:rPr>
+          <w:noProof/>
+        </w:rPr>
+        <w:drawing>
+          <wp:inline distT="0" distB="0" distL="0" distR="0" wp14:anchorId="239BB6F9" wp14:editId="27C7295A">
+            <wp:extent cx="2519187" cy="470414"/>
+            <wp:effectExtent l="0" t="0" r="0" b="6350"/>
+            <wp:docPr id="647251793" name="图片 1" descr="文本&#10;&#10;AI 生成的内容可能不正确。"/>
+            <wp:cNvGraphicFramePr>
+              <a:graphicFrameLocks xmlns:a="http://schemas.openxmlformats.org/drawingml/2006/main" noChangeAspect="1"/>
+            </wp:cNvGraphicFramePr>
+            <a:graphic xmlns:a="http://schemas.openxmlformats.org/drawingml/2006/main">
+              <a:graphicData uri="http://schemas.openxmlformats.org/drawingml/2006/picture">
+                <pic:pic xmlns:pic="http://schemas.openxmlformats.org/drawingml/2006/picture">
+                  <pic:nvPicPr>
+                    <pic:cNvPr id="647251793" name="图片 1" descr="文本&#10;&#10;AI 生成的内容可能不正确。"/>
+                    <pic:cNvPicPr/>
+                  </pic:nvPicPr>
+                  <pic:blipFill>
+                    <a:blip r:embed="rId27"/>
+                    <a:stretch>
+                      <a:fillRect/>
+                    </a:stretch>
+                  </pic:blipFill>
+                  <pic:spPr>
+                    <a:xfrm>
+                      <a:off x="0" y="0"/>
+                      <a:ext cx="2547912" cy="475778"/>
+                    </a:xfrm>
+                    <a:prstGeom prst="rect">
+                      <a:avLst/>
+                    </a:prstGeom>
+                  </pic:spPr>
+                </pic:pic>
+              </a:graphicData>
+            </a:graphic>
+          </wp:inline>
+        </w:drawing>
+      </w:r>
+      <w:r>
+        <w:rPr>
+          <w:rFonts w:hint="eastAsia"/>
+        </w:rPr>
+        <w:t>含有x的事务中包含</w:t>
+      </w:r>
+      <w:proofErr w:type="spellStart"/>
+      <w:r>
+        <w:rPr>
+          <w:rFonts w:hint="eastAsia"/>
+        </w:rPr>
+        <w:t>xy</w:t>
+      </w:r>
+      <w:proofErr w:type="spellEnd"/>
+      <w:r>
+        <w:rPr>
+          <w:rFonts w:hint="eastAsia"/>
+        </w:rPr>
+        <w:t>的事务</w:t>
+      </w:r>
+    </w:p>
+    <w:p>
+      <w:r>
+        <w:t xml:space="preserve">The </w:t>
+      </w:r>
+      <w:proofErr w:type="spellStart"/>
+      <w:r>
+        <w:t>Apriori</w:t>
+      </w:r>
+      <w:proofErr w:type="spellEnd"/>
+      <w:r>
+        <w:t xml:space="preserve"> Algorithm</w:t>
+      </w:r>
+      <w:r>
+        <w:rPr>
+          <w:rFonts w:hint="eastAsia"/>
+        </w:rPr>
+        <w:t>：</w:t>
+      </w:r>
+    </w:p>
+    <w:p>
+      <w:r>
+        <w:tab/>
+      </w:r>
+      <w:r>
+        <w:rPr>
+          <w:rFonts w:hint="eastAsia"/>
+        </w:rPr>
+        <w:t>原理：</w:t>
+      </w:r>
+      <w:proofErr w:type="gramStart"/>
+      <w:r>
+        <w:rPr>
+          <w:rFonts w:hint="eastAsia"/>
+        </w:rPr>
+        <w:t>频繁项集的</w:t>
+      </w:r>
+      <w:proofErr w:type="gramEnd"/>
+      <w:r>
+        <w:rPr>
+          <w:rFonts w:hint="eastAsia"/>
+        </w:rPr>
+        <w:t>任何子集也都是频繁项集</w:t>
+      </w:r>
+    </w:p>
+    <w:p>
+      <w:r>
+        <w:rPr>
+          <w:rFonts w:hint="eastAsia"/>
+        </w:rPr>
+        <w:t>步骤：</w:t>
+      </w:r>
+    </w:p>
+    <w:p>
+      <w:pPr>
+        <w:pStyle w:val="a9"/>
+        <w:numPr>
+          <w:ilvl w:val="0"/>
+          <w:numId w:val="6"/>
+        </w:numPr>
+      </w:pPr>
+      <w:r>
+        <w:rPr>
+          <w:rFonts w:hint="eastAsia"/>
+        </w:rPr>
+        <w:t>找到所有频繁</w:t>
+      </w:r>
+      <w:r>
+        <w:t xml:space="preserve"> 1-项集：F1</w:t>
+      </w:r>
+    </w:p>
+    <w:p>
+      <w:pPr>
+        <w:pStyle w:val="a9"/>
+        <w:numPr>
+          <w:ilvl w:val="0"/>
+          <w:numId w:val="6"/>
+        </w:numPr>
+      </w:pPr>
+      <w:r>
+        <w:rPr>
+          <w:rFonts w:hint="eastAsia"/>
+        </w:rPr>
+        <w:t>从</w:t>
+      </w:r>
+      <w:r>
+        <w:t xml:space="preserve"> k = 2 开始重复：</w:t>
+      </w:r>
+    </w:p>
+    <w:p>
+      <w:pPr>
+        <w:pStyle w:val="a9"/>
+        <w:numPr>
+          <w:ilvl w:val="0"/>
+          <w:numId w:val="6"/>
+        </w:numPr>
+      </w:pPr>
+      <w:r>
+        <w:rPr>
+          <w:rFonts w:hint="eastAsia"/>
+        </w:rPr>
+        <w:t>从频繁</w:t>
+      </w:r>
+      <w:r>
+        <w:t xml:space="preserve"> (k-1)-</w:t>
+      </w:r>
+      <w:proofErr w:type="gramStart"/>
+      <w:r>
+        <w:t>项集</w:t>
+      </w:r>
+      <w:proofErr w:type="gramEnd"/>
+      <w:r>
+        <w:t xml:space="preserve"> (Fk-1) 生成候选 k-</w:t>
+      </w:r>
+      <w:proofErr w:type="gramStart"/>
+      <w:r>
+        <w:t>项集</w:t>
+      </w:r>
+      <w:proofErr w:type="gramEnd"/>
+      <w:r>
+        <w:t xml:space="preserve"> (Ck)</w:t>
+      </w:r>
+    </w:p>
+    <w:p>
+      <w:pPr>
+        <w:pStyle w:val="a9"/>
+        <w:numPr>
+          <w:ilvl w:val="0"/>
+          <w:numId w:val="6"/>
+        </w:numPr>
+      </w:pPr>
+      <w:r>
+        <w:rPr>
+          <w:rFonts w:hint="eastAsia"/>
+        </w:rPr>
+        <w:t>对每个交易，统计包含在交易中的候选数量（来自</w:t>
+      </w:r>
+      <w:r>
+        <w:t xml:space="preserve"> Ck）</w:t>
+      </w:r>
+    </w:p>
+    <w:p>
+      <w:pPr>
+        <w:pStyle w:val="a9"/>
+        <w:numPr>
+          <w:ilvl w:val="0"/>
+          <w:numId w:val="6"/>
+        </w:numPr>
+      </w:pPr>
+      <w:r>
+        <w:rPr>
+          <w:rFonts w:hint="eastAsia"/>
+        </w:rPr>
+        <w:t>仅保留</w:t>
+      </w:r>
+      <w:r>
+        <w:t xml:space="preserve"> Ck 中满足 </w:t>
+      </w:r>
+      <w:proofErr w:type="spellStart"/>
+      <w:r>
+        <w:t>minsup</w:t>
+      </w:r>
+      <w:proofErr w:type="spellEnd"/>
+      <w:r>
+        <w:t xml:space="preserve"> 的候选。这成为 </w:t>
+      </w:r>
+      <w:proofErr w:type="spellStart"/>
+      <w:r>
+        <w:t>Fk</w:t>
+      </w:r>
+      <w:proofErr w:type="spellEnd"/>
+    </w:p>
+    <w:p>
+      <w:pPr>
+        <w:pStyle w:val="a9"/>
+        <w:numPr>
+          <w:ilvl w:val="0"/>
+          <w:numId w:val="6"/>
+        </w:numPr>
+      </w:pPr>
+      <w:r>
+        <w:rPr>
+          <w:rFonts w:hint="eastAsia"/>
+        </w:rPr>
+        <w:t>返回所有找到的</w:t>
+      </w:r>
+      <w:proofErr w:type="gramStart"/>
+      <w:r>
+        <w:rPr>
+          <w:rFonts w:hint="eastAsia"/>
+        </w:rPr>
+        <w:t>频繁项集</w:t>
+      </w:r>
+      <w:proofErr w:type="gramEnd"/>
+      <w:r>
+        <w:t xml:space="preserve"> (F1, F2, F3, …, </w:t>
+      </w:r>
+      <w:proofErr w:type="spellStart"/>
+      <w:r>
+        <w:t>Fk</w:t>
+      </w:r>
+      <w:proofErr w:type="spellEnd"/>
+      <w:r>
+        <w:t>)</w:t>
+      </w:r>
+    </w:p>
+    <w:p>
+      <w:r>
+        <w:t xml:space="preserve">So far, our frequent </w:t>
+      </w:r>
+      <w:proofErr w:type="spellStart"/>
+      <w:r>
+        <w:t>itemsets</w:t>
+      </w:r>
+      <w:proofErr w:type="spellEnd"/>
+      <w:r>
+        <w:t xml:space="preserve"> are:</w:t>
+      </w:r>
+    </w:p>
+    <w:p>
+      <w:pPr>
+        <w:rPr>
+          <w:rFonts w:hint="eastAsia"/>
+        </w:rPr>
+      </w:pPr>
+      <w:r>
+        <w:tab/>
+      </w:r>
+      <w:r>
+        <w:t>{A}, {B}, {D}, {E}, {A, D}, {A, E}, {B, D}, {D, E}, {A, D, E}</w:t>
+      </w:r>
+      <w:r>
+        <w:rPr>
+          <w:rFonts w:hint="eastAsia"/>
+        </w:rPr>
+        <w:t xml:space="preserve"> 1和2的都要写进去</w:t>
+      </w:r>
+    </w:p>
+    <w:p>
       <w:pPr>
         <w:ind w:firstLine="420"/>
+        <w:rPr>
+          <w:rFonts w:hint="eastAsia"/>
+        </w:rPr>
       </w:pPr>
     </w:p>
     <w:p>
@@ -960,41 +4961,1286 @@
       </w:r>
     </w:p>
     <w:p>
+      <w:r>
+        <w:rPr>
+          <w:rFonts w:hint="eastAsia"/>
+        </w:rPr>
+        <w:t>决策树：</w:t>
+      </w:r>
+    </w:p>
+    <w:p>
+      <w:r>
+        <w:tab/>
+      </w:r>
+      <w:r>
+        <w:t>一种用于统计、数据挖掘和机器学习的预测建模算法</w:t>
+      </w:r>
+    </w:p>
+    <w:p>
+      <w:r>
+        <w:rPr>
+          <w:rFonts w:hint="eastAsia"/>
+        </w:rPr>
+        <w:t>熵：</w:t>
+      </w:r>
+    </w:p>
+    <w:p>
+      <w:r>
+        <w:tab/>
+      </w:r>
+      <w:r>
+        <w:t>如果一个数据集中包含相等数量的正负数据点，则熵为1</w:t>
+      </w:r>
+    </w:p>
+    <w:p>
+      <w:r>
+        <w:lastRenderedPageBreak/>
+        <w:tab/>
+      </w:r>
+      <w:r>
+        <w:t>如果一个数据集中只包含正数据点或只包含负数据点，则熵为0</w:t>
+      </w:r>
+    </w:p>
+    <w:p>
+      <w:r>
+        <w:tab/>
+      </w:r>
+      <w:r>
+        <w:rPr>
+          <w:color w:val="EE0000"/>
+        </w:rPr>
+        <w:t xml:space="preserve">对于包含 k </w:t>
+      </w:r>
+      <w:proofErr w:type="gramStart"/>
+      <w:r>
+        <w:rPr>
+          <w:color w:val="EE0000"/>
+        </w:rPr>
+        <w:t>个</w:t>
+      </w:r>
+      <w:proofErr w:type="gramEnd"/>
+      <w:r>
+        <w:rPr>
+          <w:color w:val="EE0000"/>
+        </w:rPr>
+        <w:t>类别的样本集 X：</w:t>
+      </w:r>
+      <w:r>
+        <w:rPr>
+          <w:noProof/>
+        </w:rPr>
+        <w:drawing>
+          <wp:inline distT="0" distB="0" distL="0" distR="0" wp14:anchorId="40412CE5" wp14:editId="1F6426F5">
+            <wp:extent cx="2806695" cy="708263"/>
+            <wp:effectExtent l="0" t="0" r="0" b="0"/>
+            <wp:docPr id="694433880" name="图片 1" descr="图片包含 文本&#10;&#10;AI 生成的内容可能不正确。"/>
+            <wp:cNvGraphicFramePr>
+              <a:graphicFrameLocks xmlns:a="http://schemas.openxmlformats.org/drawingml/2006/main" noChangeAspect="1"/>
+            </wp:cNvGraphicFramePr>
+            <a:graphic xmlns:a="http://schemas.openxmlformats.org/drawingml/2006/main">
+              <a:graphicData uri="http://schemas.openxmlformats.org/drawingml/2006/picture">
+                <pic:pic xmlns:pic="http://schemas.openxmlformats.org/drawingml/2006/picture">
+                  <pic:nvPicPr>
+                    <pic:cNvPr id="694433880" name="图片 1" descr="图片包含 文本&#10;&#10;AI 生成的内容可能不正确。"/>
+                    <pic:cNvPicPr/>
+                  </pic:nvPicPr>
+                  <pic:blipFill>
+                    <a:blip r:embed="rId28"/>
+                    <a:stretch>
+                      <a:fillRect/>
+                    </a:stretch>
+                  </pic:blipFill>
+                  <pic:spPr>
+                    <a:xfrm>
+                      <a:off x="0" y="0"/>
+                      <a:ext cx="2841012" cy="716923"/>
+                    </a:xfrm>
+                    <a:prstGeom prst="rect">
+                      <a:avLst/>
+                    </a:prstGeom>
+                  </pic:spPr>
+                </pic:pic>
+              </a:graphicData>
+            </a:graphic>
+          </wp:inline>
+        </w:drawing>
+      </w:r>
+    </w:p>
+    <w:p>
+      <w:r>
+        <w:tab/>
+      </w:r>
+      <w:r>
+        <w:rPr>
+          <w:rFonts w:hint="eastAsia"/>
+        </w:rPr>
+        <w:t>抛硬币：</w:t>
+      </w:r>
+    </w:p>
+    <w:p>
+      <w:r>
+        <w:tab/>
+      </w:r>
+      <w:r>
+        <w:tab/>
+      </w:r>
+      <w:r>
+        <w:rPr>
+          <w:noProof/>
+        </w:rPr>
+        <w:drawing>
+          <wp:inline distT="0" distB="0" distL="0" distR="0" wp14:anchorId="60374FB5" wp14:editId="44F9B044">
+            <wp:extent cx="3356323" cy="273565"/>
+            <wp:effectExtent l="0" t="0" r="0" b="0"/>
+            <wp:docPr id="365048155" name="图片 1"/>
+            <wp:cNvGraphicFramePr>
+              <a:graphicFrameLocks xmlns:a="http://schemas.openxmlformats.org/drawingml/2006/main" noChangeAspect="1"/>
+            </wp:cNvGraphicFramePr>
+            <a:graphic xmlns:a="http://schemas.openxmlformats.org/drawingml/2006/main">
+              <a:graphicData uri="http://schemas.openxmlformats.org/drawingml/2006/picture">
+                <pic:pic xmlns:pic="http://schemas.openxmlformats.org/drawingml/2006/picture">
+                  <pic:nvPicPr>
+                    <pic:cNvPr id="365048155" name=""/>
+                    <pic:cNvPicPr/>
+                  </pic:nvPicPr>
+                  <pic:blipFill>
+                    <a:blip r:embed="rId29"/>
+                    <a:stretch>
+                      <a:fillRect/>
+                    </a:stretch>
+                  </pic:blipFill>
+                  <pic:spPr>
+                    <a:xfrm>
+                      <a:off x="0" y="0"/>
+                      <a:ext cx="3394010" cy="276637"/>
+                    </a:xfrm>
+                    <a:prstGeom prst="rect">
+                      <a:avLst/>
+                    </a:prstGeom>
+                  </pic:spPr>
+                </pic:pic>
+              </a:graphicData>
+            </a:graphic>
+          </wp:inline>
+        </w:drawing>
+      </w:r>
+    </w:p>
+    <w:p>
+      <w:r>
+        <w:tab/>
+      </w:r>
+      <w:proofErr w:type="gramStart"/>
+      <w:r>
+        <w:rPr>
+          <w:rFonts w:hint="eastAsia"/>
+        </w:rPr>
+        <w:t>熵越高</w:t>
+      </w:r>
+      <w:proofErr w:type="gramEnd"/>
+      <w:r>
+        <w:rPr>
+          <w:rFonts w:hint="eastAsia"/>
+        </w:rPr>
+        <w:t>越不纯</w:t>
+      </w:r>
+    </w:p>
+    <w:p>
+      <w:r>
+        <w:t>信息增益</w:t>
+      </w:r>
+      <w:r>
+        <w:rPr>
+          <w:rFonts w:hint="eastAsia"/>
+        </w:rPr>
+        <w:t>：</w:t>
+      </w:r>
+    </w:p>
+    <w:p>
+      <w:r>
+        <w:tab/>
+      </w:r>
+      <w:r>
+        <w:t>Information Gain = (Entropy of parent node) - (Entropy of child node)</w:t>
+      </w:r>
+    </w:p>
+    <w:p>
+      <w:r>
+        <w:tab/>
+      </w:r>
+      <w:r>
+        <w:rPr>
+          <w:rFonts w:hint="eastAsia"/>
+        </w:rPr>
+        <w:t>信息增益越高说明提供的信息越多，越适合做子节点</w:t>
+      </w:r>
+    </w:p>
+    <w:p>
+      <w:r>
+        <w:tab/>
+      </w:r>
+      <w:r>
+        <w:rPr>
+          <w:noProof/>
+        </w:rPr>
+        <w:drawing>
+          <wp:inline distT="0" distB="0" distL="0" distR="0" wp14:anchorId="39EBEE8E" wp14:editId="312BFD09">
+            <wp:extent cx="3874307" cy="1824740"/>
+            <wp:effectExtent l="0" t="0" r="0" b="4445"/>
+            <wp:docPr id="565464243" name="图片 1" descr="表格&#10;&#10;AI 生成的内容可能不正确。"/>
+            <wp:cNvGraphicFramePr>
+              <a:graphicFrameLocks xmlns:a="http://schemas.openxmlformats.org/drawingml/2006/main" noChangeAspect="1"/>
+            </wp:cNvGraphicFramePr>
+            <a:graphic xmlns:a="http://schemas.openxmlformats.org/drawingml/2006/main">
+              <a:graphicData uri="http://schemas.openxmlformats.org/drawingml/2006/picture">
+                <pic:pic xmlns:pic="http://schemas.openxmlformats.org/drawingml/2006/picture">
+                  <pic:nvPicPr>
+                    <pic:cNvPr id="565464243" name="图片 1" descr="表格&#10;&#10;AI 生成的内容可能不正确。"/>
+                    <pic:cNvPicPr/>
+                  </pic:nvPicPr>
+                  <pic:blipFill>
+                    <a:blip r:embed="rId30"/>
+                    <a:stretch>
+                      <a:fillRect/>
+                    </a:stretch>
+                  </pic:blipFill>
+                  <pic:spPr>
+                    <a:xfrm>
+                      <a:off x="0" y="0"/>
+                      <a:ext cx="3889338" cy="1831819"/>
+                    </a:xfrm>
+                    <a:prstGeom prst="rect">
+                      <a:avLst/>
+                    </a:prstGeom>
+                  </pic:spPr>
+                </pic:pic>
+              </a:graphicData>
+            </a:graphic>
+          </wp:inline>
+        </w:drawing>
+      </w:r>
+    </w:p>
+    <w:p>
+      <w:r>
+        <w:tab/>
+        <w:t>O</w:t>
+      </w:r>
+      <w:r>
+        <w:rPr>
+          <w:rFonts w:hint="eastAsia"/>
+        </w:rPr>
+        <w:t>utput：</w:t>
+      </w:r>
+      <w:r>
+        <w:t>6 Yes cases 6 No cases</w:t>
+      </w:r>
+      <w:r>
+        <w:rPr>
+          <w:rFonts w:hint="eastAsia"/>
+        </w:rPr>
+        <w:t>熵为1所以</w:t>
+      </w:r>
+      <w:r>
+        <w:t>Entropy(Parent)</w:t>
+      </w:r>
+      <w:r>
+        <w:rPr>
+          <w:rFonts w:hint="eastAsia"/>
+        </w:rPr>
+        <w:t xml:space="preserve"> </w:t>
+      </w:r>
+      <w:r>
+        <w:t>before we split, is 1.</w:t>
+      </w:r>
+    </w:p>
+    <w:p>
+      <w:r>
+        <w:tab/>
+      </w:r>
+      <w:r>
+        <w:tab/>
+      </w:r>
+      <w:r>
+        <w:tab/>
+      </w:r>
+      <w:r>
+        <w:rPr>
+          <w:rFonts w:hint="eastAsia"/>
+        </w:rPr>
+        <w:t>如果pat为根：</w:t>
+      </w:r>
+      <w:r>
+        <w:rPr>
+          <w:noProof/>
+        </w:rPr>
+        <w:drawing>
+          <wp:inline distT="0" distB="0" distL="0" distR="0" wp14:anchorId="40C7B481" wp14:editId="486497DF">
+            <wp:extent cx="1955653" cy="1485161"/>
+            <wp:effectExtent l="0" t="0" r="6985" b="1270"/>
+            <wp:docPr id="1800816678" name="图片 1" descr="图示&#10;&#10;AI 生成的内容可能不正确。"/>
+            <wp:cNvGraphicFramePr>
+              <a:graphicFrameLocks xmlns:a="http://schemas.openxmlformats.org/drawingml/2006/main" noChangeAspect="1"/>
+            </wp:cNvGraphicFramePr>
+            <a:graphic xmlns:a="http://schemas.openxmlformats.org/drawingml/2006/main">
+              <a:graphicData uri="http://schemas.openxmlformats.org/drawingml/2006/picture">
+                <pic:pic xmlns:pic="http://schemas.openxmlformats.org/drawingml/2006/picture">
+                  <pic:nvPicPr>
+                    <pic:cNvPr id="1800816678" name="图片 1" descr="图示&#10;&#10;AI 生成的内容可能不正确。"/>
+                    <pic:cNvPicPr/>
+                  </pic:nvPicPr>
+                  <pic:blipFill>
+                    <a:blip r:embed="rId31"/>
+                    <a:stretch>
+                      <a:fillRect/>
+                    </a:stretch>
+                  </pic:blipFill>
+                  <pic:spPr>
+                    <a:xfrm>
+                      <a:off x="0" y="0"/>
+                      <a:ext cx="1976075" cy="1500670"/>
+                    </a:xfrm>
+                    <a:prstGeom prst="rect">
+                      <a:avLst/>
+                    </a:prstGeom>
+                  </pic:spPr>
+                </pic:pic>
+              </a:graphicData>
+            </a:graphic>
+          </wp:inline>
+        </w:drawing>
+      </w:r>
+    </w:p>
+    <w:p>
+      <w:r>
+        <w:tab/>
+      </w:r>
+      <w:r>
+        <w:rPr>
+          <w:rFonts w:hint="eastAsia"/>
+        </w:rPr>
+        <w:t>None有两个wait都是No，Some四个都是Yes，Full</w:t>
+      </w:r>
+      <w:r>
+        <w:t>…</w:t>
+      </w:r>
+    </w:p>
+    <w:p>
+      <w:r>
+        <w:tab/>
+      </w:r>
+      <w:proofErr w:type="gramStart"/>
+      <w:r>
+        <w:t>E(</w:t>
+      </w:r>
+      <w:proofErr w:type="gramEnd"/>
+      <w:r>
+        <w:t>Pat = None)</w:t>
+      </w:r>
+      <w:r>
+        <w:rPr>
+          <w:rFonts w:hint="eastAsia"/>
+        </w:rPr>
+        <w:t xml:space="preserve"> = 0, </w:t>
+      </w:r>
+      <w:proofErr w:type="gramStart"/>
+      <w:r>
+        <w:t>E(</w:t>
+      </w:r>
+      <w:proofErr w:type="gramEnd"/>
+      <w:r>
+        <w:t>Pat = Some)</w:t>
+      </w:r>
+      <w:r>
+        <w:rPr>
+          <w:rFonts w:hint="eastAsia"/>
+        </w:rPr>
+        <w:t xml:space="preserve"> </w:t>
+      </w:r>
+      <w:r>
+        <w:t>= 0</w:t>
+      </w:r>
+    </w:p>
+    <w:p>
+      <w:r>
+        <w:tab/>
+      </w:r>
+      <w:proofErr w:type="gramStart"/>
+      <w:r>
+        <w:t>E(</w:t>
+      </w:r>
+      <w:proofErr w:type="gramEnd"/>
+      <w:r>
+        <w:t>Pat = Full)</w:t>
+      </w:r>
+      <w:r>
+        <w:rPr>
+          <w:rFonts w:hint="eastAsia"/>
+        </w:rPr>
+        <w:t xml:space="preserve"> </w:t>
+      </w:r>
+      <w:r>
+        <w:t>= - (2/6 * log2 (2/6) + 4/6 * log2 (4/6))</w:t>
+      </w:r>
+    </w:p>
+    <w:p>
+      <w:r>
+        <w:tab/>
+      </w:r>
+      <w:r>
+        <w:rPr>
+          <w:noProof/>
+        </w:rPr>
+        <w:drawing>
+          <wp:inline distT="0" distB="0" distL="0" distR="0" wp14:anchorId="56232C23" wp14:editId="7F972180">
+            <wp:extent cx="1532809" cy="695659"/>
+            <wp:effectExtent l="0" t="0" r="0" b="9525"/>
+            <wp:docPr id="1134544594" name="图片 1" descr="文本&#10;&#10;AI 生成的内容可能不正确。"/>
+            <wp:cNvGraphicFramePr>
+              <a:graphicFrameLocks xmlns:a="http://schemas.openxmlformats.org/drawingml/2006/main" noChangeAspect="1"/>
+            </wp:cNvGraphicFramePr>
+            <a:graphic xmlns:a="http://schemas.openxmlformats.org/drawingml/2006/main">
+              <a:graphicData uri="http://schemas.openxmlformats.org/drawingml/2006/picture">
+                <pic:pic xmlns:pic="http://schemas.openxmlformats.org/drawingml/2006/picture">
+                  <pic:nvPicPr>
+                    <pic:cNvPr id="1134544594" name="图片 1" descr="文本&#10;&#10;AI 生成的内容可能不正确。"/>
+                    <pic:cNvPicPr/>
+                  </pic:nvPicPr>
+                  <pic:blipFill>
+                    <a:blip r:embed="rId32"/>
+                    <a:stretch>
+                      <a:fillRect/>
+                    </a:stretch>
+                  </pic:blipFill>
+                  <pic:spPr>
+                    <a:xfrm>
+                      <a:off x="0" y="0"/>
+                      <a:ext cx="1543351" cy="700443"/>
+                    </a:xfrm>
+                    <a:prstGeom prst="rect">
+                      <a:avLst/>
+                    </a:prstGeom>
+                  </pic:spPr>
+                </pic:pic>
+              </a:graphicData>
+            </a:graphic>
+          </wp:inline>
+        </w:drawing>
+      </w:r>
+      <w:r>
+        <w:rPr>
+          <w:noProof/>
+        </w:rPr>
+        <w:drawing>
+          <wp:inline distT="0" distB="0" distL="0" distR="0" wp14:anchorId="10AE571C" wp14:editId="0B508C1D">
+            <wp:extent cx="3456749" cy="467781"/>
+            <wp:effectExtent l="0" t="0" r="0" b="8890"/>
+            <wp:docPr id="628935489" name="图片 1" descr="图片包含 文本&#10;&#10;AI 生成的内容可能不正确。"/>
+            <wp:cNvGraphicFramePr>
+              <a:graphicFrameLocks xmlns:a="http://schemas.openxmlformats.org/drawingml/2006/main" noChangeAspect="1"/>
+            </wp:cNvGraphicFramePr>
+            <a:graphic xmlns:a="http://schemas.openxmlformats.org/drawingml/2006/main">
+              <a:graphicData uri="http://schemas.openxmlformats.org/drawingml/2006/picture">
+                <pic:pic xmlns:pic="http://schemas.openxmlformats.org/drawingml/2006/picture">
+                  <pic:nvPicPr>
+                    <pic:cNvPr id="628935489" name="图片 1" descr="图片包含 文本&#10;&#10;AI 生成的内容可能不正确。"/>
+                    <pic:cNvPicPr/>
+                  </pic:nvPicPr>
+                  <pic:blipFill>
+                    <a:blip r:embed="rId33"/>
+                    <a:stretch>
+                      <a:fillRect/>
+                    </a:stretch>
+                  </pic:blipFill>
+                  <pic:spPr>
+                    <a:xfrm>
+                      <a:off x="0" y="0"/>
+                      <a:ext cx="3684800" cy="498642"/>
+                    </a:xfrm>
+                    <a:prstGeom prst="rect">
+                      <a:avLst/>
+                    </a:prstGeom>
+                  </pic:spPr>
+                </pic:pic>
+              </a:graphicData>
+            </a:graphic>
+          </wp:inline>
+        </w:drawing>
+      </w:r>
+    </w:p>
+    <w:p>
+      <w:pPr>
+        <w:ind w:left="2100" w:firstLine="420"/>
+      </w:pPr>
+      <w:r>
+        <w:rPr>
+          <w:noProof/>
+        </w:rPr>
+        <w:drawing>
+          <wp:inline distT="0" distB="0" distL="0" distR="0" wp14:anchorId="2C1BFE31" wp14:editId="48F3667B">
+            <wp:extent cx="2077220" cy="248087"/>
+            <wp:effectExtent l="0" t="0" r="0" b="0"/>
+            <wp:docPr id="1589383142" name="图片 1"/>
+            <wp:cNvGraphicFramePr>
+              <a:graphicFrameLocks xmlns:a="http://schemas.openxmlformats.org/drawingml/2006/main" noChangeAspect="1"/>
+            </wp:cNvGraphicFramePr>
+            <a:graphic xmlns:a="http://schemas.openxmlformats.org/drawingml/2006/main">
+              <a:graphicData uri="http://schemas.openxmlformats.org/drawingml/2006/picture">
+                <pic:pic xmlns:pic="http://schemas.openxmlformats.org/drawingml/2006/picture">
+                  <pic:nvPicPr>
+                    <pic:cNvPr id="1589383142" name=""/>
+                    <pic:cNvPicPr/>
+                  </pic:nvPicPr>
+                  <pic:blipFill>
+                    <a:blip r:embed="rId34"/>
+                    <a:stretch>
+                      <a:fillRect/>
+                    </a:stretch>
+                  </pic:blipFill>
+                  <pic:spPr>
+                    <a:xfrm>
+                      <a:off x="0" y="0"/>
+                      <a:ext cx="2239103" cy="267421"/>
+                    </a:xfrm>
+                    <a:prstGeom prst="rect">
+                      <a:avLst/>
+                    </a:prstGeom>
+                  </pic:spPr>
+                </pic:pic>
+              </a:graphicData>
+            </a:graphic>
+          </wp:inline>
+        </w:drawing>
+      </w:r>
+    </w:p>
+    <w:p>
+      <w:pPr>
+        <w:rPr>
+          <w:rFonts w:hint="eastAsia"/>
+        </w:rPr>
+      </w:pPr>
+    </w:p>
+    <w:p>
       <w:pPr>
         <w:ind w:firstLine="420"/>
       </w:pPr>
+      <w:r>
+        <w:t xml:space="preserve">c) 给定多个数据点间的距离矩阵（proximity matrix），利用agglomerative hierarchical clustering 进行聚类。须利用 MIN（Single Link）或 MAX （Complete Linkage）更新距离矩阵并绘制dendrogram。此外，须了解还有 哪些可以作为inter-cluster similarity measure </w:t>
+      </w:r>
+      <w:r>
+        <w:lastRenderedPageBreak/>
+        <w:t>的测度可用于聚类。（我记得以 前有学生拿着作业</w:t>
+      </w:r>
+      <w:proofErr w:type="gramStart"/>
+      <w:r>
+        <w:t>题问</w:t>
+      </w:r>
+      <w:proofErr w:type="gramEnd"/>
+      <w:r>
+        <w:t xml:space="preserve">过我，应该也是见过的题目） </w:t>
+      </w:r>
+    </w:p>
+    <w:p>
+      <w:pPr>
+        <w:ind w:left="420" w:firstLine="420"/>
+      </w:pPr>
+      <w:r>
+        <w:rPr>
+          <w:rFonts w:hint="eastAsia"/>
+        </w:rPr>
+        <w:t>•</w:t>
+      </w:r>
+      <w:r>
+        <w:t xml:space="preserve"> Single Linkage  (</w:t>
+      </w:r>
+      <w:r>
+        <w:rPr>
+          <w:color w:val="00B0F0"/>
+        </w:rPr>
+        <w:t>MIN</w:t>
+      </w:r>
+      <w:r>
+        <w:t xml:space="preserve">) </w:t>
+      </w:r>
+    </w:p>
+    <w:p>
+      <w:pPr>
+        <w:ind w:left="420"/>
+      </w:pPr>
+      <w:r>
+        <w:tab/>
+      </w:r>
+      <w:r>
+        <w:rPr>
+          <w:noProof/>
+        </w:rPr>
+        <w:drawing>
+          <wp:inline distT="0" distB="0" distL="0" distR="0" wp14:anchorId="3AA3DE54" wp14:editId="3B950AE4">
+            <wp:extent cx="2053497" cy="655408"/>
+            <wp:effectExtent l="0" t="0" r="4445" b="0"/>
+            <wp:docPr id="726886749" name="图片 1" descr="图片包含 游戏机, 衣架, 项链, 钟表&#10;&#10;AI 生成的内容可能不正确。"/>
+            <wp:cNvGraphicFramePr>
+              <a:graphicFrameLocks xmlns:a="http://schemas.openxmlformats.org/drawingml/2006/main" noChangeAspect="1"/>
+            </wp:cNvGraphicFramePr>
+            <a:graphic xmlns:a="http://schemas.openxmlformats.org/drawingml/2006/main">
+              <a:graphicData uri="http://schemas.openxmlformats.org/drawingml/2006/picture">
+                <pic:pic xmlns:pic="http://schemas.openxmlformats.org/drawingml/2006/picture">
+                  <pic:nvPicPr>
+                    <pic:cNvPr id="726886749" name="图片 1" descr="图片包含 游戏机, 衣架, 项链, 钟表&#10;&#10;AI 生成的内容可能不正确。"/>
+                    <pic:cNvPicPr/>
+                  </pic:nvPicPr>
+                  <pic:blipFill>
+                    <a:blip r:embed="rId35"/>
+                    <a:stretch>
+                      <a:fillRect/>
+                    </a:stretch>
+                  </pic:blipFill>
+                  <pic:spPr>
+                    <a:xfrm>
+                      <a:off x="0" y="0"/>
+                      <a:ext cx="2067397" cy="659844"/>
+                    </a:xfrm>
+                    <a:prstGeom prst="rect">
+                      <a:avLst/>
+                    </a:prstGeom>
+                  </pic:spPr>
+                </pic:pic>
+              </a:graphicData>
+            </a:graphic>
+          </wp:inline>
+        </w:drawing>
+      </w:r>
+    </w:p>
+    <w:p>
+      <w:pPr>
+        <w:ind w:left="420" w:firstLine="420"/>
+      </w:pPr>
+      <w:r>
+        <w:t xml:space="preserve">• Complete </w:t>
+      </w:r>
+      <w:proofErr w:type="gramStart"/>
+      <w:r>
+        <w:t>Linkage  (</w:t>
+      </w:r>
+      <w:proofErr w:type="gramEnd"/>
+      <w:r>
+        <w:rPr>
+          <w:color w:val="EE0000"/>
+        </w:rPr>
+        <w:t>MAX</w:t>
+      </w:r>
+      <w:r>
+        <w:t xml:space="preserve">) </w:t>
+      </w:r>
+    </w:p>
+    <w:p>
+      <w:pPr>
+        <w:ind w:left="420" w:firstLine="420"/>
+      </w:pPr>
+      <w:r>
+        <w:rPr>
+          <w:noProof/>
+        </w:rPr>
+        <w:drawing>
+          <wp:inline distT="0" distB="0" distL="0" distR="0" wp14:anchorId="5FCFA684" wp14:editId="3C34000D">
+            <wp:extent cx="2050793" cy="652570"/>
+            <wp:effectExtent l="0" t="0" r="6985" b="0"/>
+            <wp:docPr id="243217362" name="图片 1" descr="图示&#10;&#10;AI 生成的内容可能不正确。"/>
+            <wp:cNvGraphicFramePr>
+              <a:graphicFrameLocks xmlns:a="http://schemas.openxmlformats.org/drawingml/2006/main" noChangeAspect="1"/>
+            </wp:cNvGraphicFramePr>
+            <a:graphic xmlns:a="http://schemas.openxmlformats.org/drawingml/2006/main">
+              <a:graphicData uri="http://schemas.openxmlformats.org/drawingml/2006/picture">
+                <pic:pic xmlns:pic="http://schemas.openxmlformats.org/drawingml/2006/picture">
+                  <pic:nvPicPr>
+                    <pic:cNvPr id="243217362" name="图片 1" descr="图示&#10;&#10;AI 生成的内容可能不正确。"/>
+                    <pic:cNvPicPr/>
+                  </pic:nvPicPr>
+                  <pic:blipFill>
+                    <a:blip r:embed="rId36"/>
+                    <a:stretch>
+                      <a:fillRect/>
+                    </a:stretch>
+                  </pic:blipFill>
+                  <pic:spPr>
+                    <a:xfrm>
+                      <a:off x="0" y="0"/>
+                      <a:ext cx="2069715" cy="658591"/>
+                    </a:xfrm>
+                    <a:prstGeom prst="rect">
+                      <a:avLst/>
+                    </a:prstGeom>
+                  </pic:spPr>
+                </pic:pic>
+              </a:graphicData>
+            </a:graphic>
+          </wp:inline>
+        </w:drawing>
+      </w:r>
+    </w:p>
+    <w:p>
+      <w:pPr>
+        <w:ind w:left="420" w:firstLine="420"/>
+      </w:pPr>
+      <w:r>
+        <w:t>• Group Average Linkage  (</w:t>
+      </w:r>
+      <w:r>
+        <w:rPr>
+          <w:color w:val="FFFF00"/>
+        </w:rPr>
+        <w:t>AVG</w:t>
+      </w:r>
+      <w:r>
+        <w:t>)</w:t>
+      </w:r>
+      <w:r>
+        <w:rPr>
+          <w:rFonts w:hint="eastAsia"/>
+        </w:rPr>
+        <w:t xml:space="preserve"> 所有</w:t>
+      </w:r>
+      <w:r>
+        <w:t>对象对之间距离的平均值</w:t>
+      </w:r>
+    </w:p>
+    <w:p>
+      <w:pPr>
+        <w:ind w:left="420" w:firstLine="420"/>
+      </w:pPr>
+      <w:r>
+        <w:rPr>
+          <w:noProof/>
+        </w:rPr>
+        <w:drawing>
+          <wp:inline distT="0" distB="0" distL="0" distR="0" wp14:anchorId="31F2D45B" wp14:editId="4BC97489">
+            <wp:extent cx="2430604" cy="766404"/>
+            <wp:effectExtent l="0" t="0" r="0" b="0"/>
+            <wp:docPr id="268592399" name="图片 1" descr="图表, 折线图&#10;&#10;AI 生成的内容可能不正确。"/>
+            <wp:cNvGraphicFramePr>
+              <a:graphicFrameLocks xmlns:a="http://schemas.openxmlformats.org/drawingml/2006/main" noChangeAspect="1"/>
+            </wp:cNvGraphicFramePr>
+            <a:graphic xmlns:a="http://schemas.openxmlformats.org/drawingml/2006/main">
+              <a:graphicData uri="http://schemas.openxmlformats.org/drawingml/2006/picture">
+                <pic:pic xmlns:pic="http://schemas.openxmlformats.org/drawingml/2006/picture">
+                  <pic:nvPicPr>
+                    <pic:cNvPr id="268592399" name="图片 1" descr="图表, 折线图&#10;&#10;AI 生成的内容可能不正确。"/>
+                    <pic:cNvPicPr/>
+                  </pic:nvPicPr>
+                  <pic:blipFill>
+                    <a:blip r:embed="rId37"/>
+                    <a:stretch>
+                      <a:fillRect/>
+                    </a:stretch>
+                  </pic:blipFill>
+                  <pic:spPr>
+                    <a:xfrm>
+                      <a:off x="0" y="0"/>
+                      <a:ext cx="2447010" cy="771577"/>
+                    </a:xfrm>
+                    <a:prstGeom prst="rect">
+                      <a:avLst/>
+                    </a:prstGeom>
+                  </pic:spPr>
+                </pic:pic>
+              </a:graphicData>
+            </a:graphic>
+          </wp:inline>
+        </w:drawing>
+      </w:r>
     </w:p>
     <w:p>
       <w:pPr>
         <w:ind w:firstLine="420"/>
       </w:pPr>
       <w:r>
-        <w:t>c) 给定多个数据点间的距离矩阵（proximity matrix），利用agglomerative hierarchical clustering 进行聚类。须利用 MIN（Single Link）或 MAX （Complete Linkage）更新距离矩阵并绘制dendrogram。此外，须了解还有 哪些可以作为inter-cluster similarity measure 的测度可用于聚类。（我记得以 前有学生拿着作业</w:t>
+        <w:t>层次聚类Hierarchical Clustering是一组以层次树结构组织的嵌套簇集</w:t>
+      </w:r>
+      <w:r>
+        <w:t>nested clusters</w:t>
+      </w:r>
+      <w:r>
+        <w:t>，其中每个簇集都可以是另一个簇集的子集。</w:t>
+      </w:r>
+    </w:p>
+    <w:p>
+      <w:pPr>
+        <w:ind w:firstLine="420"/>
+        <w:rPr>
+          <w:noProof/>
+        </w:rPr>
+      </w:pPr>
+      <w:r>
+        <w:rPr>
+          <w:noProof/>
+        </w:rPr>
+        <w:drawing>
+          <wp:inline distT="0" distB="0" distL="0" distR="0" wp14:anchorId="6D80B154" wp14:editId="7D1FD361">
+            <wp:extent cx="2114219" cy="1411107"/>
+            <wp:effectExtent l="0" t="0" r="635" b="0"/>
+            <wp:docPr id="1276634148" name="图片 1" descr="图表, 箱线图&#10;&#10;AI 生成的内容可能不正确。"/>
+            <wp:cNvGraphicFramePr>
+              <a:graphicFrameLocks xmlns:a="http://schemas.openxmlformats.org/drawingml/2006/main" noChangeAspect="1"/>
+            </wp:cNvGraphicFramePr>
+            <a:graphic xmlns:a="http://schemas.openxmlformats.org/drawingml/2006/main">
+              <a:graphicData uri="http://schemas.openxmlformats.org/drawingml/2006/picture">
+                <pic:pic xmlns:pic="http://schemas.openxmlformats.org/drawingml/2006/picture">
+                  <pic:nvPicPr>
+                    <pic:cNvPr id="1276634148" name="图片 1" descr="图表, 箱线图&#10;&#10;AI 生成的内容可能不正确。"/>
+                    <pic:cNvPicPr/>
+                  </pic:nvPicPr>
+                  <pic:blipFill>
+                    <a:blip r:embed="rId38"/>
+                    <a:stretch>
+                      <a:fillRect/>
+                    </a:stretch>
+                  </pic:blipFill>
+                  <pic:spPr>
+                    <a:xfrm>
+                      <a:off x="0" y="0"/>
+                      <a:ext cx="2118686" cy="1414088"/>
+                    </a:xfrm>
+                    <a:prstGeom prst="rect">
+                      <a:avLst/>
+                    </a:prstGeom>
+                  </pic:spPr>
+                </pic:pic>
+              </a:graphicData>
+            </a:graphic>
+          </wp:inline>
+        </w:drawing>
+      </w:r>
+      <w:r>
+        <w:rPr>
+          <w:noProof/>
+        </w:rPr>
+        <w:t xml:space="preserve"> </w:t>
+      </w:r>
+      <w:r>
+        <w:rPr>
+          <w:noProof/>
+        </w:rPr>
+        <w:drawing>
+          <wp:inline distT="0" distB="0" distL="0" distR="0" wp14:anchorId="48FD37C9" wp14:editId="3551E420">
+            <wp:extent cx="1612092" cy="1430149"/>
+            <wp:effectExtent l="0" t="0" r="7620" b="0"/>
+            <wp:docPr id="1656454902" name="图片 1" descr="图示, 形状&#10;&#10;AI 生成的内容可能不正确。"/>
+            <wp:cNvGraphicFramePr>
+              <a:graphicFrameLocks xmlns:a="http://schemas.openxmlformats.org/drawingml/2006/main" noChangeAspect="1"/>
+            </wp:cNvGraphicFramePr>
+            <a:graphic xmlns:a="http://schemas.openxmlformats.org/drawingml/2006/main">
+              <a:graphicData uri="http://schemas.openxmlformats.org/drawingml/2006/picture">
+                <pic:pic xmlns:pic="http://schemas.openxmlformats.org/drawingml/2006/picture">
+                  <pic:nvPicPr>
+                    <pic:cNvPr id="1656454902" name="图片 1" descr="图示, 形状&#10;&#10;AI 生成的内容可能不正确。"/>
+                    <pic:cNvPicPr/>
+                  </pic:nvPicPr>
+                  <pic:blipFill>
+                    <a:blip r:embed="rId39"/>
+                    <a:stretch>
+                      <a:fillRect/>
+                    </a:stretch>
+                  </pic:blipFill>
+                  <pic:spPr>
+                    <a:xfrm>
+                      <a:off x="0" y="0"/>
+                      <a:ext cx="1627844" cy="1444123"/>
+                    </a:xfrm>
+                    <a:prstGeom prst="rect">
+                      <a:avLst/>
+                    </a:prstGeom>
+                  </pic:spPr>
+                </pic:pic>
+              </a:graphicData>
+            </a:graphic>
+          </wp:inline>
+        </w:drawing>
+      </w:r>
+    </w:p>
+    <w:p>
+      <w:pPr>
+        <w:ind w:firstLine="420"/>
+        <w:rPr>
+          <w:noProof/>
+        </w:rPr>
+      </w:pPr>
+      <w:r>
+        <w:rPr>
+          <w:rFonts w:hint="eastAsia"/>
+          <w:noProof/>
+        </w:rPr>
+        <w:t>不用像</w:t>
+      </w:r>
+      <w:r>
+        <w:rPr>
+          <w:noProof/>
+        </w:rPr>
+        <w:t>K-Means</w:t>
+      </w:r>
+      <w:r>
+        <w:rPr>
+          <w:rFonts w:hint="eastAsia"/>
+          <w:noProof/>
+        </w:rPr>
+        <w:t>一样要假设簇集数量，只用从一个点开始反向遍历</w:t>
+      </w:r>
+    </w:p>
+    <w:p>
+      <w:r>
+        <w:rPr>
+          <w:rFonts w:hint="eastAsia"/>
+        </w:rPr>
+        <w:t>两种类型：</w:t>
+      </w:r>
+    </w:p>
+    <w:p>
+      <w:r>
+        <w:tab/>
+      </w:r>
+      <w:r>
+        <w:t>Agglomerative</w:t>
+      </w:r>
+      <w:r>
+        <w:rPr>
+          <w:b/>
+          <w:bCs/>
+        </w:rPr>
+        <w:t>凝聚层次聚类</w:t>
+      </w:r>
+      <w:r>
+        <w:rPr>
+          <w:rFonts w:hint="eastAsia"/>
+        </w:rPr>
+        <w:t>：</w:t>
+      </w:r>
+    </w:p>
+    <w:p>
+      <w:r>
+        <w:tab/>
+      </w:r>
+      <w:r>
+        <w:tab/>
+      </w:r>
+      <w:r>
+        <w:rPr>
+          <w:rFonts w:hint="eastAsia"/>
+        </w:rPr>
+        <w:t>从每个数据点作为一个簇集开始</w:t>
+      </w:r>
+    </w:p>
+    <w:p>
+      <w:r>
+        <w:tab/>
+      </w:r>
+      <w:r>
+        <w:tab/>
+      </w:r>
+      <w:r>
+        <w:rPr>
+          <w:rFonts w:hint="eastAsia"/>
+        </w:rPr>
+        <w:t>在每一步中，合并最接近的一对簇集，直到只剩下一个（或</w:t>
+      </w:r>
+      <w:r>
+        <w:t xml:space="preserve"> K </w:t>
       </w:r>
       <w:proofErr w:type="gramStart"/>
       <w:r>
-        <w:t>题问</w:t>
+        <w:t>个</w:t>
       </w:r>
       <w:proofErr w:type="gramEnd"/>
       <w:r>
-        <w:t xml:space="preserve">过我，应该也是见过的题目） </w:t>
+        <w:t>）</w:t>
+      </w:r>
+    </w:p>
+    <w:p>
+      <w:r>
+        <w:tab/>
+      </w:r>
+      <w:r>
+        <w:t>Divisive</w:t>
+      </w:r>
+      <w:r>
+        <w:rPr>
+          <w:rFonts w:hint="eastAsia"/>
+        </w:rPr>
+        <w:t>分裂层次聚类：</w:t>
+      </w:r>
+    </w:p>
+    <w:p>
+      <w:r>
+        <w:tab/>
+      </w:r>
+      <w:r>
+        <w:tab/>
+      </w:r>
+      <w:r>
+        <w:rPr>
+          <w:rFonts w:hint="eastAsia"/>
+        </w:rPr>
+        <w:t>从一个包含所有数据点的簇集开始</w:t>
+      </w:r>
+    </w:p>
+    <w:p>
+      <w:r>
+        <w:tab/>
+      </w:r>
+      <w:r>
+        <w:tab/>
+      </w:r>
+      <w:r>
+        <w:rPr>
+          <w:rFonts w:hint="eastAsia"/>
+        </w:rPr>
+        <w:t>在每一步中，拆分一个簇集，直到每个簇集包含</w:t>
+      </w:r>
+      <w:proofErr w:type="gramStart"/>
+      <w:r>
+        <w:rPr>
+          <w:rFonts w:hint="eastAsia"/>
+        </w:rPr>
+        <w:t>一</w:t>
+      </w:r>
+      <w:proofErr w:type="gramEnd"/>
+      <w:r>
+        <w:rPr>
+          <w:rFonts w:hint="eastAsia"/>
+        </w:rPr>
+        <w:t>个数据点（或剩下</w:t>
+      </w:r>
+      <w:r>
+        <w:t xml:space="preserve"> K </w:t>
+      </w:r>
+      <w:proofErr w:type="gramStart"/>
+      <w:r>
+        <w:t>个</w:t>
+      </w:r>
+      <w:proofErr w:type="gramEnd"/>
+      <w:r>
+        <w:t>簇集）</w:t>
+      </w:r>
+    </w:p>
+    <w:p>
+      <w:r>
+        <w:rPr>
+          <w:rFonts w:hint="eastAsia"/>
+        </w:rPr>
+        <w:t>使用邻近矩阵</w:t>
+      </w:r>
+      <w:r>
+        <w:t>proximity matrix</w:t>
+      </w:r>
+      <w:r>
+        <w:rPr>
+          <w:rFonts w:hint="eastAsia"/>
+        </w:rPr>
+        <w:t>来</w:t>
+      </w:r>
+      <w:r>
+        <w:t>评估簇集相似度</w:t>
+      </w:r>
+    </w:p>
+    <w:p>
+      <w:pPr>
+        <w:rPr>
+          <w:color w:val="EE0000"/>
+        </w:rPr>
+      </w:pPr>
+      <w:r>
+        <w:rPr>
+          <w:color w:val="EE0000"/>
+        </w:rPr>
+        <w:t>Dendrogram</w:t>
+      </w:r>
+      <w:r>
+        <w:rPr>
+          <w:rFonts w:hint="eastAsia"/>
+          <w:color w:val="EE0000"/>
+        </w:rPr>
+        <w:t>：</w:t>
+      </w:r>
+    </w:p>
+    <w:p>
+      <w:r>
+        <w:tab/>
+      </w:r>
+      <w:r>
+        <w:t>树状图dendrogram是一种展示对象之间层次关系的图表</w:t>
+      </w:r>
+      <w:r>
+        <w:t>a diagram that shows the hierarchical relationship between objects</w:t>
+      </w:r>
+    </w:p>
+    <w:p>
+      <w:r>
+        <w:tab/>
+      </w:r>
+      <w:r>
+        <w:t>主要用途是确定将对象</w:t>
+      </w:r>
+      <w:proofErr w:type="gramStart"/>
+      <w:r>
+        <w:t>分配到簇集</w:t>
+      </w:r>
+      <w:proofErr w:type="gramEnd"/>
+      <w:r>
+        <w:t>的最佳方式main use of a dendrogram is to work out the best way to allocate objects to clusters</w:t>
+      </w:r>
+    </w:p>
+    <w:p>
+      <w:r>
+        <w:tab/>
+      </w:r>
+      <w:r>
+        <w:t>通常作为层次聚类的输出而创建commonly created as an output from hierarchical</w:t>
+      </w:r>
+    </w:p>
+    <w:p>
+      <w:r>
+        <w:t>凝聚层次聚类算法Agglomerative Clustering Algorithm</w:t>
+      </w:r>
+      <w:r>
+        <w:rPr>
+          <w:rFonts w:hint="eastAsia"/>
+        </w:rPr>
+        <w:t>：</w:t>
+      </w:r>
+    </w:p>
+    <w:p>
+      <w:r>
+        <w:tab/>
+      </w:r>
+      <w:r>
+        <w:t>将每个数据点视为其自己的簇集，然后重复合并具有最高相似度的两个簇集。</w:t>
+      </w:r>
+    </w:p>
+    <w:p>
+      <w:r>
+        <w:t>其关键思想是连续合并最接近的簇集。</w:t>
+      </w:r>
+    </w:p>
+    <w:p>
+      <w:r>
+        <w:lastRenderedPageBreak/>
+        <w:tab/>
+      </w:r>
+      <w:r>
+        <w:rPr>
+          <w:rFonts w:hint="eastAsia"/>
+        </w:rPr>
+        <w:t>基本算法：</w:t>
+      </w:r>
+    </w:p>
+    <w:p>
+      <w:pPr>
+        <w:pStyle w:val="a9"/>
+        <w:numPr>
+          <w:ilvl w:val="0"/>
+          <w:numId w:val="5"/>
+        </w:numPr>
+      </w:pPr>
+      <w:r>
+        <w:t>计算邻近矩阵</w:t>
+      </w:r>
+    </w:p>
+    <w:p>
+      <w:pPr>
+        <w:pStyle w:val="a9"/>
+        <w:numPr>
+          <w:ilvl w:val="0"/>
+          <w:numId w:val="5"/>
+        </w:numPr>
+      </w:pPr>
+      <w:r>
+        <w:t>让每个数据点成为一个簇集</w:t>
+      </w:r>
+    </w:p>
+    <w:p>
+      <w:pPr>
+        <w:pStyle w:val="a9"/>
+        <w:numPr>
+          <w:ilvl w:val="0"/>
+          <w:numId w:val="5"/>
+        </w:numPr>
+      </w:pPr>
+      <w:r>
+        <w:t>重复以下步骤：</w:t>
+      </w:r>
+    </w:p>
+    <w:p>
+      <w:pPr>
+        <w:pStyle w:val="a9"/>
+        <w:numPr>
+          <w:ilvl w:val="0"/>
+          <w:numId w:val="5"/>
+        </w:numPr>
+      </w:pPr>
+      <w:r>
+        <w:rPr>
+          <w:rFonts w:hint="eastAsia"/>
+        </w:rPr>
+        <w:t xml:space="preserve">    </w:t>
+      </w:r>
+      <w:r>
+        <w:t>合并两个最接近的簇集</w:t>
+      </w:r>
+    </w:p>
+    <w:p>
+      <w:pPr>
+        <w:pStyle w:val="a9"/>
+        <w:numPr>
+          <w:ilvl w:val="0"/>
+          <w:numId w:val="5"/>
+        </w:numPr>
+      </w:pPr>
+      <w:r>
+        <w:rPr>
+          <w:rFonts w:hint="eastAsia"/>
+        </w:rPr>
+        <w:t xml:space="preserve">    </w:t>
+      </w:r>
+      <w:r>
+        <w:t>更新邻近矩阵</w:t>
+      </w:r>
+    </w:p>
+    <w:p>
+      <w:pPr>
+        <w:pStyle w:val="a9"/>
+        <w:numPr>
+          <w:ilvl w:val="0"/>
+          <w:numId w:val="5"/>
+        </w:numPr>
+      </w:pPr>
+      <w:r>
+        <w:t>直到只剩下一个簇集为止</w:t>
       </w:r>
     </w:p>
     <w:p>
       <w:pPr>
         <w:ind w:firstLine="420"/>
+        <w:rPr>
+          <w:rFonts w:hint="eastAsia"/>
+        </w:rPr>
       </w:pPr>
     </w:p>
     <w:p>
       <w:pPr>
         <w:ind w:firstLine="420"/>
-        <w:rPr>
-          <w:rFonts w:hint="eastAsia"/>
-        </w:rPr>
       </w:pPr>
       <w:r>
         <w:t>d) 给出一个时间序列基于Piecewise Aggregate Approximation（PAA）的五个分 段（以及符号和breakpoints列表），根据breakpoint信息计算该时间序列的 Symbolic Aggregate Approximation（SAX）表示。（应该是例题或作业题）</w:t>
       </w:r>
+    </w:p>
+    <w:p>
+      <w:pPr>
+        <w:ind w:firstLine="420"/>
+      </w:pPr>
+    </w:p>
+    <w:p>
+      <w:pPr>
+        <w:ind w:firstLine="420"/>
+        <w:rPr>
+          <w:rFonts w:hint="eastAsia"/>
+        </w:rPr>
+      </w:pPr>
     </w:p>
     <w:sectPr>
       <w:pgSz w:w="11906" w:h="16838"/>
@@ -1006,19 +6252,57 @@
 </w:document>
 </file>
 
+<file path=word/endnotes.xml><?xml version="1.0" encoding="utf-8"?>
+<w:endnotes xmlns:wpc="http://schemas.microsoft.com/office/word/2010/wordprocessingCanvas" xmlns:cx="http://schemas.microsoft.com/office/drawing/2014/chartex" xmlns:cx1="http://schemas.microsoft.com/office/drawing/2015/9/8/chartex" xmlns:cx2="http://schemas.microsoft.com/office/drawing/2015/10/21/chartex" xmlns:cx3="http://schemas.microsoft.com/office/drawing/2016/5/9/chartex" xmlns:cx4="http://schemas.microsoft.com/office/drawing/2016/5/10/chartex" xmlns:cx5="http://schemas.microsoft.com/office/drawing/2016/5/11/chartex" xmlns:cx6="http://schemas.microsoft.com/office/drawing/2016/5/12/chartex" xmlns:cx7="http://schemas.microsoft.com/office/drawing/2016/5/13/chartex" xmlns:cx8="http://schemas.microsoft.com/office/drawing/2016/5/14/chartex" xmlns:mc="http://schemas.openxmlformats.org/markup-compatibility/2006" xmlns:aink="http://schemas.microsoft.com/office/drawing/2016/ink" xmlns:am3d="http://schemas.microsoft.com/office/drawing/2017/model3d" xmlns:o="urn:schemas-microsoft-com:office:office" xmlns:oel="http://schemas.microsoft.com/office/2019/extlst" xmlns:r="http://schemas.openxmlformats.org/officeDocument/2006/relationships" xmlns:m="http://schemas.openxmlformats.org/officeDocument/2006/math" xmlns:v="urn:schemas-microsoft-com:vml" xmlns:wp14="http://schemas.microsoft.com/office/word/2010/wordprocessingDrawing" xmlns:wp="http://schemas.openxmlformats.org/drawingml/2006/wordprocessingDrawing" xmlns:w10="urn:schemas-microsoft-com:office:word" xmlns:w="http://schemas.openxmlformats.org/wordprocessingml/2006/main" xmlns:w14="http://schemas.microsoft.com/office/word/2010/wordml" xmlns:w15="http://schemas.microsoft.com/office/word/2012/wordml" xmlns:w16cex="http://schemas.microsoft.com/office/word/2018/wordml/cex" xmlns:w16cid="http://schemas.microsoft.com/office/word/2016/wordml/cid" xmlns:w16="http://schemas.microsoft.com/office/word/2018/wordml" xmlns:w16du="http://schemas.microsoft.com/office/word/2023/wordml/word16du" xmlns:w16sdtdh="http://schemas.microsoft.com/office/word/2020/wordml/sdtdatahash" xmlns:w16sdtfl="http://schemas.microsoft.com/office/word/2024/wordml/sdtformatlock" xmlns:w16se="http://schemas.microsoft.com/office/word/2015/wordml/symex" xmlns:wpg="http://schemas.microsoft.com/office/word/2010/wordprocessingGroup" xmlns:wpi="http://schemas.microsoft.com/office/word/2010/wordprocessingInk" xmlns:wne="http://schemas.microsoft.com/office/word/2006/wordml" xmlns:wps="http://schemas.microsoft.com/office/word/2010/wordprocessingShape" mc:Ignorable="w14 w15 w16se w16cid w16 w16cex w16sdtdh w16sdtfl w16du wp14">
+  <w:endnote w:type="separator" w:id="-1">
+    <w:p>
+      <w:r>
+        <w:separator/>
+      </w:r>
+    </w:p>
+  </w:endnote>
+  <w:endnote w:type="continuationSeparator" w:id="0">
+    <w:p>
+      <w:r>
+        <w:continuationSeparator/>
+      </w:r>
+    </w:p>
+  </w:endnote>
+</w:endnotes>
+</file>
+
+<file path=word/footnotes.xml><?xml version="1.0" encoding="utf-8"?>
+<w:footnotes xmlns:wpc="http://schemas.microsoft.com/office/word/2010/wordprocessingCanvas" xmlns:cx="http://schemas.microsoft.com/office/drawing/2014/chartex" xmlns:cx1="http://schemas.microsoft.com/office/drawing/2015/9/8/chartex" xmlns:cx2="http://schemas.microsoft.com/office/drawing/2015/10/21/chartex" xmlns:cx3="http://schemas.microsoft.com/office/drawing/2016/5/9/chartex" xmlns:cx4="http://schemas.microsoft.com/office/drawing/2016/5/10/chartex" xmlns:cx5="http://schemas.microsoft.com/office/drawing/2016/5/11/chartex" xmlns:cx6="http://schemas.microsoft.com/office/drawing/2016/5/12/chartex" xmlns:cx7="http://schemas.microsoft.com/office/drawing/2016/5/13/chartex" xmlns:cx8="http://schemas.microsoft.com/office/drawing/2016/5/14/chartex" xmlns:mc="http://schemas.openxmlformats.org/markup-compatibility/2006" xmlns:aink="http://schemas.microsoft.com/office/drawing/2016/ink" xmlns:am3d="http://schemas.microsoft.com/office/drawing/2017/model3d" xmlns:o="urn:schemas-microsoft-com:office:office" xmlns:oel="http://schemas.microsoft.com/office/2019/extlst" xmlns:r="http://schemas.openxmlformats.org/officeDocument/2006/relationships" xmlns:m="http://schemas.openxmlformats.org/officeDocument/2006/math" xmlns:v="urn:schemas-microsoft-com:vml" xmlns:wp14="http://schemas.microsoft.com/office/word/2010/wordprocessingDrawing" xmlns:wp="http://schemas.openxmlformats.org/drawingml/2006/wordprocessingDrawing" xmlns:w10="urn:schemas-microsoft-com:office:word" xmlns:w="http://schemas.openxmlformats.org/wordprocessingml/2006/main" xmlns:w14="http://schemas.microsoft.com/office/word/2010/wordml" xmlns:w15="http://schemas.microsoft.com/office/word/2012/wordml" xmlns:w16cex="http://schemas.microsoft.com/office/word/2018/wordml/cex" xmlns:w16cid="http://schemas.microsoft.com/office/word/2016/wordml/cid" xmlns:w16="http://schemas.microsoft.com/office/word/2018/wordml" xmlns:w16du="http://schemas.microsoft.com/office/word/2023/wordml/word16du" xmlns:w16sdtdh="http://schemas.microsoft.com/office/word/2020/wordml/sdtdatahash" xmlns:w16sdtfl="http://schemas.microsoft.com/office/word/2024/wordml/sdtformatlock" xmlns:w16se="http://schemas.microsoft.com/office/word/2015/wordml/symex" xmlns:wpg="http://schemas.microsoft.com/office/word/2010/wordprocessingGroup" xmlns:wpi="http://schemas.microsoft.com/office/word/2010/wordprocessingInk" xmlns:wne="http://schemas.microsoft.com/office/word/2006/wordml" xmlns:wps="http://schemas.microsoft.com/office/word/2010/wordprocessingShape" mc:Ignorable="w14 w15 w16se w16cid w16 w16cex w16sdtdh w16sdtfl w16du wp14">
+  <w:footnote w:type="separator" w:id="-1">
+    <w:p>
+      <w:r>
+        <w:separator/>
+      </w:r>
+    </w:p>
+  </w:footnote>
+  <w:footnote w:type="continuationSeparator" w:id="0">
+    <w:p>
+      <w:r>
+        <w:continuationSeparator/>
+      </w:r>
+    </w:p>
+  </w:footnote>
+</w:footnotes>
+</file>
+
 <file path=word/numbering.xml><?xml version="1.0" encoding="utf-8"?>
 <w:numbering xmlns:wpc="http://schemas.microsoft.com/office/word/2010/wordprocessingCanvas" xmlns:cx="http://schemas.microsoft.com/office/drawing/2014/chartex" xmlns:cx1="http://schemas.microsoft.com/office/drawing/2015/9/8/chartex" xmlns:cx2="http://schemas.microsoft.com/office/drawing/2015/10/21/chartex" xmlns:cx3="http://schemas.microsoft.com/office/drawing/2016/5/9/chartex" xmlns:cx4="http://schemas.microsoft.com/office/drawing/2016/5/10/chartex" xmlns:cx5="http://schemas.microsoft.com/office/drawing/2016/5/11/chartex" xmlns:cx6="http://schemas.microsoft.com/office/drawing/2016/5/12/chartex" xmlns:cx7="http://schemas.microsoft.com/office/drawing/2016/5/13/chartex" xmlns:cx8="http://schemas.microsoft.com/office/drawing/2016/5/14/chartex" xmlns:mc="http://schemas.openxmlformats.org/markup-compatibility/2006" xmlns:aink="http://schemas.microsoft.com/office/drawing/2016/ink" xmlns:am3d="http://schemas.microsoft.com/office/drawing/2017/model3d" xmlns:o="urn:schemas-microsoft-com:office:office" xmlns:oel="http://schemas.microsoft.com/office/2019/extlst" xmlns:r="http://schemas.openxmlformats.org/officeDocument/2006/relationships" xmlns:m="http://schemas.openxmlformats.org/officeDocument/2006/math" xmlns:v="urn:schemas-microsoft-com:vml" xmlns:wp14="http://schemas.microsoft.com/office/word/2010/wordprocessingDrawing" xmlns:wp="http://schemas.openxmlformats.org/drawingml/2006/wordprocessingDrawing" xmlns:w10="urn:schemas-microsoft-com:office:word" xmlns:w="http://schemas.openxmlformats.org/wordprocessingml/2006/main" xmlns:w14="http://schemas.microsoft.com/office/word/2010/wordml" xmlns:w15="http://schemas.microsoft.com/office/word/2012/wordml" xmlns:w16cex="http://schemas.microsoft.com/office/word/2018/wordml/cex" xmlns:w16cid="http://schemas.microsoft.com/office/word/2016/wordml/cid" xmlns:w16="http://schemas.microsoft.com/office/word/2018/wordml" xmlns:w16du="http://schemas.microsoft.com/office/word/2023/wordml/word16du" xmlns:w16sdtdh="http://schemas.microsoft.com/office/word/2020/wordml/sdtdatahash" xmlns:w16sdtfl="http://schemas.microsoft.com/office/word/2024/wordml/sdtformatlock" xmlns:w16se="http://schemas.microsoft.com/office/word/2015/wordml/symex" xmlns:wpg="http://schemas.microsoft.com/office/word/2010/wordprocessingGroup" xmlns:wpi="http://schemas.microsoft.com/office/word/2010/wordprocessingInk" xmlns:wne="http://schemas.microsoft.com/office/word/2006/wordml" xmlns:wps="http://schemas.microsoft.com/office/word/2010/wordprocessingShape" mc:Ignorable="w14 w15 w16se w16cid w16 w16cex w16sdtdh w16sdtfl w16du wp14">
   <w:abstractNum w:abstractNumId="0" w15:restartNumberingAfterBreak="0">
-    <w:nsid w:val="3E9402C7"/>
+    <w:nsid w:val="05B23DFB"/>
     <w:multiLevelType w:val="hybridMultilevel"/>
-    <w:tmpl w:val="CE121E58"/>
-    <w:lvl w:ilvl="0" w:tplc="215AC2BA">
+    <w:tmpl w:val="8674A8B4"/>
+    <w:lvl w:ilvl="0" w:tplc="8EA2787A">
       <w:start w:val="1"/>
       <w:numFmt w:val="decimal"/>
       <w:lvlText w:val="%1."/>
       <w:lvlJc w:val="left"/>
       <w:pPr>
-        <w:ind w:left="360" w:hanging="360"/>
+        <w:ind w:left="1200" w:hanging="360"/>
       </w:pPr>
       <w:rPr>
         <w:rFonts w:hint="default"/>
@@ -1030,7 +6314,7 @@
       <w:lvlText w:val="%2)"/>
       <w:lvlJc w:val="left"/>
       <w:pPr>
-        <w:ind w:left="880" w:hanging="440"/>
+        <w:ind w:left="1720" w:hanging="440"/>
       </w:pPr>
     </w:lvl>
     <w:lvl w:ilvl="2" w:tplc="0409001B" w:tentative="1">
@@ -1039,7 +6323,7 @@
       <w:lvlText w:val="%3."/>
       <w:lvlJc w:val="right"/>
       <w:pPr>
-        <w:ind w:left="1320" w:hanging="440"/>
+        <w:ind w:left="2160" w:hanging="440"/>
       </w:pPr>
     </w:lvl>
     <w:lvl w:ilvl="3" w:tplc="0409000F" w:tentative="1">
@@ -1048,7 +6332,7 @@
       <w:lvlText w:val="%4."/>
       <w:lvlJc w:val="left"/>
       <w:pPr>
-        <w:ind w:left="1760" w:hanging="440"/>
+        <w:ind w:left="2600" w:hanging="440"/>
       </w:pPr>
     </w:lvl>
     <w:lvl w:ilvl="4" w:tplc="04090019" w:tentative="1">
@@ -1057,7 +6341,7 @@
       <w:lvlText w:val="%5)"/>
       <w:lvlJc w:val="left"/>
       <w:pPr>
-        <w:ind w:left="2200" w:hanging="440"/>
+        <w:ind w:left="3040" w:hanging="440"/>
       </w:pPr>
     </w:lvl>
     <w:lvl w:ilvl="5" w:tplc="0409001B" w:tentative="1">
@@ -1066,7 +6350,7 @@
       <w:lvlText w:val="%6."/>
       <w:lvlJc w:val="right"/>
       <w:pPr>
-        <w:ind w:left="2640" w:hanging="440"/>
+        <w:ind w:left="3480" w:hanging="440"/>
       </w:pPr>
     </w:lvl>
     <w:lvl w:ilvl="6" w:tplc="0409000F" w:tentative="1">
@@ -1075,7 +6359,7 @@
       <w:lvlText w:val="%7."/>
       <w:lvlJc w:val="left"/>
       <w:pPr>
-        <w:ind w:left="3080" w:hanging="440"/>
+        <w:ind w:left="3920" w:hanging="440"/>
       </w:pPr>
     </w:lvl>
     <w:lvl w:ilvl="7" w:tplc="04090019" w:tentative="1">
@@ -1084,7 +6368,7 @@
       <w:lvlText w:val="%8)"/>
       <w:lvlJc w:val="left"/>
       <w:pPr>
-        <w:ind w:left="3520" w:hanging="440"/>
+        <w:ind w:left="4360" w:hanging="440"/>
       </w:pPr>
     </w:lvl>
     <w:lvl w:ilvl="8" w:tplc="0409001B" w:tentative="1">
@@ -1093,12 +6377,472 @@
       <w:lvlText w:val="%9."/>
       <w:lvlJc w:val="right"/>
       <w:pPr>
+        <w:ind w:left="4800" w:hanging="440"/>
+      </w:pPr>
+    </w:lvl>
+  </w:abstractNum>
+  <w:abstractNum w:abstractNumId="1" w15:restartNumberingAfterBreak="0">
+    <w:nsid w:val="10E7142B"/>
+    <w:multiLevelType w:val="hybridMultilevel"/>
+    <w:tmpl w:val="AD2E3568"/>
+    <w:lvl w:ilvl="0" w:tplc="F5F45754">
+      <w:start w:val="1"/>
+      <w:numFmt w:val="decimal"/>
+      <w:lvlText w:val="%1."/>
+      <w:lvlJc w:val="left"/>
+      <w:pPr>
+        <w:ind w:left="1200" w:hanging="360"/>
+      </w:pPr>
+      <w:rPr>
+        <w:rFonts w:hint="default"/>
+      </w:rPr>
+    </w:lvl>
+    <w:lvl w:ilvl="1" w:tplc="04090019">
+      <w:start w:val="1"/>
+      <w:numFmt w:val="lowerLetter"/>
+      <w:lvlText w:val="%2)"/>
+      <w:lvlJc w:val="left"/>
+      <w:pPr>
+        <w:ind w:left="1720" w:hanging="440"/>
+      </w:pPr>
+    </w:lvl>
+    <w:lvl w:ilvl="2" w:tplc="0409001B" w:tentative="1">
+      <w:start w:val="1"/>
+      <w:numFmt w:val="lowerRoman"/>
+      <w:lvlText w:val="%3."/>
+      <w:lvlJc w:val="right"/>
+      <w:pPr>
+        <w:ind w:left="2160" w:hanging="440"/>
+      </w:pPr>
+    </w:lvl>
+    <w:lvl w:ilvl="3" w:tplc="0409000F" w:tentative="1">
+      <w:start w:val="1"/>
+      <w:numFmt w:val="decimal"/>
+      <w:lvlText w:val="%4."/>
+      <w:lvlJc w:val="left"/>
+      <w:pPr>
+        <w:ind w:left="2600" w:hanging="440"/>
+      </w:pPr>
+    </w:lvl>
+    <w:lvl w:ilvl="4" w:tplc="04090019" w:tentative="1">
+      <w:start w:val="1"/>
+      <w:numFmt w:val="lowerLetter"/>
+      <w:lvlText w:val="%5)"/>
+      <w:lvlJc w:val="left"/>
+      <w:pPr>
+        <w:ind w:left="3040" w:hanging="440"/>
+      </w:pPr>
+    </w:lvl>
+    <w:lvl w:ilvl="5" w:tplc="0409001B" w:tentative="1">
+      <w:start w:val="1"/>
+      <w:numFmt w:val="lowerRoman"/>
+      <w:lvlText w:val="%6."/>
+      <w:lvlJc w:val="right"/>
+      <w:pPr>
+        <w:ind w:left="3480" w:hanging="440"/>
+      </w:pPr>
+    </w:lvl>
+    <w:lvl w:ilvl="6" w:tplc="0409000F" w:tentative="1">
+      <w:start w:val="1"/>
+      <w:numFmt w:val="decimal"/>
+      <w:lvlText w:val="%7."/>
+      <w:lvlJc w:val="left"/>
+      <w:pPr>
+        <w:ind w:left="3920" w:hanging="440"/>
+      </w:pPr>
+    </w:lvl>
+    <w:lvl w:ilvl="7" w:tplc="04090019" w:tentative="1">
+      <w:start w:val="1"/>
+      <w:numFmt w:val="lowerLetter"/>
+      <w:lvlText w:val="%8)"/>
+      <w:lvlJc w:val="left"/>
+      <w:pPr>
+        <w:ind w:left="4360" w:hanging="440"/>
+      </w:pPr>
+    </w:lvl>
+    <w:lvl w:ilvl="8" w:tplc="0409001B" w:tentative="1">
+      <w:start w:val="1"/>
+      <w:numFmt w:val="lowerRoman"/>
+      <w:lvlText w:val="%9."/>
+      <w:lvlJc w:val="right"/>
+      <w:pPr>
+        <w:ind w:left="4800" w:hanging="440"/>
+      </w:pPr>
+    </w:lvl>
+  </w:abstractNum>
+  <w:abstractNum w:abstractNumId="2" w15:restartNumberingAfterBreak="0">
+    <w:nsid w:val="3E9402C7"/>
+    <w:multiLevelType w:val="hybridMultilevel"/>
+    <w:tmpl w:val="CE121E58"/>
+    <w:lvl w:ilvl="0" w:tplc="215AC2BA">
+      <w:start w:val="1"/>
+      <w:numFmt w:val="decimal"/>
+      <w:lvlText w:val="%1."/>
+      <w:lvlJc w:val="left"/>
+      <w:pPr>
+        <w:ind w:left="360" w:hanging="360"/>
+      </w:pPr>
+      <w:rPr>
+        <w:rFonts w:hint="default"/>
+      </w:rPr>
+    </w:lvl>
+    <w:lvl w:ilvl="1" w:tplc="04090019" w:tentative="1">
+      <w:start w:val="1"/>
+      <w:numFmt w:val="lowerLetter"/>
+      <w:lvlText w:val="%2)"/>
+      <w:lvlJc w:val="left"/>
+      <w:pPr>
+        <w:ind w:left="880" w:hanging="440"/>
+      </w:pPr>
+    </w:lvl>
+    <w:lvl w:ilvl="2" w:tplc="0409001B" w:tentative="1">
+      <w:start w:val="1"/>
+      <w:numFmt w:val="lowerRoman"/>
+      <w:lvlText w:val="%3."/>
+      <w:lvlJc w:val="right"/>
+      <w:pPr>
+        <w:ind w:left="1320" w:hanging="440"/>
+      </w:pPr>
+    </w:lvl>
+    <w:lvl w:ilvl="3" w:tplc="0409000F" w:tentative="1">
+      <w:start w:val="1"/>
+      <w:numFmt w:val="decimal"/>
+      <w:lvlText w:val="%4."/>
+      <w:lvlJc w:val="left"/>
+      <w:pPr>
+        <w:ind w:left="1760" w:hanging="440"/>
+      </w:pPr>
+    </w:lvl>
+    <w:lvl w:ilvl="4" w:tplc="04090019" w:tentative="1">
+      <w:start w:val="1"/>
+      <w:numFmt w:val="lowerLetter"/>
+      <w:lvlText w:val="%5)"/>
+      <w:lvlJc w:val="left"/>
+      <w:pPr>
+        <w:ind w:left="2200" w:hanging="440"/>
+      </w:pPr>
+    </w:lvl>
+    <w:lvl w:ilvl="5" w:tplc="0409001B" w:tentative="1">
+      <w:start w:val="1"/>
+      <w:numFmt w:val="lowerRoman"/>
+      <w:lvlText w:val="%6."/>
+      <w:lvlJc w:val="right"/>
+      <w:pPr>
+        <w:ind w:left="2640" w:hanging="440"/>
+      </w:pPr>
+    </w:lvl>
+    <w:lvl w:ilvl="6" w:tplc="0409000F" w:tentative="1">
+      <w:start w:val="1"/>
+      <w:numFmt w:val="decimal"/>
+      <w:lvlText w:val="%7."/>
+      <w:lvlJc w:val="left"/>
+      <w:pPr>
+        <w:ind w:left="3080" w:hanging="440"/>
+      </w:pPr>
+    </w:lvl>
+    <w:lvl w:ilvl="7" w:tplc="04090019" w:tentative="1">
+      <w:start w:val="1"/>
+      <w:numFmt w:val="lowerLetter"/>
+      <w:lvlText w:val="%8)"/>
+      <w:lvlJc w:val="left"/>
+      <w:pPr>
+        <w:ind w:left="3520" w:hanging="440"/>
+      </w:pPr>
+    </w:lvl>
+    <w:lvl w:ilvl="8" w:tplc="0409001B" w:tentative="1">
+      <w:start w:val="1"/>
+      <w:numFmt w:val="lowerRoman"/>
+      <w:lvlText w:val="%9."/>
+      <w:lvlJc w:val="right"/>
+      <w:pPr>
         <w:ind w:left="3960" w:hanging="440"/>
+      </w:pPr>
+    </w:lvl>
+  </w:abstractNum>
+  <w:abstractNum w:abstractNumId="3" w15:restartNumberingAfterBreak="0">
+    <w:nsid w:val="54126EEE"/>
+    <w:multiLevelType w:val="hybridMultilevel"/>
+    <w:tmpl w:val="2F286634"/>
+    <w:lvl w:ilvl="0" w:tplc="61182AFA">
+      <w:start w:val="1"/>
+      <w:numFmt w:val="decimal"/>
+      <w:lvlText w:val="%1."/>
+      <w:lvlJc w:val="left"/>
+      <w:pPr>
+        <w:ind w:left="1200" w:hanging="360"/>
+      </w:pPr>
+      <w:rPr>
+        <w:rFonts w:hint="default"/>
+      </w:rPr>
+    </w:lvl>
+    <w:lvl w:ilvl="1" w:tplc="04090019" w:tentative="1">
+      <w:start w:val="1"/>
+      <w:numFmt w:val="lowerLetter"/>
+      <w:lvlText w:val="%2)"/>
+      <w:lvlJc w:val="left"/>
+      <w:pPr>
+        <w:ind w:left="1720" w:hanging="440"/>
+      </w:pPr>
+    </w:lvl>
+    <w:lvl w:ilvl="2" w:tplc="0409001B" w:tentative="1">
+      <w:start w:val="1"/>
+      <w:numFmt w:val="lowerRoman"/>
+      <w:lvlText w:val="%3."/>
+      <w:lvlJc w:val="right"/>
+      <w:pPr>
+        <w:ind w:left="2160" w:hanging="440"/>
+      </w:pPr>
+    </w:lvl>
+    <w:lvl w:ilvl="3" w:tplc="0409000F" w:tentative="1">
+      <w:start w:val="1"/>
+      <w:numFmt w:val="decimal"/>
+      <w:lvlText w:val="%4."/>
+      <w:lvlJc w:val="left"/>
+      <w:pPr>
+        <w:ind w:left="2600" w:hanging="440"/>
+      </w:pPr>
+    </w:lvl>
+    <w:lvl w:ilvl="4" w:tplc="04090019" w:tentative="1">
+      <w:start w:val="1"/>
+      <w:numFmt w:val="lowerLetter"/>
+      <w:lvlText w:val="%5)"/>
+      <w:lvlJc w:val="left"/>
+      <w:pPr>
+        <w:ind w:left="3040" w:hanging="440"/>
+      </w:pPr>
+    </w:lvl>
+    <w:lvl w:ilvl="5" w:tplc="0409001B" w:tentative="1">
+      <w:start w:val="1"/>
+      <w:numFmt w:val="lowerRoman"/>
+      <w:lvlText w:val="%6."/>
+      <w:lvlJc w:val="right"/>
+      <w:pPr>
+        <w:ind w:left="3480" w:hanging="440"/>
+      </w:pPr>
+    </w:lvl>
+    <w:lvl w:ilvl="6" w:tplc="0409000F" w:tentative="1">
+      <w:start w:val="1"/>
+      <w:numFmt w:val="decimal"/>
+      <w:lvlText w:val="%7."/>
+      <w:lvlJc w:val="left"/>
+      <w:pPr>
+        <w:ind w:left="3920" w:hanging="440"/>
+      </w:pPr>
+    </w:lvl>
+    <w:lvl w:ilvl="7" w:tplc="04090019" w:tentative="1">
+      <w:start w:val="1"/>
+      <w:numFmt w:val="lowerLetter"/>
+      <w:lvlText w:val="%8)"/>
+      <w:lvlJc w:val="left"/>
+      <w:pPr>
+        <w:ind w:left="4360" w:hanging="440"/>
+      </w:pPr>
+    </w:lvl>
+    <w:lvl w:ilvl="8" w:tplc="0409001B" w:tentative="1">
+      <w:start w:val="1"/>
+      <w:numFmt w:val="lowerRoman"/>
+      <w:lvlText w:val="%9."/>
+      <w:lvlJc w:val="right"/>
+      <w:pPr>
+        <w:ind w:left="4800" w:hanging="440"/>
+      </w:pPr>
+    </w:lvl>
+  </w:abstractNum>
+  <w:abstractNum w:abstractNumId="4" w15:restartNumberingAfterBreak="0">
+    <w:nsid w:val="5EA65918"/>
+    <w:multiLevelType w:val="hybridMultilevel"/>
+    <w:tmpl w:val="A518F41A"/>
+    <w:lvl w:ilvl="0" w:tplc="D6228C74">
+      <w:start w:val="1"/>
+      <w:numFmt w:val="decimal"/>
+      <w:lvlText w:val="%1."/>
+      <w:lvlJc w:val="left"/>
+      <w:pPr>
+        <w:ind w:left="780" w:hanging="360"/>
+      </w:pPr>
+      <w:rPr>
+        <w:rFonts w:hint="default"/>
+      </w:rPr>
+    </w:lvl>
+    <w:lvl w:ilvl="1" w:tplc="04090019" w:tentative="1">
+      <w:start w:val="1"/>
+      <w:numFmt w:val="lowerLetter"/>
+      <w:lvlText w:val="%2)"/>
+      <w:lvlJc w:val="left"/>
+      <w:pPr>
+        <w:ind w:left="1300" w:hanging="440"/>
+      </w:pPr>
+    </w:lvl>
+    <w:lvl w:ilvl="2" w:tplc="0409001B" w:tentative="1">
+      <w:start w:val="1"/>
+      <w:numFmt w:val="lowerRoman"/>
+      <w:lvlText w:val="%3."/>
+      <w:lvlJc w:val="right"/>
+      <w:pPr>
+        <w:ind w:left="1740" w:hanging="440"/>
+      </w:pPr>
+    </w:lvl>
+    <w:lvl w:ilvl="3" w:tplc="0409000F" w:tentative="1">
+      <w:start w:val="1"/>
+      <w:numFmt w:val="decimal"/>
+      <w:lvlText w:val="%4."/>
+      <w:lvlJc w:val="left"/>
+      <w:pPr>
+        <w:ind w:left="2180" w:hanging="440"/>
+      </w:pPr>
+    </w:lvl>
+    <w:lvl w:ilvl="4" w:tplc="04090019" w:tentative="1">
+      <w:start w:val="1"/>
+      <w:numFmt w:val="lowerLetter"/>
+      <w:lvlText w:val="%5)"/>
+      <w:lvlJc w:val="left"/>
+      <w:pPr>
+        <w:ind w:left="2620" w:hanging="440"/>
+      </w:pPr>
+    </w:lvl>
+    <w:lvl w:ilvl="5" w:tplc="0409001B" w:tentative="1">
+      <w:start w:val="1"/>
+      <w:numFmt w:val="lowerRoman"/>
+      <w:lvlText w:val="%6."/>
+      <w:lvlJc w:val="right"/>
+      <w:pPr>
+        <w:ind w:left="3060" w:hanging="440"/>
+      </w:pPr>
+    </w:lvl>
+    <w:lvl w:ilvl="6" w:tplc="0409000F" w:tentative="1">
+      <w:start w:val="1"/>
+      <w:numFmt w:val="decimal"/>
+      <w:lvlText w:val="%7."/>
+      <w:lvlJc w:val="left"/>
+      <w:pPr>
+        <w:ind w:left="3500" w:hanging="440"/>
+      </w:pPr>
+    </w:lvl>
+    <w:lvl w:ilvl="7" w:tplc="04090019" w:tentative="1">
+      <w:start w:val="1"/>
+      <w:numFmt w:val="lowerLetter"/>
+      <w:lvlText w:val="%8)"/>
+      <w:lvlJc w:val="left"/>
+      <w:pPr>
+        <w:ind w:left="3940" w:hanging="440"/>
+      </w:pPr>
+    </w:lvl>
+    <w:lvl w:ilvl="8" w:tplc="0409001B" w:tentative="1">
+      <w:start w:val="1"/>
+      <w:numFmt w:val="lowerRoman"/>
+      <w:lvlText w:val="%9."/>
+      <w:lvlJc w:val="right"/>
+      <w:pPr>
+        <w:ind w:left="4380" w:hanging="440"/>
+      </w:pPr>
+    </w:lvl>
+  </w:abstractNum>
+  <w:abstractNum w:abstractNumId="5" w15:restartNumberingAfterBreak="0">
+    <w:nsid w:val="6C6352D6"/>
+    <w:multiLevelType w:val="hybridMultilevel"/>
+    <w:tmpl w:val="07582AAC"/>
+    <w:lvl w:ilvl="0" w:tplc="40148B50">
+      <w:start w:val="1"/>
+      <w:numFmt w:val="decimal"/>
+      <w:lvlText w:val="%1."/>
+      <w:lvlJc w:val="left"/>
+      <w:pPr>
+        <w:ind w:left="1200" w:hanging="360"/>
+      </w:pPr>
+      <w:rPr>
+        <w:rFonts w:hint="default"/>
+      </w:rPr>
+    </w:lvl>
+    <w:lvl w:ilvl="1" w:tplc="04090019" w:tentative="1">
+      <w:start w:val="1"/>
+      <w:numFmt w:val="lowerLetter"/>
+      <w:lvlText w:val="%2)"/>
+      <w:lvlJc w:val="left"/>
+      <w:pPr>
+        <w:ind w:left="1720" w:hanging="440"/>
+      </w:pPr>
+    </w:lvl>
+    <w:lvl w:ilvl="2" w:tplc="0409001B" w:tentative="1">
+      <w:start w:val="1"/>
+      <w:numFmt w:val="lowerRoman"/>
+      <w:lvlText w:val="%3."/>
+      <w:lvlJc w:val="right"/>
+      <w:pPr>
+        <w:ind w:left="2160" w:hanging="440"/>
+      </w:pPr>
+    </w:lvl>
+    <w:lvl w:ilvl="3" w:tplc="0409000F" w:tentative="1">
+      <w:start w:val="1"/>
+      <w:numFmt w:val="decimal"/>
+      <w:lvlText w:val="%4."/>
+      <w:lvlJc w:val="left"/>
+      <w:pPr>
+        <w:ind w:left="2600" w:hanging="440"/>
+      </w:pPr>
+    </w:lvl>
+    <w:lvl w:ilvl="4" w:tplc="04090019" w:tentative="1">
+      <w:start w:val="1"/>
+      <w:numFmt w:val="lowerLetter"/>
+      <w:lvlText w:val="%5)"/>
+      <w:lvlJc w:val="left"/>
+      <w:pPr>
+        <w:ind w:left="3040" w:hanging="440"/>
+      </w:pPr>
+    </w:lvl>
+    <w:lvl w:ilvl="5" w:tplc="0409001B" w:tentative="1">
+      <w:start w:val="1"/>
+      <w:numFmt w:val="lowerRoman"/>
+      <w:lvlText w:val="%6."/>
+      <w:lvlJc w:val="right"/>
+      <w:pPr>
+        <w:ind w:left="3480" w:hanging="440"/>
+      </w:pPr>
+    </w:lvl>
+    <w:lvl w:ilvl="6" w:tplc="0409000F" w:tentative="1">
+      <w:start w:val="1"/>
+      <w:numFmt w:val="decimal"/>
+      <w:lvlText w:val="%7."/>
+      <w:lvlJc w:val="left"/>
+      <w:pPr>
+        <w:ind w:left="3920" w:hanging="440"/>
+      </w:pPr>
+    </w:lvl>
+    <w:lvl w:ilvl="7" w:tplc="04090019" w:tentative="1">
+      <w:start w:val="1"/>
+      <w:numFmt w:val="lowerLetter"/>
+      <w:lvlText w:val="%8)"/>
+      <w:lvlJc w:val="left"/>
+      <w:pPr>
+        <w:ind w:left="4360" w:hanging="440"/>
+      </w:pPr>
+    </w:lvl>
+    <w:lvl w:ilvl="8" w:tplc="0409001B" w:tentative="1">
+      <w:start w:val="1"/>
+      <w:numFmt w:val="lowerRoman"/>
+      <w:lvlText w:val="%9."/>
+      <w:lvlJc w:val="right"/>
+      <w:pPr>
+        <w:ind w:left="4800" w:hanging="440"/>
       </w:pPr>
     </w:lvl>
   </w:abstractNum>
   <w:num w:numId="1" w16cid:durableId="1900239968">
+    <w:abstractNumId w:val="2"/>
+  </w:num>
+  <w:num w:numId="2" w16cid:durableId="554002753">
+    <w:abstractNumId w:val="5"/>
+  </w:num>
+  <w:num w:numId="3" w16cid:durableId="71128504">
+    <w:abstractNumId w:val="3"/>
+  </w:num>
+  <w:num w:numId="4" w16cid:durableId="605118215">
     <w:abstractNumId w:val="0"/>
+  </w:num>
+  <w:num w:numId="5" w16cid:durableId="535779013">
+    <w:abstractNumId w:val="1"/>
+  </w:num>
+  <w:num w:numId="6" w16cid:durableId="1590235743">
+    <w:abstractNumId w:val="4"/>
   </w:num>
 </w:numbering>
 </file>
@@ -2024,6 +7768,81 @@
       <w:spacing w:val="5"/>
     </w:rPr>
   </w:style>
+  <w:style w:type="paragraph" w:styleId="ae">
+    <w:name w:val="header"/>
+    <w:basedOn w:val="a"/>
+    <w:link w:val="af"/>
+    <w:uiPriority w:val="99"/>
+    <w:unhideWhenUsed/>
+    <w:rsid w:val="002324D0"/>
+    <w:pPr>
+      <w:tabs>
+        <w:tab w:val="center" w:pos="4153"/>
+        <w:tab w:val="right" w:pos="8306"/>
+      </w:tabs>
+      <w:snapToGrid w:val="0"/>
+      <w:jc w:val="center"/>
+    </w:pPr>
+    <w:rPr>
+      <w:sz w:val="18"/>
+      <w:szCs w:val="18"/>
+    </w:rPr>
+  </w:style>
+  <w:style w:type="character" w:customStyle="1" w:styleId="af">
+    <w:name w:val="页眉 字符"/>
+    <w:basedOn w:val="a0"/>
+    <w:link w:val="ae"/>
+    <w:uiPriority w:val="99"/>
+    <w:rsid w:val="002324D0"/>
+    <w:rPr>
+      <w:sz w:val="18"/>
+      <w:szCs w:val="18"/>
+    </w:rPr>
+  </w:style>
+  <w:style w:type="paragraph" w:styleId="af0">
+    <w:name w:val="footer"/>
+    <w:basedOn w:val="a"/>
+    <w:link w:val="af1"/>
+    <w:uiPriority w:val="99"/>
+    <w:unhideWhenUsed/>
+    <w:rsid w:val="002324D0"/>
+    <w:pPr>
+      <w:tabs>
+        <w:tab w:val="center" w:pos="4153"/>
+        <w:tab w:val="right" w:pos="8306"/>
+      </w:tabs>
+      <w:snapToGrid w:val="0"/>
+      <w:jc w:val="left"/>
+    </w:pPr>
+    <w:rPr>
+      <w:sz w:val="18"/>
+      <w:szCs w:val="18"/>
+    </w:rPr>
+  </w:style>
+  <w:style w:type="character" w:customStyle="1" w:styleId="af1">
+    <w:name w:val="页脚 字符"/>
+    <w:basedOn w:val="a0"/>
+    <w:link w:val="af0"/>
+    <w:uiPriority w:val="99"/>
+    <w:rsid w:val="002324D0"/>
+    <w:rPr>
+      <w:sz w:val="18"/>
+      <w:szCs w:val="18"/>
+    </w:rPr>
+  </w:style>
+  <w:style w:type="paragraph" w:styleId="af2">
+    <w:name w:val="Normal (Web)"/>
+    <w:basedOn w:val="a"/>
+    <w:uiPriority w:val="99"/>
+    <w:semiHidden/>
+    <w:unhideWhenUsed/>
+    <w:rsid w:val="005E1FFB"/>
+    <w:rPr>
+      <w:rFonts w:ascii="Times New Roman" w:hAnsi="Times New Roman" w:cs="Times New Roman"/>
+      <w:sz w:val="24"/>
+      <w:szCs w:val="24"/>
+    </w:rPr>
+  </w:style>
 </w:styles>
 </file>
 
